--- a/outputs/brd_single.docx
+++ b/outputs/brd_single.docx
@@ -3,1873 +3,2219 @@
 <w:document xmlns:wpc="http://schemas.microsoft.com/office/word/2010/wordprocessingCanvas" xmlns:mo="http://schemas.microsoft.com/office/mac/office/2008/main" xmlns:mc="http://schemas.openxmlformats.org/markup-compatibility/2006" xmlns:mv="urn:schemas-microsoft-com:mac:vml" xmlns:o="urn:schemas-microsoft-com:office:office" xmlns:r="http://schemas.openxmlformats.org/officeDocument/2006/relationships" xmlns:m="http://schemas.openxmlformats.org/officeDocument/2006/math" xmlns:v="urn:schemas-microsoft-com:vml" xmlns:wp14="http://schemas.microsoft.com/office/word/2010/wordprocessingDrawing" xmlns:wp="http://schemas.openxmlformats.org/drawingml/2006/wordprocessingDrawing" xmlns:w10="urn:schemas-microsoft-com:office:word" xmlns:w="http://schemas.openxmlformats.org/wordprocessingml/2006/main" xmlns:w14="http://schemas.microsoft.com/office/word/2010/wordml" xmlns:wpg="http://schemas.microsoft.com/office/word/2010/wordprocessingGroup" xmlns:wpi="http://schemas.microsoft.com/office/word/2010/wordprocessingInk" xmlns:wne="http://schemas.microsoft.com/office/word/2006/wordml" xmlns:wps="http://schemas.microsoft.com/office/word/2010/wordprocessingShape" mc:Ignorable="w14 wp14">
   <w:body>
     <w:p>
+      <w:pPr>
+        <w:pStyle w:val="Heading1"/>
+      </w:pPr>
       <w:r>
-        <w:t>[Header Information]</w:t>
+        <w:t>Business Requirements Document (BRD) — R&amp;D Sensory UX Data Platform Phase 2 Enhancements</w:t>
       </w:r>
     </w:p>
     <w:p>
+      <w:pPr>
+        <w:pStyle w:val="Heading1"/>
+      </w:pPr>
       <w:r>
-        <w:t>Project Name: R&amp;D Sensory UX &amp; Analytical Data App (Stakeholder Portal + Vendor Portal + Transformation Module)</w:t>
+        <w:t># 0. Header Information</w:t>
+      </w:r>
+    </w:p>
+    <w:tbl>
+      <w:tblPr>
+        <w:tblStyle w:val="TableGrid"/>
+        <w:tblW w:type="auto" w:w="0"/>
+        <w:tblLook w:firstColumn="1" w:firstRow="1" w:lastColumn="0" w:lastRow="0" w:noHBand="0" w:noVBand="1" w:val="04A0"/>
+      </w:tblPr>
+      <w:tblGrid>
+        <w:gridCol w:w="4320"/>
+        <w:gridCol w:w="4320"/>
+      </w:tblGrid>
+      <w:tr>
+        <w:tc>
+          <w:tcPr>
+            <w:tcW w:type="dxa" w:w="4320"/>
+          </w:tcPr>
+          <w:p>
+            <w:r>
+              <w:t>Field</w:t>
+            </w:r>
+          </w:p>
+        </w:tc>
+        <w:tc>
+          <w:tcPr>
+            <w:tcW w:type="dxa" w:w="4320"/>
+          </w:tcPr>
+          <w:p>
+            <w:r>
+              <w:t>Value</w:t>
+            </w:r>
+          </w:p>
+        </w:tc>
+      </w:tr>
+      <w:tr>
+        <w:tc>
+          <w:tcPr>
+            <w:tcW w:type="dxa" w:w="4320"/>
+          </w:tcPr>
+          <w:p>
+            <w:r>
+              <w:t>Project Name</w:t>
+            </w:r>
+          </w:p>
+        </w:tc>
+        <w:tc>
+          <w:tcPr>
+            <w:tcW w:type="dxa" w:w="4320"/>
+          </w:tcPr>
+          <w:p>
+            <w:r>
+              <w:t>R&amp;D Sensory UX Data Platform — Phase 2 Enhancements</w:t>
+            </w:r>
+          </w:p>
+        </w:tc>
+      </w:tr>
+      <w:tr>
+        <w:tc>
+          <w:tcPr>
+            <w:tcW w:type="dxa" w:w="4320"/>
+          </w:tcPr>
+          <w:p>
+            <w:r>
+              <w:t>Date</w:t>
+            </w:r>
+          </w:p>
+        </w:tc>
+        <w:tc>
+          <w:tcPr>
+            <w:tcW w:type="dxa" w:w="4320"/>
+          </w:tcPr>
+          <w:p>
+            <w:r>
+              <w:t>2025-05-30</w:t>
+            </w:r>
+          </w:p>
+        </w:tc>
+      </w:tr>
+      <w:tr>
+        <w:tc>
+          <w:tcPr>
+            <w:tcW w:type="dxa" w:w="4320"/>
+          </w:tcPr>
+          <w:p>
+            <w:r>
+              <w:t>Status</w:t>
+            </w:r>
+          </w:p>
+        </w:tc>
+        <w:tc>
+          <w:tcPr>
+            <w:tcW w:type="dxa" w:w="4320"/>
+          </w:tcPr>
+          <w:p>
+            <w:r>
+              <w:t>Draft</w:t>
+            </w:r>
+          </w:p>
+        </w:tc>
+      </w:tr>
+      <w:tr>
+        <w:tc>
+          <w:tcPr>
+            <w:tcW w:type="dxa" w:w="4320"/>
+          </w:tcPr>
+          <w:p>
+            <w:r>
+              <w:t>Document Owner</w:t>
+            </w:r>
+          </w:p>
+        </w:tc>
+        <w:tc>
+          <w:tcPr>
+            <w:tcW w:type="dxa" w:w="4320"/>
+          </w:tcPr>
+          <w:p>
+            <w:r>
+              <w:t>R&amp;D Sensory UX Data &amp; Analytics (Angela Li, Jenn Soong)</w:t>
+            </w:r>
+          </w:p>
+        </w:tc>
+      </w:tr>
+      <w:tr>
+        <w:tc>
+          <w:tcPr>
+            <w:tcW w:type="dxa" w:w="4320"/>
+          </w:tcPr>
+          <w:p>
+            <w:r>
+              <w:t>Version</w:t>
+            </w:r>
+          </w:p>
+        </w:tc>
+        <w:tc>
+          <w:tcPr>
+            <w:tcW w:type="dxa" w:w="4320"/>
+          </w:tcPr>
+          <w:p>
+            <w:r>
+              <w:t>0.1</w:t>
+            </w:r>
+          </w:p>
+        </w:tc>
+      </w:tr>
+    </w:tbl>
+    <w:p>
+      <w:pPr>
+        <w:pStyle w:val="Heading1"/>
+      </w:pPr>
+      <w:r>
+        <w:t># 1. Executive Summary</w:t>
       </w:r>
     </w:p>
     <w:p>
+      <w:pPr>
+        <w:pStyle w:val="ListBullet"/>
+      </w:pPr>
       <w:r>
-        <w:t>Last Updated: 2026-02-16</w:t>
+        <w:t>Purpose: Enhance the existing Sensory UX data application to improve efficiency, data quality, and user experience for global R&amp;D sensory and analytical workflows.</w:t>
       </w:r>
     </w:p>
     <w:p>
+      <w:pPr>
+        <w:pStyle w:val="ListBullet"/>
+      </w:pPr>
       <w:r>
-        <w:t>Status: Ready-for-Sign-off</w:t>
-      </w:r>
-    </w:p>
-    <w:p/>
-    <w:p>
-      <w:r>
-        <w:t>Project Objectives</w:t>
+        <w:t>What is being built: Phase 2 enhancements to the Power Apps-based Stakeholder and Vendor portals and the data transformation module, plus reporting/search improvements.</w:t>
       </w:r>
     </w:p>
     <w:p>
+      <w:pPr>
+        <w:pStyle w:val="ListBullet"/>
+      </w:pPr>
       <w:r>
-        <w:t>- Systematize sensory user experience and analytical test data to enable efficient, accurate insights and future predictive analytics for product development.</w:t>
+        <w:t>Who benefits: Sensory UX Leads, Line Managers, Sensory Directors, R&amp;D Leads, Analytical Leads, Vendors, and Data Admins.</w:t>
       </w:r>
     </w:p>
     <w:p>
+      <w:pPr>
+        <w:pStyle w:val="ListBullet"/>
+      </w:pPr>
       <w:r>
-        <w:t>- Centralize external sensory (consumer testing and descriptive analysis) and internal analytical instrument measures in a structured database.</w:t>
+        <w:t>Intended outcomes: Faster, more accurate ingestion of vendor data; reduced manual mapping; better UX; collaboration; support for non-product tests; stronger governance (approvals, edits, audit).</w:t>
       </w:r>
     </w:p>
     <w:p>
+      <w:pPr>
+        <w:pStyle w:val="ListBullet"/>
+      </w:pPr>
       <w:r>
-        <w:t>- Reduce cycle time to find and leverage historical data (remediate “transactional-only” histories).</w:t>
+        <w:t>Business impact: Shorter cycle times to insights; improved accuracy and trendability of sensory data; reduced admin burden; foundation for future predictive analytics.</w:t>
       </w:r>
     </w:p>
     <w:p>
+      <w:pPr>
+        <w:pStyle w:val="ListBullet"/>
+      </w:pPr>
       <w:r>
-        <w:t>- Ensure global, vendor-inclusive workflow with role-based access and auditability.</w:t>
+        <w:t>Scope emphasis: Pre-RFP approvals, SIF bulk operations and exports, improved transformation matching, post-completion edits, search/filter/UX upgrades, and guardrails for test completion.</w:t>
       </w:r>
     </w:p>
     <w:p>
+      <w:pPr>
+        <w:pStyle w:val="Heading1"/>
+      </w:pPr>
       <w:r>
-        <w:t>- Transformation Engine objective: reliably ingest heterogeneous vendor raw files, clean, map questions/attributes, and restructure to the database schema for Power BI analytics.</w:t>
+        <w:t># 2. Business Context &amp; Problem Statement</w:t>
       </w:r>
     </w:p>
     <w:p>
+      <w:pPr>
+        <w:pStyle w:val="ListBullet"/>
+      </w:pPr>
       <w:r>
-        <w:t>- Scale target: 50–100 global users in Year 1 across Europe, APAC, North America.</w:t>
+        <w:t>Background / context:</w:t>
       </w:r>
     </w:p>
     <w:p>
+      <w:pPr>
+        <w:pStyle w:val="ListBullet2"/>
+      </w:pPr>
       <w:r>
-        <w:t>- Data volume: 700+ survey questions and 500+ sensory attributes must be manageable in admin UI and reporting.</w:t>
+        <w:t>Custom Power Apps solution with Stakeholder portal, Vendor portal, and a data transformation engine; feeds Power BI from SQL sensory schema.</w:t>
       </w:r>
     </w:p>
     <w:p>
+      <w:pPr>
+        <w:pStyle w:val="ListBullet2"/>
+      </w:pPr>
       <w:r>
-        <w:t>- Current data composition: Sensory UX data represents ~94% of total database content.</w:t>
-      </w:r>
-    </w:p>
-    <w:p/>
-    <w:p>
-      <w:r>
-        <w:t>1. Technology Platform and Tools</w:t>
+        <w:t>Data types: Sensory (consumer tests, descriptive analysis) and Analytical (instrument measures).</w:t>
       </w:r>
     </w:p>
     <w:p>
+      <w:pPr>
+        <w:pStyle w:val="ListBullet2"/>
+      </w:pPr>
       <w:r>
-        <w:t>- Microsoft Power Apps</w:t>
+        <w:t>Files stored in EDP (e.g., SharePoint) with Power Automate notifications; internal users via AAD; vendors via separate credentials.</w:t>
       </w:r>
     </w:p>
     <w:p>
+      <w:pPr>
+        <w:pStyle w:val="ListBullet"/>
+      </w:pPr>
       <w:r>
-        <w:t xml:space="preserve">  - Purpose: Front-end application for Stakeholder Portal (internal users) and Vendor Portal (external users).</w:t>
+        <w:t>Current state:</w:t>
       </w:r>
     </w:p>
     <w:p>
+      <w:pPr>
+        <w:pStyle w:val="ListBullet2"/>
+      </w:pPr>
       <w:r>
-        <w:t xml:space="preserve">  - Functions: Workflow forms (RFP, One-Pager, SIF, Micro Clearance), role-specific dashboards, vendor submissions, approvals.</w:t>
+        <w:t>Go-live ~2025-03-01; ~3 months in production at time of meeting; ~35 tables (19 original sensory + app tables).</w:t>
       </w:r>
     </w:p>
     <w:p>
+      <w:pPr>
+        <w:pStyle w:val="ListBullet2"/>
+      </w:pPr>
       <w:r>
-        <w:t>- Microsoft Power BI</w:t>
+        <w:t>Incident list ~45 items; stabilized from daily incidents to fewer; vendor support (1 Power Apps, 1 Python) focused on incidents.</w:t>
       </w:r>
     </w:p>
     <w:p>
+      <w:pPr>
+        <w:pStyle w:val="ListBullet2"/>
+      </w:pPr>
       <w:r>
-        <w:t xml:space="preserve">  - Purpose: Reporting/analytics layer on finalized sensory schema.</w:t>
+        <w:t>Power BI reports running on sensory schema; R&amp;D schema holds app/holding data prior to completion.</w:t>
       </w:r>
     </w:p>
     <w:p>
+      <w:pPr>
+        <w:pStyle w:val="ListBullet"/>
+      </w:pPr>
       <w:r>
-        <w:t xml:space="preserve">  - Functions: Product/test dashboards (e.g., tests by region, type, product comparisons), data slicing.</w:t>
+        <w:t>Problem / pain points:</w:t>
       </w:r>
     </w:p>
     <w:p>
+      <w:pPr>
+        <w:pStyle w:val="ListBullet2"/>
+      </w:pPr>
       <w:r>
-        <w:t>- Azure SQL Database (Schemas: RND schema, Sensory schema)</w:t>
+        <w:t>UX is clunky (excess scrolling, poor file visibility, limited filters/search).</w:t>
       </w:r>
     </w:p>
     <w:p>
+      <w:pPr>
+        <w:pStyle w:val="ListBullet2"/>
+      </w:pPr>
       <w:r>
-        <w:t xml:space="preserve">  - Purpose: System of record.</w:t>
+        <w:t>Data transformation matching accuracy lower than expected (worst observed ~65%); supervised learning not improving matching over time.</w:t>
       </w:r>
     </w:p>
     <w:p>
+      <w:pPr>
+        <w:pStyle w:val="ListBullet2"/>
+      </w:pPr>
       <w:r>
-        <w:t xml:space="preserve">  - RND schema: App-facing “holding”/staging and functional tables (dropdowns, notifications, approvals, holding tables pre-completion).</w:t>
+        <w:t>Post-completion edits do not propagate to sensory schema/BI; SIF cannot be bulk-populated or exported.</w:t>
       </w:r>
     </w:p>
     <w:p>
+      <w:pPr>
+        <w:pStyle w:val="ListBullet2"/>
+      </w:pPr>
       <w:r>
-        <w:t xml:space="preserve">  - Sensory schema: Finalized data for reporting; receives data post-completion through controlled push from the app/transformation.</w:t>
+        <w:t>Workflow rigidity (cannot easily handle non-product tests; single editor on active tests; dropdowns not category-filtered).</w:t>
       </w:r>
     </w:p>
     <w:p>
+      <w:pPr>
+        <w:pStyle w:val="ListBullet2"/>
+      </w:pPr>
       <w:r>
-        <w:t xml:space="preserve">  - Current footprint: ~35 total tables (19 original sensory tables; additional app/RND tables added during development).</w:t>
+        <w:t>Limited observability/performance/security testing visibility; provisioning requires platform team; vendor licenses are required.</w:t>
       </w:r>
     </w:p>
     <w:p>
+      <w:pPr>
+        <w:pStyle w:val="ListBullet"/>
+      </w:pPr>
       <w:r>
-        <w:t>- Python (Pandas)</w:t>
+        <w:t>Why now / business drivers:</w:t>
       </w:r>
     </w:p>
     <w:p>
+      <w:pPr>
+        <w:pStyle w:val="ListBullet2"/>
+      </w:pPr>
       <w:r>
-        <w:t xml:space="preserve">  - Purpose: Data Transformation Engine (intermediate and output files), question mapping, scoring, wide-to-long reshaping, code legend generation.</w:t>
+        <w:t>Accelerate accurate, trendable insights; reduce manual overhead; expand use cases (non-product research); enable future predictive analytics; improve stakeholder experience and governance.</w:t>
       </w:r>
     </w:p>
     <w:p>
+      <w:pPr>
+        <w:pStyle w:val="Heading1"/>
+      </w:pPr>
       <w:r>
-        <w:t xml:space="preserve">  - Maintained by: Python engineer (Rahul).</w:t>
+        <w:t># 3. Objectives &amp; Success Metrics</w:t>
       </w:r>
     </w:p>
     <w:p>
+      <w:pPr>
+        <w:pStyle w:val="ListBullet"/>
+      </w:pPr>
       <w:r>
-        <w:t>- Azure Active Directory (Internal users)</w:t>
+        <w:t>Objectives:</w:t>
       </w:r>
     </w:p>
     <w:p>
+      <w:pPr>
+        <w:pStyle w:val="ListBullet2"/>
+      </w:pPr>
       <w:r>
-        <w:t xml:space="preserve">  - Purpose: Internal user authentication/authorization. Internal users added via AD with approvals from platform team.</w:t>
+        <w:t>Increase matching accuracy and reduce manual effort in the data transformation process.</w:t>
       </w:r>
     </w:p>
     <w:p>
+      <w:pPr>
+        <w:pStyle w:val="ListBullet2"/>
+      </w:pPr>
       <w:r>
-        <w:t>- External User Access/Licensing</w:t>
+        <w:t>Improve UX: navigation, visibility of uploads, filters/search, dropdown relevance, bulk SIF operations.</w:t>
       </w:r>
     </w:p>
     <w:p>
+      <w:pPr>
+        <w:pStyle w:val="ListBullet2"/>
+      </w:pPr>
       <w:r>
-        <w:t xml:space="preserve">  - Purpose: Vendor access via separate, email-based IDs; licensing managed by Platform Team (Kaushal).</w:t>
+        <w:t>Introduce pre-RFP approvals and ensure vendor-facing updates reflect approved changes.</w:t>
       </w:r>
     </w:p>
     <w:p>
+      <w:pPr>
+        <w:pStyle w:val="ListBullet2"/>
+      </w:pPr>
       <w:r>
-        <w:t>- Email Notifications</w:t>
+        <w:t>Allow post-completion data edits to flow through to the sensory schema and Power BI.</w:t>
       </w:r>
     </w:p>
     <w:p>
+      <w:pPr>
+        <w:pStyle w:val="ListBullet2"/>
+      </w:pPr>
       <w:r>
-        <w:t xml:space="preserve">  - Purpose: Workflow alerts (e.g., vendor submission, approvals). Current implementation sends emails when vendors submit and at key workflow steps.</w:t>
-      </w:r>
-    </w:p>
-    <w:p/>
-    <w:p>
-      <w:r>
-        <w:t>2. User Roles/Responsibilities</w:t>
+        <w:t>Support non-product tests and multi-editor collaboration.</w:t>
       </w:r>
     </w:p>
     <w:p>
+      <w:pPr>
+        <w:pStyle w:val="ListBullet2"/>
+      </w:pPr>
       <w:r>
-        <w:t>Role/Title | Responsibilities | Dashboard/View | Comments</w:t>
+        <w:t>Establish guardrails for test conclusion and strengthen data quality validation and auditability.</w:t>
       </w:r>
     </w:p>
     <w:p>
+      <w:pPr>
+        <w:pStyle w:val="ListBullet"/>
+      </w:pPr>
       <w:r>
-        <w:t>- Data Admin (e.g., Angela Li, Jenn Soong) | Full lifecycle oversight; manage users/vendors; manage dropdowns; manage category mapping for transformation; run intermediate/output file steps; coordinate push to sensory schema; bypass approvals when needed; incident triage | View/Edit ALL tests (active and completed); Admin menus (vendors, users, dropdowns, bypass, category mapping); All dashboards | Currently cannot edit finalized data in sensory schema post-completion; requested in Phase 2.</w:t>
+        <w:t>Success metrics / KPIs (directional):</w:t>
       </w:r>
     </w:p>
     <w:p>
+      <w:pPr>
+        <w:pStyle w:val="ListBullet2"/>
+      </w:pPr>
       <w:r>
-        <w:t>- Sensory UX Lead | Create RFP; compile One-Pager; select vendor; submit for approval; sign off vendor acceptance; route SIF to R&amp;D Lead; send SIF to vendor; receive and QC vendor files; compile McCain report; submit report for approval; conclude test | Own Active Tests; Completed Tests (read-only); notifications on vendor submissions | Receives email when vendor submits; can only work tests assigned to them; currently only one active editor per test (Phase 2: allow multi-editor).</w:t>
+        <w:t>Reduction in time spent on manual question/attribute mapping per study.</w:t>
       </w:r>
     </w:p>
     <w:p>
+      <w:pPr>
+        <w:pStyle w:val="ListBullet2"/>
+      </w:pPr>
       <w:r>
-        <w:t>- Line Manager | Approve/return One-Pager/proposal with comments; optionally create RFP (current capability) | Own dashboard with tests awaiting approval | Phase 2 ask: allow completing entire test workflow when they oversee testing (parity with Sensory Lead).</w:t>
+        <w:t>Increase in transformation match accuracy vs. current baseline.</w:t>
       </w:r>
     </w:p>
     <w:p>
+      <w:pPr>
+        <w:pStyle w:val="ListBullet2"/>
+      </w:pPr>
       <w:r>
-        <w:t>- Sensory Director | Approve/return One-Pager/proposal with comments | Own dashboard with tests awaiting approval | Approval authority at proposal/One-Pager and final report stages.</w:t>
+        <w:t>Decrease in incident count related to UX and data quality issues.</w:t>
       </w:r>
     </w:p>
     <w:p>
+      <w:pPr>
+        <w:pStyle w:val="ListBullet2"/>
+      </w:pPr>
       <w:r>
-        <w:t>- R&amp;D Lead | Complete Sample Information Form (SIF): product info, cooking instructions, holding/delivery protocols; complete Micro Clearance acknowledgement | Own tasks (SIF, Micro Clearance) | Sends SIF back to Sensory Lead; vendor sees SIF read-only and adds codes/equipment.</w:t>
+        <w:t>User adoption/usage across 50–100 global users within first year (as estimated).</w:t>
       </w:r>
     </w:p>
     <w:p>
+      <w:pPr>
+        <w:pStyle w:val="ListBullet"/>
+      </w:pPr>
       <w:r>
-        <w:t>- Analytical Lead | Create analytical tests; plan sample info; upload analytical data; no approvals | Own Active/Completed Analytical Tests | Simplified workflow vs Sensory UX.</w:t>
+        <w:t>Baseline (if stated):</w:t>
       </w:r>
     </w:p>
     <w:p>
+      <w:pPr>
+        <w:pStyle w:val="ListBullet2"/>
+      </w:pPr>
       <w:r>
-        <w:t>- Vendor (External) | View RFP details; submit proposals; view SIF; enter sample blinding codes and equipment; upload raw data/reports | Vendor Portal with limited views; Upload sections; Notifications to Sensory Lead | Auth via separate email-based IDs; license required per vendor user.</w:t>
+        <w:t>Worst-case transformation matching observed ~65%; ~45 incidents tracked since go-live.</w:t>
       </w:r>
     </w:p>
     <w:p>
+      <w:pPr>
+        <w:pStyle w:val="ListBullet"/>
+      </w:pPr>
       <w:r>
-        <w:t>- Platform Admin (Kaushal team) | Provision licenses; grant external/internal access | N/A | Gatekeeper for external vendor licensing and internal user access enablement (email-driven).</w:t>
+        <w:t>Measurement cadence &amp; owners (if stated):</w:t>
       </w:r>
     </w:p>
     <w:p>
+      <w:pPr>
+        <w:pStyle w:val="ListBullet2"/>
+      </w:pPr>
       <w:r>
-        <w:t>- Support (Blackstraw) | Power Apps dev (Azure) for incidents; Python (Rahul) for transformation incidents | N/A | Incident-only remit per current contract; change requests deferred to Phase 2.</w:t>
-      </w:r>
-    </w:p>
-    <w:p/>
-    <w:p>
-      <w:r>
-        <w:t>3. Workflow Phases (Functional Requirements)</w:t>
-      </w:r>
-    </w:p>
-    <w:p/>
-    <w:p>
-      <w:r>
-        <w:t>Workflow 1: Sensory UX (External + Internal)</w:t>
+        <w:t>Not specified; Data Admins currently track incidents and usage indicators through active/completed tests.</w:t>
       </w:r>
     </w:p>
     <w:p>
+      <w:pPr>
+        <w:pStyle w:val="Heading1"/>
+      </w:pPr>
       <w:r>
-        <w:t>Phase 1.1: Login &amp; Role-Based Dashboard</w:t>
+        <w:t># 4. Scope</w:t>
       </w:r>
     </w:p>
     <w:p>
+      <w:pPr>
+        <w:pStyle w:val="Heading2"/>
+      </w:pPr>
       <w:r>
-        <w:t>- ID: Req 1.1.1</w:t>
+        <w:t>## 4.1 In Scope</w:t>
       </w:r>
     </w:p>
     <w:p>
+      <w:pPr>
+        <w:pStyle w:val="ListBullet"/>
+      </w:pPr>
       <w:r>
-        <w:t>- Description: Users authenticate and land on role-specific dashboard (Active Tests, Completed Tests, Approvals).</w:t>
+        <w:t>Pre-RFP one-pager approvals (LM/SD) with change propagation to vendor RFP and notifications.</w:t>
       </w:r>
     </w:p>
     <w:p>
+      <w:pPr>
+        <w:pStyle w:val="ListBullet"/>
+      </w:pPr>
       <w:r>
-        <w:t>- Business Rule/Logic:</w:t>
+        <w:t>Data Admin post-completion edits that propagate to sensory schema and Power BI, with audit.</w:t>
       </w:r>
     </w:p>
     <w:p>
+      <w:pPr>
+        <w:pStyle w:val="ListBullet"/>
+      </w:pPr>
       <w:r>
-        <w:t xml:space="preserve">  - IF Role = Data Admin THEN show Admin menus (Vendors, Users, Dropdowns, Bypass approvals, Category Mapping, Table views).</w:t>
+        <w:t>Improved data transformation matching workflow and tools (verification UI, flags, admin actions).</w:t>
       </w:r>
     </w:p>
     <w:p>
+      <w:pPr>
+        <w:pStyle w:val="ListBullet"/>
+      </w:pPr>
       <w:r>
-        <w:t xml:space="preserve">  - IF Role = Sensory Lead THEN show Active Tests assigned; Completed Tests (read-only); vendor submission notifications.</w:t>
+        <w:t>UX upgrades: minimize scrolling, visible file upload status, improved search/filter, category-filtered dropdowns.</w:t>
       </w:r>
     </w:p>
     <w:p>
+      <w:pPr>
+        <w:pStyle w:val="ListBullet"/>
+      </w:pPr>
       <w:r>
-        <w:t>- UI/UX Requirement:</w:t>
+        <w:t>SIF bulk operations (copy/paste or import) and export (Excel/PDF).</w:t>
       </w:r>
     </w:p>
     <w:p>
+      <w:pPr>
+        <w:pStyle w:val="ListBullet"/>
+      </w:pPr>
       <w:r>
-        <w:t xml:space="preserve">  - Status badges for each test phase (proposal pending, approval pending, SIF pending, vendor upload pending, report approval pending, completed).</w:t>
+        <w:t>Non-product test accommodation (skip SIF without breaking workflow).</w:t>
       </w:r>
     </w:p>
     <w:p>
+      <w:pPr>
+        <w:pStyle w:val="ListBullet"/>
+      </w:pPr>
       <w:r>
-        <w:t xml:space="preserve">  - Minimal horizontal scrolling; responsive grid layouts.</w:t>
-      </w:r>
-    </w:p>
-    <w:p/>
-    <w:p>
-      <w:r>
-        <w:t>Phase 1.2: Pre-Approval (New) Before RFP Submission to Vendors</w:t>
+        <w:t>Multi-editor support on active tests; enable LM to complete full workflow when required.</w:t>
       </w:r>
     </w:p>
     <w:p>
+      <w:pPr>
+        <w:pStyle w:val="ListBullet"/>
+      </w:pPr>
       <w:r>
-        <w:t>- ID: Req 1.2.1</w:t>
+        <w:t>One-pager and report template generation (PPT) from entered fields.</w:t>
       </w:r>
     </w:p>
     <w:p>
+      <w:pPr>
+        <w:pStyle w:val="ListBullet"/>
+      </w:pPr>
       <w:r>
-        <w:t>- Description: Introduce a pre-approval One-Pager step by Line Manager and Sensory Director before issuing the RFP to vendors.</w:t>
+        <w:t>Test completion guard (block or explicit override until transformation complete).</w:t>
       </w:r>
     </w:p>
     <w:p>
+      <w:pPr>
+        <w:pStyle w:val="ListBullet"/>
+      </w:pPr>
       <w:r>
-        <w:t>- Logic:</w:t>
+        <w:t>Data quality validations and standardization (e.g., NA/blank handling, de-duplication).</w:t>
       </w:r>
     </w:p>
     <w:p>
+      <w:pPr>
+        <w:pStyle w:val="ListBullet"/>
+      </w:pPr>
       <w:r>
-        <w:t xml:space="preserve">  - IF One-Pager (background/objectives/products/plan) approved by both roles THEN enable RFP dispatch.</w:t>
+        <w:t>Study Name automation based on Project Number; new Study requests with admin approval.</w:t>
       </w:r>
     </w:p>
     <w:p>
+      <w:pPr>
+        <w:pStyle w:val="ListBullet"/>
+      </w:pPr>
       <w:r>
-        <w:t xml:space="preserve">  - IF One-Pager returned with comments THEN Sensory Lead must update and resubmit; version history maintained.</w:t>
+        <w:t>Admin UI for dropdown/holding protocol list management.</w:t>
       </w:r>
     </w:p>
     <w:p>
+      <w:pPr>
+        <w:pStyle w:val="ListBullet"/>
+      </w:pPr>
       <w:r>
-        <w:t xml:space="preserve">  - IF updates post-approval change any field that impacts RFP scope (e.g., objectives, products) THEN invalidate previously sent RFPs and notify impacted vendors; require vendor re-acknowledgment.</w:t>
+        <w:t>Operational improvements: notifications, admin bypass logging, provisioning request tracking.</w:t>
       </w:r>
     </w:p>
     <w:p>
+      <w:pPr>
+        <w:pStyle w:val="ListBullet"/>
+      </w:pPr>
       <w:r>
-        <w:t>- UI/UX Requirement:</w:t>
+        <w:t>Non-functional: introduce observability/monitoring and perform security/performance testing where feasible.</w:t>
       </w:r>
     </w:p>
     <w:p>
+      <w:pPr>
+        <w:pStyle w:val="Heading2"/>
+      </w:pPr>
       <w:r>
-        <w:t xml:space="preserve">  - “Download One-Pager” as PPT export (Phase 2 feature) with mapped fields.</w:t>
+        <w:t>## 4.2 Out of Scope</w:t>
       </w:r>
     </w:p>
     <w:p>
+      <w:pPr>
+        <w:pStyle w:val="ListBullet"/>
+      </w:pPr>
       <w:r>
-        <w:t xml:space="preserve">  - Visual indicator when any One-Pager field differs from the last vendor-notified version.</w:t>
-      </w:r>
-    </w:p>
-    <w:p/>
-    <w:p>
-      <w:r>
-        <w:t>Phase 1.3: RFP Creation and Dispatch</w:t>
+        <w:t>Predictive analytics or formulation prediction capabilities.</w:t>
       </w:r>
     </w:p>
     <w:p>
+      <w:pPr>
+        <w:pStyle w:val="ListBullet"/>
+      </w:pPr>
       <w:r>
-        <w:t>- ID: Req 1.3.1</w:t>
+        <w:t>Integration with SAP/Coupa vendor master and PO systems (targeted for later phase).</w:t>
       </w:r>
     </w:p>
     <w:p>
+      <w:pPr>
+        <w:pStyle w:val="ListBullet"/>
+      </w:pPr>
       <w:r>
-        <w:t>- Description: Sensory Lead creates RFP with project background, objectives, products, test type (consumer vs descriptive), region, category, etc.</w:t>
+        <w:t>Integration with external ingredient/spec platforms (e.g., TraceGains) for supplier data maintenance.</w:t>
       </w:r>
     </w:p>
     <w:p>
+      <w:pPr>
+        <w:pStyle w:val="ListBullet"/>
+      </w:pPr>
       <w:r>
-        <w:t>- Logic:</w:t>
+        <w:t>Major re-platforming or replacing Power Apps/EDP/SQL/Power BI stack.</w:t>
       </w:r>
     </w:p>
     <w:p>
+      <w:pPr>
+        <w:pStyle w:val="Heading2"/>
+      </w:pPr>
       <w:r>
-        <w:t xml:space="preserve">  - IF Pre-Approval status != Approved THEN RFP Dispatch = Disabled.</w:t>
+        <w:t>## 4.3 Constraints (only what is stated)</w:t>
       </w:r>
     </w:p>
     <w:p>
+      <w:pPr>
+        <w:pStyle w:val="ListBullet"/>
+      </w:pPr>
       <w:r>
-        <w:t xml:space="preserve">  - Multi-vendor support: allow selection of one or more vendors for solicitation.</w:t>
+        <w:t>Power Apps UX limitations cited by prior vendor; timelines previously tight.</w:t>
       </w:r>
     </w:p>
     <w:p>
+      <w:pPr>
+        <w:pStyle w:val="ListBullet"/>
+      </w:pPr>
       <w:r>
-        <w:t>- UI/UX Requirement:</w:t>
+        <w:t>External vendor licenses required; internal user provisioning via platform team.</w:t>
       </w:r>
     </w:p>
     <w:p>
+      <w:pPr>
+        <w:pStyle w:val="ListBullet"/>
+      </w:pPr>
       <w:r>
-        <w:t xml:space="preserve">  - Multi-select vendor picker; summary of dispatched vendors; audit trail.</w:t>
-      </w:r>
-    </w:p>
-    <w:p/>
-    <w:p>
-      <w:r>
-        <w:t>Phase 1.4: Vendor Proposal Submission</w:t>
+        <w:t>Current support model limited to incident response (one Power Apps, one Python resource).</w:t>
       </w:r>
     </w:p>
     <w:p>
+      <w:pPr>
+        <w:pStyle w:val="ListBullet"/>
+      </w:pPr>
       <w:r>
-        <w:t>- ID: Req 1.4.1</w:t>
+        <w:t>Vendor data formats vary; full standardization not feasible across all agencies.</w:t>
       </w:r>
     </w:p>
     <w:p>
+      <w:pPr>
+        <w:pStyle w:val="Heading1"/>
+      </w:pPr>
       <w:r>
-        <w:t>- Description: Vendors submit proposals in Vendor Portal; can upload proposal docs and cost estimates.</w:t>
+        <w:t># 5. Stakeholders &amp; Roles</w:t>
+      </w:r>
+    </w:p>
+    <w:tbl>
+      <w:tblPr>
+        <w:tblStyle w:val="TableGrid"/>
+        <w:tblW w:type="auto" w:w="0"/>
+        <w:tblLook w:firstColumn="1" w:firstRow="1" w:lastColumn="0" w:lastRow="0" w:noHBand="0" w:noVBand="1" w:val="04A0"/>
+      </w:tblPr>
+      <w:tblGrid>
+        <w:gridCol w:w="2160"/>
+        <w:gridCol w:w="2160"/>
+        <w:gridCol w:w="2160"/>
+        <w:gridCol w:w="2160"/>
+      </w:tblGrid>
+      <w:tr>
+        <w:tc>
+          <w:tcPr>
+            <w:tcW w:type="dxa" w:w="2160"/>
+          </w:tcPr>
+          <w:p>
+            <w:r>
+              <w:t>Role/Group</w:t>
+            </w:r>
+          </w:p>
+        </w:tc>
+        <w:tc>
+          <w:tcPr>
+            <w:tcW w:type="dxa" w:w="2160"/>
+          </w:tcPr>
+          <w:p>
+            <w:r>
+              <w:t>Responsibilities</w:t>
+            </w:r>
+          </w:p>
+        </w:tc>
+        <w:tc>
+          <w:tcPr>
+            <w:tcW w:type="dxa" w:w="2160"/>
+          </w:tcPr>
+          <w:p>
+            <w:r>
+              <w:t>Access/View (if stated)</w:t>
+            </w:r>
+          </w:p>
+        </w:tc>
+        <w:tc>
+          <w:tcPr>
+            <w:tcW w:type="dxa" w:w="2160"/>
+          </w:tcPr>
+          <w:p>
+            <w:r>
+              <w:t>Notes</w:t>
+            </w:r>
+          </w:p>
+        </w:tc>
+      </w:tr>
+      <w:tr>
+        <w:tc>
+          <w:tcPr>
+            <w:tcW w:type="dxa" w:w="2160"/>
+          </w:tcPr>
+          <w:p>
+            <w:r>
+              <w:t>Sensory UX Lead</w:t>
+            </w:r>
+          </w:p>
+        </w:tc>
+        <w:tc>
+          <w:tcPr>
+            <w:tcW w:type="dxa" w:w="2160"/>
+          </w:tcPr>
+          <w:p>
+            <w:r>
+              <w:t>Owns RFPs, 1-pagers, test setup, coordinates vendor, creates McCain Sensory Report, submits for approvals, concludes tests</w:t>
+            </w:r>
+          </w:p>
+        </w:tc>
+        <w:tc>
+          <w:tcPr>
+            <w:tcW w:type="dxa" w:w="2160"/>
+          </w:tcPr>
+          <w:p>
+            <w:r>
+              <w:t>Dashboard; create/edit tests; view/download files; send/receive notifications</w:t>
+            </w:r>
+          </w:p>
+        </w:tc>
+        <w:tc>
+          <w:tcPr>
+            <w:tcW w:type="dxa" w:w="2160"/>
+          </w:tcPr>
+          <w:p>
+            <w:r/>
+          </w:p>
+        </w:tc>
+      </w:tr>
+      <w:tr>
+        <w:tc>
+          <w:tcPr>
+            <w:tcW w:type="dxa" w:w="2160"/>
+          </w:tcPr>
+          <w:p>
+            <w:r>
+              <w:t>Line Manager (LM)</w:t>
+            </w:r>
+          </w:p>
+        </w:tc>
+        <w:tc>
+          <w:tcPr>
+            <w:tcW w:type="dxa" w:w="2160"/>
+          </w:tcPr>
+          <w:p>
+            <w:r>
+              <w:t>Approves 1-pagers and final reports; can initiate workflows; comments/returns</w:t>
+            </w:r>
+          </w:p>
+        </w:tc>
+        <w:tc>
+          <w:tcPr>
+            <w:tcW w:type="dxa" w:w="2160"/>
+          </w:tcPr>
+          <w:p>
+            <w:r>
+              <w:t>Dashboard; approvals; (Phase 2) complete full workflow if overseeing test</w:t>
+            </w:r>
+          </w:p>
+        </w:tc>
+        <w:tc>
+          <w:tcPr>
+            <w:tcW w:type="dxa" w:w="2160"/>
+          </w:tcPr>
+          <w:p>
+            <w:r/>
+          </w:p>
+        </w:tc>
+      </w:tr>
+      <w:tr>
+        <w:tc>
+          <w:tcPr>
+            <w:tcW w:type="dxa" w:w="2160"/>
+          </w:tcPr>
+          <w:p>
+            <w:r>
+              <w:t>Sensory Director (SD)</w:t>
+            </w:r>
+          </w:p>
+        </w:tc>
+        <w:tc>
+          <w:tcPr>
+            <w:tcW w:type="dxa" w:w="2160"/>
+          </w:tcPr>
+          <w:p>
+            <w:r>
+              <w:t>Approves 1-pagers and final reports; comments/returns</w:t>
+            </w:r>
+          </w:p>
+        </w:tc>
+        <w:tc>
+          <w:tcPr>
+            <w:tcW w:type="dxa" w:w="2160"/>
+          </w:tcPr>
+          <w:p>
+            <w:r>
+              <w:t>Dashboard; approvals</w:t>
+            </w:r>
+          </w:p>
+        </w:tc>
+        <w:tc>
+          <w:tcPr>
+            <w:tcW w:type="dxa" w:w="2160"/>
+          </w:tcPr>
+          <w:p>
+            <w:r/>
+          </w:p>
+        </w:tc>
+      </w:tr>
+      <w:tr>
+        <w:tc>
+          <w:tcPr>
+            <w:tcW w:type="dxa" w:w="2160"/>
+          </w:tcPr>
+          <w:p>
+            <w:r>
+              <w:t>R&amp;D Lead</w:t>
+            </w:r>
+          </w:p>
+        </w:tc>
+        <w:tc>
+          <w:tcPr>
+            <w:tcW w:type="dxa" w:w="2160"/>
+          </w:tcPr>
+          <w:p>
+            <w:r>
+              <w:t>Completes SIF; micro clearance acknowledgement; provides sample prep details</w:t>
+            </w:r>
+          </w:p>
+        </w:tc>
+        <w:tc>
+          <w:tcPr>
+            <w:tcW w:type="dxa" w:w="2160"/>
+          </w:tcPr>
+          <w:p>
+            <w:r>
+              <w:t>SIF &amp; Micro Clearance forms; linked by TestID</w:t>
+            </w:r>
+          </w:p>
+        </w:tc>
+        <w:tc>
+          <w:tcPr>
+            <w:tcW w:type="dxa" w:w="2160"/>
+          </w:tcPr>
+          <w:p>
+            <w:r/>
+          </w:p>
+        </w:tc>
+      </w:tr>
+      <w:tr>
+        <w:tc>
+          <w:tcPr>
+            <w:tcW w:type="dxa" w:w="2160"/>
+          </w:tcPr>
+          <w:p>
+            <w:r>
+              <w:t>Analytical Lead</w:t>
+            </w:r>
+          </w:p>
+        </w:tc>
+        <w:tc>
+          <w:tcPr>
+            <w:tcW w:type="dxa" w:w="2160"/>
+          </w:tcPr>
+          <w:p>
+            <w:r>
+              <w:t>Creates and completes analytical tests; uploads analytical data; coordinates with Data Admin</w:t>
+            </w:r>
+          </w:p>
+        </w:tc>
+        <w:tc>
+          <w:tcPr>
+            <w:tcW w:type="dxa" w:w="2160"/>
+          </w:tcPr>
+          <w:p>
+            <w:r>
+              <w:t>Analytical workflow dashboard; upload/download</w:t>
+            </w:r>
+          </w:p>
+        </w:tc>
+        <w:tc>
+          <w:tcPr>
+            <w:tcW w:type="dxa" w:w="2160"/>
+          </w:tcPr>
+          <w:p>
+            <w:r/>
+          </w:p>
+        </w:tc>
+      </w:tr>
+      <w:tr>
+        <w:tc>
+          <w:tcPr>
+            <w:tcW w:type="dxa" w:w="2160"/>
+          </w:tcPr>
+          <w:p>
+            <w:r>
+              <w:t>Vendor (External)</w:t>
+            </w:r>
+          </w:p>
+        </w:tc>
+        <w:tc>
+          <w:tcPr>
+            <w:tcW w:type="dxa" w:w="2160"/>
+          </w:tcPr>
+          <w:p>
+            <w:r>
+              <w:t>Receives RFP; submits proposals; completes SIF sections (codes/equipment/packaging); uploads raw data &amp; reports</w:t>
+            </w:r>
+          </w:p>
+        </w:tc>
+        <w:tc>
+          <w:tcPr>
+            <w:tcW w:type="dxa" w:w="2160"/>
+          </w:tcPr>
+          <w:p>
+            <w:r>
+              <w:t>Vendor portal with limited access; upload and view-only relevant details</w:t>
+            </w:r>
+          </w:p>
+        </w:tc>
+        <w:tc>
+          <w:tcPr>
+            <w:tcW w:type="dxa" w:w="2160"/>
+          </w:tcPr>
+          <w:p>
+            <w:r>
+              <w:t>Authenticated via separate vendor credentials; licensed</w:t>
+            </w:r>
+          </w:p>
+        </w:tc>
+      </w:tr>
+      <w:tr>
+        <w:tc>
+          <w:tcPr>
+            <w:tcW w:type="dxa" w:w="2160"/>
+          </w:tcPr>
+          <w:p>
+            <w:r>
+              <w:t>Data Admin (e.g., Angela Li, Jenn Soong)</w:t>
+            </w:r>
+          </w:p>
+        </w:tc>
+        <w:tc>
+          <w:tcPr>
+            <w:tcW w:type="dxa" w:w="2160"/>
+          </w:tcPr>
+          <w:p>
+            <w:r>
+              <w:t>Manage data transformation; verify mappings; manage dropdowns/reference lists; add vendors/users; oversee incidents; admin bypass</w:t>
+            </w:r>
+          </w:p>
+        </w:tc>
+        <w:tc>
+          <w:tcPr>
+            <w:tcW w:type="dxa" w:w="2160"/>
+          </w:tcPr>
+          <w:p>
+            <w:r>
+              <w:t>Admin dashboard; manage transformation engine; manage vendors; manage dropdowns; view/edit tests</w:t>
+            </w:r>
+          </w:p>
+        </w:tc>
+        <w:tc>
+          <w:tcPr>
+            <w:tcW w:type="dxa" w:w="2160"/>
+          </w:tcPr>
+          <w:p>
+            <w:r/>
+          </w:p>
+        </w:tc>
+      </w:tr>
+      <w:tr>
+        <w:tc>
+          <w:tcPr>
+            <w:tcW w:type="dxa" w:w="2160"/>
+          </w:tcPr>
+          <w:p>
+            <w:r>
+              <w:t>Platform/IT (e.g., Kaushal/Koushal team)</w:t>
+            </w:r>
+          </w:p>
+        </w:tc>
+        <w:tc>
+          <w:tcPr>
+            <w:tcW w:type="dxa" w:w="2160"/>
+          </w:tcPr>
+          <w:p>
+            <w:r>
+              <w:t>Provision internal users; manage external vendor licenses; AAD integration; platform access</w:t>
+            </w:r>
+          </w:p>
+        </w:tc>
+        <w:tc>
+          <w:tcPr>
+            <w:tcW w:type="dxa" w:w="2160"/>
+          </w:tcPr>
+          <w:p>
+            <w:r>
+              <w:t>Backend/platform controls</w:t>
+            </w:r>
+          </w:p>
+        </w:tc>
+        <w:tc>
+          <w:tcPr>
+            <w:tcW w:type="dxa" w:w="2160"/>
+          </w:tcPr>
+          <w:p>
+            <w:r/>
+          </w:p>
+        </w:tc>
+      </w:tr>
+    </w:tbl>
+    <w:p>
+      <w:pPr>
+        <w:pStyle w:val="Heading1"/>
+      </w:pPr>
+      <w:r>
+        <w:t># 6. Functional Requirements</w:t>
       </w:r>
     </w:p>
     <w:p>
+      <w:pPr>
+        <w:pStyle w:val="Heading2"/>
+      </w:pPr>
       <w:r>
-        <w:t>- Logic:</w:t>
+        <w:t>Access &amp; Authentication</w:t>
       </w:r>
     </w:p>
     <w:p>
+      <w:pPr>
+        <w:pStyle w:val="ListNumber"/>
+      </w:pPr>
       <w:r>
-        <w:t xml:space="preserve">  - Notification: On proposal submission, email Sensory Lead.</w:t>
+        <w:t>FR-1: The system shall authenticate internal users via McCain Azure Active Directory (AAD).</w:t>
       </w:r>
     </w:p>
     <w:p>
+      <w:pPr>
+        <w:pStyle w:val="ListNumber"/>
+      </w:pPr>
       <w:r>
-        <w:t xml:space="preserve">  - IF multiple proposals received THEN Sensory Lead selects a proposal for advancement.</w:t>
+        <w:t>FR-2: The system shall authenticate external vendor users with vendor-specific credentials provisioned based on email.</w:t>
       </w:r>
     </w:p>
     <w:p>
+      <w:pPr>
+        <w:pStyle w:val="ListNumber"/>
+      </w:pPr>
       <w:r>
-        <w:t>- UI/UX Requirement:</w:t>
+        <w:t>FR-3: The system shall restrict vendor portal access to proposal submission, SIF code/equipment/packaging entry, raw data/report uploads, and view-only of relevant test details.</w:t>
       </w:r>
     </w:p>
     <w:p>
+      <w:pPr>
+        <w:pStyle w:val="ListNumber"/>
+      </w:pPr>
       <w:r>
-        <w:t xml:space="preserve">  - For Sensory Lead, side-by-side proposal comparison view; visible “Uploaded” flags on files (no click-to-discover).</w:t>
-      </w:r>
-    </w:p>
-    <w:p/>
-    <w:p>
-      <w:r>
-        <w:t>Phase 1.5: One-Pager Compilation &amp; Approval</w:t>
+        <w:t>FR-4: The system shall present role-based dashboards for Sensory UX Lead, Line Manager, Sensory Director, R&amp;D Lead, Analytical Lead, Data Admin, and Vendor.</w:t>
       </w:r>
     </w:p>
     <w:p>
+      <w:pPr>
+        <w:pStyle w:val="Heading2"/>
+      </w:pPr>
       <w:r>
-        <w:t>- ID: Req 1.5.1</w:t>
+        <w:t>Pre-RFP, RFP &amp; Approvals</w:t>
       </w:r>
     </w:p>
     <w:p>
+      <w:pPr>
+        <w:pStyle w:val="ListNumber"/>
+      </w:pPr>
       <w:r>
-        <w:t>- Description: Consolidate vendor selection and project details into One-Pager; line manager and director review and approve.</w:t>
+        <w:t>FR-5: The system shall provide a pre-RFP one-pager approval stage for Line Manager and Sensory Director prior to sending the RFP to vendors.</w:t>
       </w:r>
     </w:p>
     <w:p>
+      <w:pPr>
+        <w:pStyle w:val="ListNumber"/>
+      </w:pPr>
       <w:r>
-        <w:t>- Logic:</w:t>
+        <w:t>FR-6: The system shall allow LM/SD to comment and request changes on the one-pager and allow Sensory UX Lead to resubmit for approval.</w:t>
       </w:r>
     </w:p>
     <w:p>
+      <w:pPr>
+        <w:pStyle w:val="ListNumber"/>
+      </w:pPr>
       <w:r>
-        <w:t xml:space="preserve">  - Approvers may Approve or Return with comments.</w:t>
+        <w:t>FR-7: Upon one-pager approval, the system shall propagate approved changes to vendor-facing RFP details and notify selected vendors of updates.</w:t>
       </w:r>
     </w:p>
     <w:p>
+      <w:pPr>
+        <w:pStyle w:val="ListNumber"/>
+      </w:pPr>
       <w:r>
-        <w:t xml:space="preserve">  - Approved One-Pager locks inputs that drive vendor scope; subsequent changes trigger vendor re-ack per Req 1.2.1.</w:t>
+        <w:t>FR-8: The system shall generate a unique ProposalID (YYS####) upon RFP creation and shall create a TestID upon approval.</w:t>
       </w:r>
     </w:p>
     <w:p>
+      <w:pPr>
+        <w:pStyle w:val="ListNumber"/>
+      </w:pPr>
       <w:r>
-        <w:t>- UI/UX Requirement:</w:t>
+        <w:t>FR-9: The system shall allow LM and SD to approve or reject with comments both the one-pager and the final Sensory Report.</w:t>
       </w:r>
     </w:p>
     <w:p>
+      <w:pPr>
+        <w:pStyle w:val="Heading2"/>
+      </w:pPr>
       <w:r>
-        <w:t xml:space="preserve">  - Track approvals with timestamps and comments; show approval status on dashboard.</w:t>
-      </w:r>
-    </w:p>
-    <w:p/>
-    <w:p>
-      <w:r>
-        <w:t>Phase 1.6: Vendor Acceptance Sign-Off</w:t>
+        <w:t>SIF, Test Planning &amp; Non-Product Tests</w:t>
       </w:r>
     </w:p>
     <w:p>
+      <w:pPr>
+        <w:pStyle w:val="ListNumber"/>
+      </w:pPr>
       <w:r>
-        <w:t>- ID: Req 1.6.1</w:t>
+        <w:t>FR-10: The system shall route the Sample Information Form (SIF) to the R&amp;D Lead for completion and to the Sensory UX Lead for review and approval, then to the vendor for codes/equipment/packaging entry.</w:t>
       </w:r>
     </w:p>
     <w:p>
+      <w:pPr>
+        <w:pStyle w:val="ListNumber"/>
+      </w:pPr>
       <w:r>
-        <w:t>- Description: Sensory Lead triggers sign-off to selected vendor, indicating test starts.</w:t>
+        <w:t>FR-11: The system shall support bulk copy/paste or file import to populate SIF fields for multiple samples in one action.</w:t>
       </w:r>
     </w:p>
     <w:p>
+      <w:pPr>
+        <w:pStyle w:val="ListNumber"/>
+      </w:pPr>
       <w:r>
-        <w:t>- Logic:</w:t>
+        <w:t>FR-12: The system shall allow export of completed SIFs to Excel and PDF formats.</w:t>
       </w:r>
     </w:p>
     <w:p>
+      <w:pPr>
+        <w:pStyle w:val="ListNumber"/>
+      </w:pPr>
       <w:r>
-        <w:t xml:space="preserve">  - Sign-off notification emailed to vendor.</w:t>
+        <w:t>FR-13: The system shall filter dropdown lists by category (e.g., show only Primary Package types in Primary Package Type).</w:t>
       </w:r>
     </w:p>
     <w:p>
+      <w:pPr>
+        <w:pStyle w:val="ListNumber"/>
+      </w:pPr>
       <w:r>
-        <w:t xml:space="preserve">  - IF sign-off not sent THEN vendor cannot upload test results.</w:t>
+        <w:t>FR-14: The system shall support non-product tests by allowing tests to bypass SIF-dependent steps without breaking workflow.</w:t>
       </w:r>
     </w:p>
     <w:p>
+      <w:pPr>
+        <w:pStyle w:val="ListNumber"/>
+      </w:pPr>
       <w:r>
-        <w:t>- UI/UX Requirement:</w:t>
+        <w:t>FR-15: The system shall generate and route a Micro Clearance Form (MCF) linked to the TestID for R&amp;D Lead acknowledgment and shall display 'Micro Cleared' status when completed.</w:t>
       </w:r>
     </w:p>
     <w:p>
+      <w:pPr>
+        <w:pStyle w:val="Heading2"/>
+      </w:pPr>
       <w:r>
-        <w:t xml:space="preserve">  - Show “Vendor Accepted” badge.</w:t>
-      </w:r>
-    </w:p>
-    <w:p/>
-    <w:p>
-      <w:r>
-        <w:t>Phase 1.7: Sample Information Form (SIF) – R&amp;D Lead</w:t>
+        <w:t>Vendor Submissions &amp; File Handling</w:t>
       </w:r>
     </w:p>
     <w:p>
+      <w:pPr>
+        <w:pStyle w:val="ListNumber"/>
+      </w:pPr>
       <w:r>
-        <w:t>- ID: Req 1.7.1</w:t>
+        <w:t>FR-16: The system shall allow vendors to upload raw sensory data (CSV), screener/questionnaire (as applicable), and sensory reports per test method.</w:t>
       </w:r>
     </w:p>
     <w:p>
+      <w:pPr>
+        <w:pStyle w:val="ListNumber"/>
+      </w:pPr>
       <w:r>
-        <w:t>- Description: R&amp;D Lead completes multi-page SIF: product info, cooking instructions, holding/delivery protocols.</w:t>
+        <w:t>FR-17: The system shall store all vendor and internal files in the designated EDP test folder and provide download links to authorized users.</w:t>
       </w:r>
     </w:p>
     <w:p>
+      <w:pPr>
+        <w:pStyle w:val="ListNumber"/>
+      </w:pPr>
       <w:r>
-        <w:t>- Logic:</w:t>
+        <w:t>FR-18: The system shall send email notifications to the Sensory UX Lead when vendors submit proposals, SIF data, raw data, or reports.</w:t>
       </w:r>
     </w:p>
     <w:p>
+      <w:pPr>
+        <w:pStyle w:val="ListNumber"/>
+      </w:pPr>
       <w:r>
-        <w:t xml:space="preserve">  - SIF required for product-based tests.</w:t>
+        <w:t>FR-19: The system shall display visible indicators of uploaded files by section without requiring users to open each link.</w:t>
       </w:r>
     </w:p>
     <w:p>
+      <w:pPr>
+        <w:pStyle w:val="Heading2"/>
+      </w:pPr>
       <w:r>
-        <w:t xml:space="preserve">  - Validation rules to prevent duplicates (e.g., NA/blank normalization) and ensure completeness (see Data Quality).</w:t>
+        <w:t>Data Transformation &amp; Reference Management</w:t>
       </w:r>
     </w:p>
     <w:p>
+      <w:pPr>
+        <w:pStyle w:val="ListNumber"/>
+      </w:pPr>
       <w:r>
-        <w:t xml:space="preserve">  - Bulk operations (Phase 2): copy/paste from Excel for batch entries.</w:t>
+        <w:t>FR-20: The system shall ingest raw vendor data into an intermediate file and compute question/attribute match scores against the reference list.</w:t>
       </w:r>
     </w:p>
     <w:p>
+      <w:pPr>
+        <w:pStyle w:val="ListNumber"/>
+      </w:pPr>
       <w:r>
-        <w:t xml:space="preserve">  - Export (Phase 2): SIF downloadable as Excel and PDF.</w:t>
+        <w:t>FR-21: The system shall flag poor or ambiguous matches for Data Admin verification and allow admins to mark items as remove/mismatch/new and provide corrected IDs or definitions.</w:t>
       </w:r>
     </w:p>
     <w:p>
+      <w:pPr>
+        <w:pStyle w:val="ListNumber"/>
+      </w:pPr>
       <w:r>
-        <w:t>- UI/UX Requirement:</w:t>
+        <w:t>FR-22: The system shall generate an output file normalized for the sensory schema and post it to the SQL database upon Data Admin approval.</w:t>
       </w:r>
     </w:p>
     <w:p>
+      <w:pPr>
+        <w:pStyle w:val="ListNumber"/>
+      </w:pPr>
       <w:r>
-        <w:t xml:space="preserve">  - Tabbed pages; progressive disclosure; dropdowns filtered by category (Primary vs Secondary vs Delivery vessels must be isolated).</w:t>
-      </w:r>
-    </w:p>
-    <w:p/>
-    <w:p>
-      <w:r>
-        <w:t>Phase 1.8: Vendor Codes &amp; Equipment</w:t>
+        <w:t>FR-23: The system shall provide an in-app UI for managing reference lists, verifying question mappings, and reviewing match score thresholds.</w:t>
       </w:r>
     </w:p>
     <w:p>
+      <w:pPr>
+        <w:pStyle w:val="ListNumber"/>
+      </w:pPr>
       <w:r>
-        <w:t>- ID: Req 1.8.1</w:t>
+        <w:t>FR-24: The system shall log Data Admin transformation decisions (e.g., comments, overrides) for audit.</w:t>
       </w:r>
     </w:p>
     <w:p>
+      <w:pPr>
+        <w:pStyle w:val="Heading2"/>
+      </w:pPr>
       <w:r>
-        <w:t>- Description: Vendor views SIF, enters sample blind codes that will match raw data, and records equipment used.</w:t>
+        <w:t>Reports, Templates &amp; Search</w:t>
       </w:r>
     </w:p>
     <w:p>
+      <w:pPr>
+        <w:pStyle w:val="ListNumber"/>
+      </w:pPr>
       <w:r>
-        <w:t>- Logic:</w:t>
+        <w:t>FR-25: The system shall allow Sensory UX Leads to upload McCain Sensory Reports and route for LM/SD approvals with comment-and-return.</w:t>
       </w:r>
     </w:p>
     <w:p>
+      <w:pPr>
+        <w:pStyle w:val="ListNumber"/>
+      </w:pPr>
       <w:r>
-        <w:t xml:space="preserve">  - Code Legend must map to raw data keys; system validates code coverage vs expected samples.</w:t>
+        <w:t>FR-26: The system shall generate a one-pager PPT from entered fields and allow users to download it.</w:t>
       </w:r>
     </w:p>
     <w:p>
+      <w:pPr>
+        <w:pStyle w:val="ListNumber"/>
+      </w:pPr>
       <w:r>
-        <w:t xml:space="preserve">  - Vendors can add equipment not in list; new equipment entries flagged for admin review.</w:t>
+        <w:t>FR-27: The system shall generate a McCain report template (PPT) pre-populated from test fields for downstream use.</w:t>
       </w:r>
     </w:p>
     <w:p>
+      <w:pPr>
+        <w:pStyle w:val="ListNumber"/>
+      </w:pPr>
       <w:r>
-        <w:t>- UI/UX Requirement:</w:t>
+        <w:t>FR-28: The system shall provide enhanced search and filter across completed tests and dashboards (e.g., region, test type, product, status).</w:t>
       </w:r>
     </w:p>
     <w:p>
+      <w:pPr>
+        <w:pStyle w:val="Heading2"/>
+      </w:pPr>
       <w:r>
-        <w:t xml:space="preserve">  - Clear code-to-sample mapping table with completeness indicator.</w:t>
-      </w:r>
-    </w:p>
-    <w:p/>
-    <w:p>
-      <w:r>
-        <w:t>Phase 1.9: Micro Clearance Acknowledgement</w:t>
+        <w:t>Collaboration, Ownership &amp; Completion Guardrails</w:t>
       </w:r>
     </w:p>
     <w:p>
+      <w:pPr>
+        <w:pStyle w:val="ListNumber"/>
+      </w:pPr>
       <w:r>
-        <w:t>- ID: Req 1.9.1</w:t>
+        <w:t>FR-29: The system shall allow multiple authorized users to edit active tests (with appropriate locking or concurrency controls) rather than limiting to a single owner.</w:t>
       </w:r>
     </w:p>
     <w:p>
+      <w:pPr>
+        <w:pStyle w:val="ListNumber"/>
+      </w:pPr>
       <w:r>
-        <w:t>- Description: R&amp;D Lead records date of microbiological clearance for pilot-line samples.</w:t>
+        <w:t>FR-30: The system shall permit Line Managers to complete the full test workflow when they are overseeing the test.</w:t>
       </w:r>
     </w:p>
     <w:p>
+      <w:pPr>
+        <w:pStyle w:val="ListNumber"/>
+      </w:pPr>
       <w:r>
-        <w:t>- Logic:</w:t>
+        <w:t>FR-31: The system shall prevent test conclusion until the Data Admin confirms data transformation completion; if overridden, the system shall require an explicit reason and log the override.</w:t>
       </w:r>
     </w:p>
     <w:p>
+      <w:pPr>
+        <w:pStyle w:val="ListNumber"/>
+      </w:pPr>
       <w:r>
-        <w:t xml:space="preserve">  - IF Micro Clearance required AND not completed THEN prevent test start in vendor portal.</w:t>
+        <w:t>FR-32: The system shall allow Data Admins to edit data after test completion and ensure updates propagate to the sensory schema and Power BI.</w:t>
       </w:r>
     </w:p>
     <w:p>
+      <w:pPr>
+        <w:pStyle w:val="Heading2"/>
+      </w:pPr>
       <w:r>
-        <w:t>- UI/UX Requirement:</w:t>
+        <w:t>Study Name Automation &amp; Admin Controls</w:t>
       </w:r>
     </w:p>
     <w:p>
+      <w:pPr>
+        <w:pStyle w:val="ListNumber"/>
+      </w:pPr>
       <w:r>
-        <w:t xml:space="preserve">  - Simple date picker and status badge “Cleared/Not Cleared”.</w:t>
-      </w:r>
-    </w:p>
-    <w:p/>
-    <w:p>
-      <w:r>
-        <w:t>Phase 1.10: Vendor File Uploads (Raw Data/Reports)</w:t>
+        <w:t>FR-33: The system shall auto-populate Study Name options based on the entered Project Number; if no match exists, users shall be able to submit a new Study Name request.</w:t>
       </w:r>
     </w:p>
     <w:p>
+      <w:pPr>
+        <w:pStyle w:val="ListNumber"/>
+      </w:pPr>
       <w:r>
-        <w:t>- ID: Req 1.10.1</w:t>
+        <w:t>FR-34: The system shall route new Study Name requests to Data Admin for approval and, upon approval, update the Study Master.</w:t>
       </w:r>
     </w:p>
     <w:p>
+      <w:pPr>
+        <w:pStyle w:val="ListNumber"/>
+      </w:pPr>
       <w:r>
-        <w:t>- Description: Vendors upload raw test data and reports into designated sections.</w:t>
+        <w:t>FR-35: The system shall provide an admin UI to manage dropdown lists (including holding protocols) without requiring direct SQL access.</w:t>
       </w:r>
     </w:p>
     <w:p>
+      <w:pPr>
+        <w:pStyle w:val="ListNumber"/>
+      </w:pPr>
       <w:r>
-        <w:t>- Logic:</w:t>
+        <w:t>FR-36: The system shall standardize inputs (e.g., normalize blanks/NA/case) and prevent duplicate master data entries where possible.</w:t>
       </w:r>
     </w:p>
     <w:p>
+      <w:pPr>
+        <w:pStyle w:val="ListNumber"/>
+      </w:pPr>
       <w:r>
-        <w:t xml:space="preserve">  - Email notification to Sensory Lead upon each upload.</w:t>
+        <w:t>FR-37: The system shall allow Data Admins to request/track provisioning of internal and vendor users and record licensing status (for visibility).</w:t>
       </w:r>
     </w:p>
     <w:p>
+      <w:pPr>
+        <w:pStyle w:val="Heading1"/>
+      </w:pPr>
       <w:r>
-        <w:t xml:space="preserve">  - Enforce allowed file types (e.g., CSV/XLSX for raw data; PDF/PPT for reports).</w:t>
+        <w:t># 7. Non-Functional Requirements (NFRs)</w:t>
       </w:r>
     </w:p>
     <w:p>
+      <w:pPr>
+        <w:pStyle w:val="Heading2"/>
+      </w:pPr>
       <w:r>
-        <w:t>- UI/UX Requirement:</w:t>
+        <w:t>Performance</w:t>
       </w:r>
     </w:p>
     <w:p>
+      <w:pPr>
+        <w:pStyle w:val="ListBullet"/>
+      </w:pPr>
       <w:r>
-        <w:t xml:space="preserve">  - Show section-level “Uploaded / Missing” icons; file names and timestamps inline.</w:t>
-      </w:r>
-    </w:p>
-    <w:p/>
-    <w:p>
-      <w:r>
-        <w:t>Phase 1.11: Data Transformation – Intermediate &amp; Output</w:t>
+        <w:t>NFR-1: The system shall provide responsive UI performance for typical workflows (dashboards, forms, uploads) for a global user base (~50–100 users in year one).</w:t>
       </w:r>
     </w:p>
     <w:p>
+      <w:pPr>
+        <w:pStyle w:val="ListBullet"/>
+      </w:pPr>
       <w:r>
-        <w:t>- ID: Req 1.11.1</w:t>
+        <w:t>NFR-2: Background data transformation jobs shall complete within reasonable timeframes relative to dataset size, with status visibility to Data Admins.</w:t>
       </w:r>
     </w:p>
     <w:p>
+      <w:pPr>
+        <w:pStyle w:val="Heading2"/>
+      </w:pPr>
       <w:r>
-        <w:t>- Description: Data Admin validates and finalizes transformation from raw to database-ready format.</w:t>
+        <w:t>Security &amp; Access</w:t>
       </w:r>
     </w:p>
     <w:p>
+      <w:pPr>
+        <w:pStyle w:val="ListBullet"/>
+      </w:pPr>
       <w:r>
-        <w:t>- Logic:</w:t>
+        <w:t>NFR-3: Internal access shall leverage AAD with least-privilege role-based access controls.</w:t>
       </w:r>
     </w:p>
     <w:p>
+      <w:pPr>
+        <w:pStyle w:val="ListBullet"/>
+      </w:pPr>
       <w:r>
-        <w:t xml:space="preserve">  - Intermediate File:</w:t>
+        <w:t>NFR-4: Vendor access shall use separate credentials and be limited strictly to vendor-specific submission and view-only areas.</w:t>
       </w:r>
     </w:p>
     <w:p>
+      <w:pPr>
+        <w:pStyle w:val="ListBullet"/>
+      </w:pPr>
       <w:r>
-        <w:t xml:space="preserve">    - Auto-generate Code Legend to decode products from vendor codes.</w:t>
+        <w:t>NFR-5: Security testing (e.g., vulnerability assessment) shall be performed given external vendor access; identified issues shall be remediated.</w:t>
       </w:r>
     </w:p>
     <w:p>
+      <w:pPr>
+        <w:pStyle w:val="ListBullet"/>
+      </w:pPr>
       <w:r>
-        <w:t xml:space="preserve">    - Reformatted tab: Map submitted questions to DB Question IDs; calculate match score.</w:t>
+        <w:t>NFR-6: Files shall be stored securely in the EDP with appropriate permissions; sensitive data shall not be exposed to unauthorized users.</w:t>
       </w:r>
     </w:p>
     <w:p>
+      <w:pPr>
+        <w:pStyle w:val="Heading2"/>
+      </w:pPr>
       <w:r>
-        <w:t xml:space="preserve">    - Score thresholds (to be defined): </w:t>
+        <w:t>Availability &amp; Reliability</w:t>
       </w:r>
     </w:p>
     <w:p>
+      <w:pPr>
+        <w:pStyle w:val="ListBullet"/>
+      </w:pPr>
       <w:r>
-        <w:t xml:space="preserve">      - IF score &gt;= Exact_Threshold THEN auto-accept; status “Exact Match”.</w:t>
+        <w:t>NFR-7: Implement observability/monitoring to detect application availability issues and critical workflow failures (e.g., upload/transform), with alerting to support.</w:t>
       </w:r>
     </w:p>
     <w:p>
+      <w:pPr>
+        <w:pStyle w:val="ListBullet"/>
+      </w:pPr>
       <w:r>
-        <w:t xml:space="preserve">      - IF score in [Review_Low, Review_High) THEN status “Check”.</w:t>
+        <w:t>NFR-8: The system shall provide clear error messages and retry mechanisms for transient failures in uploads or transformations.</w:t>
       </w:r>
     </w:p>
     <w:p>
+      <w:pPr>
+        <w:pStyle w:val="Heading2"/>
+      </w:pPr>
       <w:r>
-        <w:t xml:space="preserve">      - IF score &lt; Poor_Threshold THEN status “Poor Match”.</w:t>
+        <w:t>Usability &amp; UX</w:t>
       </w:r>
     </w:p>
     <w:p>
+      <w:pPr>
+        <w:pStyle w:val="ListBullet"/>
+      </w:pPr>
       <w:r>
-        <w:t xml:space="preserve">    - Data Admin Actions:</w:t>
+        <w:t>NFR-9: The system shall minimize horizontal scrolling and organize forms for efficient data entry on laptops.</w:t>
       </w:r>
     </w:p>
     <w:p>
+      <w:pPr>
+        <w:pStyle w:val="ListBullet"/>
+      </w:pPr>
       <w:r>
-        <w:t xml:space="preserve">      - Leave blank to accept.</w:t>
+        <w:t>NFR-10: The system shall clearly display uploaded file presence/status per section.</w:t>
       </w:r>
     </w:p>
     <w:p>
+      <w:pPr>
+        <w:pStyle w:val="ListBullet"/>
+      </w:pPr>
       <w:r>
-        <w:t xml:space="preserve">      - Enter “remove” to drop a question.</w:t>
+        <w:t>NFR-11: The system shall provide intuitive filters and search to locate tests by key attributes (e.g., region, test type, product).</w:t>
       </w:r>
     </w:p>
     <w:p>
+      <w:pPr>
+        <w:pStyle w:val="ListBullet"/>
+      </w:pPr>
       <w:r>
-        <w:t xml:space="preserve">      - Enter “mismatch” and specify corrected Question ID.</w:t>
+        <w:t>NFR-12: Dropdowns shall present context-relevant options only (e.g., category-filtered lists).</w:t>
       </w:r>
     </w:p>
     <w:p>
+      <w:pPr>
+        <w:pStyle w:val="Heading2"/>
+      </w:pPr>
       <w:r>
-        <w:t xml:space="preserve">      - Enter “new” and add a new sheet with question definition for creation.</w:t>
+        <w:t>Auditability &amp; Logging</w:t>
       </w:r>
     </w:p>
     <w:p>
+      <w:pPr>
+        <w:pStyle w:val="ListBullet"/>
+      </w:pPr>
       <w:r>
-        <w:t xml:space="preserve">  - Output File:</w:t>
+        <w:t>NFR-13: Approval actions (LM/SD), admin bypasses, post-completion edits, and transformation decisions shall be audit-logged with user, timestamp, and details.</w:t>
       </w:r>
     </w:p>
     <w:p>
+      <w:pPr>
+        <w:pStyle w:val="ListBullet"/>
+      </w:pPr>
       <w:r>
-        <w:t xml:space="preserve">    - Restructure wide vendor format to long format per respondent per product per question.</w:t>
+        <w:t>NFR-14: Vendor submissions and notifications shall be logged for traceability.</w:t>
       </w:r>
     </w:p>
     <w:p>
+      <w:pPr>
+        <w:pStyle w:val="Heading2"/>
+      </w:pPr>
       <w:r>
-        <w:t xml:space="preserve">    - Populate Consumer, Respondent, and related target tables with resolved Question IDs.</w:t>
+        <w:t>Compliance &amp; Privacy</w:t>
       </w:r>
     </w:p>
     <w:p>
+      <w:pPr>
+        <w:pStyle w:val="ListBullet"/>
+      </w:pPr>
       <w:r>
-        <w:t xml:space="preserve">  - Audit:</w:t>
+        <w:t>NFR-15: The system shall handle consumer and vendor data in accordance with internal policies and applicable privacy/security standards.</w:t>
       </w:r>
     </w:p>
     <w:p>
+      <w:pPr>
+        <w:pStyle w:val="Heading2"/>
+      </w:pPr>
       <w:r>
-        <w:t xml:space="preserve">    - Capture who performed mappings, timestamps, and decisions.</w:t>
+        <w:t>Data Quality</w:t>
       </w:r>
     </w:p>
     <w:p>
+      <w:pPr>
+        <w:pStyle w:val="ListBullet"/>
+      </w:pPr>
       <w:r>
-        <w:t>- UI/UX Requirement:</w:t>
+        <w:t>NFR-16: Implement standardization rules (e.g., blanks vs NA, case normalization) and validations to reduce duplicate or inconsistent master data.</w:t>
       </w:r>
     </w:p>
     <w:p>
+      <w:pPr>
+        <w:pStyle w:val="ListBullet"/>
+      </w:pPr>
       <w:r>
-        <w:t xml:space="preserve">  - Admin-facing validation screen showing mapping statuses, scores, filters by status (Exact/Check/Poor), and bulk actions.</w:t>
-      </w:r>
-    </w:p>
-    <w:p/>
-    <w:p>
-      <w:r>
-        <w:t>Phase 1.12: McCain Report Creation &amp; Approval</w:t>
+        <w:t>NFR-17: Provide Data Admin review workflows for low-confidence mappings with clear status indicators.</w:t>
       </w:r>
     </w:p>
     <w:p>
+      <w:pPr>
+        <w:pStyle w:val="Heading1"/>
+      </w:pPr>
       <w:r>
-        <w:t>- ID: Req 1.12.1</w:t>
+        <w:t># 8. Data Requirements</w:t>
       </w:r>
     </w:p>
     <w:p>
+      <w:pPr>
+        <w:pStyle w:val="Heading2"/>
+      </w:pPr>
       <w:r>
-        <w:t>- Description: Sensory Lead compiles internal report; submits for line manager/director approval.</w:t>
+        <w:t>## 8.1 Entities / Objects (if stated)</w:t>
       </w:r>
     </w:p>
     <w:p>
+      <w:pPr>
+        <w:pStyle w:val="ListBullet"/>
+      </w:pPr>
       <w:r>
-        <w:t>- Logic:</w:t>
+        <w:t>Proposal (ProposalID YYS####); Test (TestID); One-Pager; SIF; Micro Clearance Form (MCF).</w:t>
       </w:r>
     </w:p>
     <w:p>
+      <w:pPr>
+        <w:pStyle w:val="ListBullet"/>
+      </w:pPr>
       <w:r>
-        <w:t xml:space="preserve">  - Approvers can Approve or Return with comments.</w:t>
+        <w:t>Vendor; Sensory UX Lead; LM; SD; R&amp;D Lead; Analytical Lead; Data Admin; User/Role.</w:t>
       </w:r>
     </w:p>
     <w:p>
+      <w:pPr>
+        <w:pStyle w:val="ListBullet"/>
+      </w:pPr>
       <w:r>
-        <w:t xml:space="preserve">  - Phase 2 Output: Auto-generate report PPT sections from entered fields (objectives, background, action standards).</w:t>
+        <w:t>Product; Sample; Codes (blind codes/legend); Lot Codes; Cooking Instructions; Holding Protocol; Equipment; Packaging; Delivery Scenario.</w:t>
       </w:r>
     </w:p>
     <w:p>
+      <w:pPr>
+        <w:pStyle w:val="ListBullet"/>
+      </w:pPr>
       <w:r>
-        <w:t>- UI/UX Requirement:</w:t>
+        <w:t>Raw Data (CSV); Screener; Questionnaire; Vendor Sensory Report; McCain Sensory Report; EDP Test Folder.</w:t>
       </w:r>
     </w:p>
     <w:p>
+      <w:pPr>
+        <w:pStyle w:val="ListBullet"/>
+      </w:pPr>
       <w:r>
-        <w:t xml:space="preserve">  - “Generate Report PPT” button with post-editable template.</w:t>
-      </w:r>
-    </w:p>
-    <w:p/>
-    <w:p>
-      <w:r>
-        <w:t>Phase 1.13: Test Conclusion (Gated)</w:t>
+        <w:t>Question/Attribute Reference List; Respondent; Category Mapping; Study; Project Number; Budget/PO (tracking fields).</w:t>
       </w:r>
     </w:p>
     <w:p>
+      <w:pPr>
+        <w:pStyle w:val="Heading2"/>
+      </w:pPr>
       <w:r>
-        <w:t>- ID: Req 1.13.1</w:t>
+        <w:t>## 8.2 Key fields &amp; validations (if stated)</w:t>
       </w:r>
     </w:p>
     <w:p>
+      <w:pPr>
+        <w:pStyle w:val="ListBullet"/>
+      </w:pPr>
       <w:r>
-        <w:t>- Description: Sensory Lead concludes test, moving it to Completed view.</w:t>
+        <w:t>RFP/One-Pager: Background, Objectives, Actions, Vendors selected, Cost Estimate, Currency.</w:t>
       </w:r>
     </w:p>
     <w:p>
+      <w:pPr>
+        <w:pStyle w:val="ListBullet"/>
+      </w:pPr>
       <w:r>
-        <w:t>- Logic:</w:t>
+        <w:t>SIF: Product details, Cooking Instructions, Holding Protocol, Equipment, Packaging types, Sample Codes, Lot Codes.</w:t>
       </w:r>
     </w:p>
     <w:p>
+      <w:pPr>
+        <w:pStyle w:val="ListBullet"/>
+      </w:pPr>
       <w:r>
-        <w:t xml:space="preserve">  - IF Transformation status != Completed (intermediate validated + output loaded to sensory schema) THEN block Conclusion; display blocking message.</w:t>
+        <w:t>MCF: Micro clearance date acknowledgment.</w:t>
       </w:r>
     </w:p>
     <w:p>
+      <w:pPr>
+        <w:pStyle w:val="ListBullet"/>
+      </w:pPr>
       <w:r>
-        <w:t xml:space="preserve">  - IF concluded THEN freeze writes to RND staging, push finalized records to Sensory schema.</w:t>
+        <w:t>Validation: Category-filtered dropdowns (e.g., primary package vs secondary/delivery vessel).</w:t>
       </w:r>
     </w:p>
     <w:p>
+      <w:pPr>
+        <w:pStyle w:val="ListBullet"/>
+      </w:pPr>
       <w:r>
-        <w:t xml:space="preserve">  - Phase 2: Allow Data Admin to edit select fields post-completion with audit trail; on save, auto-propagate to Sensory schema.</w:t>
+        <w:t>Validation: Required fields, code legend alignment to raw data, file-type checks for CSV uploads.</w:t>
       </w:r>
     </w:p>
     <w:p>
+      <w:pPr>
+        <w:pStyle w:val="ListBullet"/>
+      </w:pPr>
       <w:r>
-        <w:t>- UI/UX Requirement:</w:t>
+        <w:t>Standardization: Normalize blanks/NA; enforce consistent casing to avoid duplicate masters.</w:t>
       </w:r>
     </w:p>
     <w:p>
+      <w:pPr>
+        <w:pStyle w:val="Heading2"/>
+      </w:pPr>
       <w:r>
-        <w:t xml:space="preserve">  - Confirmation dialog references transformation status; show links to unresolved items.</w:t>
-      </w:r>
-    </w:p>
-    <w:p/>
-    <w:p>
-      <w:r>
-        <w:t>Workflow 2: Analytical (Internal)</w:t>
+        <w:t>## 8.3 Data quality rules (if stated)</w:t>
       </w:r>
     </w:p>
     <w:p>
+      <w:pPr>
+        <w:pStyle w:val="ListBullet"/>
+      </w:pPr>
       <w:r>
-        <w:t>Phase 2.1: Create Analytical Test</w:t>
+        <w:t>Mapping confidence thresholds shall flag poor/ambiguous matches for review.</w:t>
       </w:r>
     </w:p>
     <w:p>
+      <w:pPr>
+        <w:pStyle w:val="ListBullet"/>
+      </w:pPr>
       <w:r>
-        <w:t>- ID: Req 2.1.1</w:t>
+        <w:t>Transformation decisions (remove/mismatch/new) shall be captured and reflected in output.</w:t>
       </w:r>
     </w:p>
     <w:p>
+      <w:pPr>
+        <w:pStyle w:val="ListBullet"/>
+      </w:pPr>
       <w:r>
-        <w:t>- Description: Analytical Lead creates test with minimal background data.</w:t>
+        <w:t>Post-completion edits by Data Admin shall overwrite prior values with audit trail.</w:t>
       </w:r>
     </w:p>
     <w:p>
+      <w:pPr>
+        <w:pStyle w:val="Heading1"/>
+      </w:pPr>
       <w:r>
-        <w:t>- Logic:</w:t>
+        <w:t># 9. Integrations &amp; Interfaces</w:t>
       </w:r>
     </w:p>
     <w:p>
+      <w:pPr>
+        <w:pStyle w:val="ListBullet"/>
+      </w:pPr>
       <w:r>
-        <w:t xml:space="preserve">  - No vendor or management approval steps.</w:t>
+        <w:t>Systems involved:</w:t>
       </w:r>
     </w:p>
     <w:p>
+      <w:pPr>
+        <w:pStyle w:val="ListBullet2"/>
+      </w:pPr>
       <w:r>
-        <w:t>- UI/UX Requirement:</w:t>
+        <w:t>Power Apps (Stakeholder portal, Vendor portal); SQL DB (R&amp;D schema, Sensory schema); Power BI; EDP (e.g., SharePoint); Power Automate; AAD.</w:t>
       </w:r>
     </w:p>
     <w:p>
+      <w:pPr>
+        <w:pStyle w:val="ListBullet"/>
+      </w:pPr>
       <w:r>
-        <w:t xml:space="preserve">  - Simplified form; defaults for standard instrument tests.</w:t>
-      </w:r>
-    </w:p>
-    <w:p/>
-    <w:p>
-      <w:r>
-        <w:t>Phase 2.2: Plan Sample Info</w:t>
+        <w:t>Direction / triggers / frequency:</w:t>
       </w:r>
     </w:p>
     <w:p>
+      <w:pPr>
+        <w:pStyle w:val="ListBullet2"/>
+      </w:pPr>
       <w:r>
-        <w:t>- ID: Req 2.2.1</w:t>
+        <w:t>Vendor uploads (CSV/reports) -&gt; EDP storage -&gt; notifications -&gt; transformation -&gt; sensory schema ingestion.</w:t>
       </w:r>
     </w:p>
     <w:p>
+      <w:pPr>
+        <w:pStyle w:val="ListBullet2"/>
+      </w:pPr>
       <w:r>
-        <w:t>- Description: Enter sample details analogous to SIF (reduced scope).</w:t>
+        <w:t>Approvals and workflow transitions -&gt; email notifications via Power Automate.</w:t>
       </w:r>
     </w:p>
     <w:p>
+      <w:pPr>
+        <w:pStyle w:val="ListBullet2"/>
+      </w:pPr>
       <w:r>
-        <w:t>- Logic:</w:t>
+        <w:t>Holding tables in app (R&amp;D schema) until test completion -&gt; push to sensory schema.</w:t>
       </w:r>
     </w:p>
     <w:p>
+      <w:pPr>
+        <w:pStyle w:val="ListBullet"/>
+      </w:pPr>
       <w:r>
-        <w:t xml:space="preserve">  - Basic validations (no duplicate entries; required fields).</w:t>
+        <w:t>Error handling expectations (if stated):</w:t>
       </w:r>
     </w:p>
     <w:p>
+      <w:pPr>
+        <w:pStyle w:val="ListBullet2"/>
+      </w:pPr>
       <w:r>
-        <w:t>- UI/UX Requirement:</w:t>
+        <w:t>Flag failed uploads/transforms, provide visibility to Data Admin, allow retry/resubmission.</w:t>
       </w:r>
     </w:p>
     <w:p>
+      <w:pPr>
+        <w:pStyle w:val="ListBullet"/>
+      </w:pPr>
       <w:r>
-        <w:t xml:space="preserve">  - Streamlined layout.</w:t>
-      </w:r>
-    </w:p>
-    <w:p/>
-    <w:p>
-      <w:r>
-        <w:t>Phase 2.3: Upload Analytical Data</w:t>
+        <w:t>Future (out of scope for this phase): Integrations to SAP/Coupa (PO/vendor master) and TraceGains.</w:t>
       </w:r>
     </w:p>
     <w:p>
+      <w:pPr>
+        <w:pStyle w:val="Heading1"/>
+      </w:pPr>
       <w:r>
-        <w:t>- ID: Req 2.3.1</w:t>
+        <w:t># 10. Reporting / Analytics (if applicable)</w:t>
       </w:r>
     </w:p>
     <w:p>
+      <w:pPr>
+        <w:pStyle w:val="ListBullet"/>
+      </w:pPr>
       <w:r>
-        <w:t>- Description: Upload instrument measurement data; transform to database format.</w:t>
+        <w:t>Dashboards/reports required:</w:t>
       </w:r>
     </w:p>
     <w:p>
+      <w:pPr>
+        <w:pStyle w:val="ListBullet2"/>
+      </w:pPr>
       <w:r>
-        <w:t>- Logic:</w:t>
+        <w:t>Power BI reports on tests by product, region, test type; completed vs active; vendor submissions; mapping quality indicators (admin).</w:t>
       </w:r>
     </w:p>
     <w:p>
+      <w:pPr>
+        <w:pStyle w:val="ListBullet"/>
+      </w:pPr>
       <w:r>
-        <w:t xml:space="preserve">  - Apply transformation to normalize structure for Power BI.</w:t>
+        <w:t>Filters/dimensions:</w:t>
       </w:r>
     </w:p>
     <w:p>
+      <w:pPr>
+        <w:pStyle w:val="ListBullet2"/>
+      </w:pPr>
       <w:r>
-        <w:t>- UI/UX Requirement:</w:t>
+        <w:t>Region, Test Type (Consumer Quant, DA-Spectrum, QA-QDA, Other), Product, Status, Vendor, Date.</w:t>
       </w:r>
     </w:p>
     <w:p>
+      <w:pPr>
+        <w:pStyle w:val="ListBullet"/>
+      </w:pPr>
       <w:r>
-        <w:t xml:space="preserve">  - Upload status and data quality checks.</w:t>
-      </w:r>
-    </w:p>
-    <w:p/>
-    <w:p>
-      <w:r>
-        <w:t>Cross-Workflow Admin Functions</w:t>
+        <w:t>Intended users:</w:t>
       </w:r>
     </w:p>
     <w:p>
+      <w:pPr>
+        <w:pStyle w:val="ListBullet2"/>
+      </w:pPr>
       <w:r>
-        <w:t>Phase A.1: Vendor &amp; User Administration</w:t>
+        <w:t>Sensory UX Leads, LMs, SDs, R&amp;D Leads, Analytical Leads, Data Admins.</w:t>
       </w:r>
     </w:p>
     <w:p>
+      <w:pPr>
+        <w:pStyle w:val="Heading1"/>
+      </w:pPr>
       <w:r>
-        <w:t>- ID: Req A.1.1</w:t>
+        <w:t># 11. SLAs &amp; Operational Expectations</w:t>
       </w:r>
     </w:p>
     <w:p>
+      <w:pPr>
+        <w:pStyle w:val="ListBullet"/>
+      </w:pPr>
       <w:r>
-        <w:t>- Description: Data Admin manages vendor users and internal users.</w:t>
+        <w:t>SLAs or processing expectations (if stated):</w:t>
       </w:r>
     </w:p>
     <w:p>
+      <w:pPr>
+        <w:pStyle w:val="ListBullet2"/>
+      </w:pPr>
       <w:r>
-        <w:t>- Logic:</w:t>
+        <w:t>Not stated; desire for observability and proactive monitoring given global user base and vendor access.</w:t>
       </w:r>
     </w:p>
     <w:p>
+      <w:pPr>
+        <w:pStyle w:val="ListBullet"/>
+      </w:pPr>
       <w:r>
-        <w:t xml:space="preserve">  - Vendor adds require license request to Platform Admin (Kaushal) and activation.</w:t>
+        <w:t>Operational ownership/support model (if stated):</w:t>
       </w:r>
     </w:p>
     <w:p>
+      <w:pPr>
+        <w:pStyle w:val="ListBullet2"/>
+      </w:pPr>
       <w:r>
-        <w:t xml:space="preserve">  - Internal users created via AD; Platform Admin approval required.</w:t>
+        <w:t>Incident-only support by vendor (1 Power Apps developer, 1 Python engineer) post-hypercare; Data Admins track incidents (~45 logged).</w:t>
       </w:r>
     </w:p>
     <w:p>
+      <w:pPr>
+        <w:pStyle w:val="Heading1"/>
+      </w:pPr>
       <w:r>
-        <w:t>- UI/UX Requirement:</w:t>
+        <w:t># 12. Risks, Dependencies, and Assumptions</w:t>
       </w:r>
     </w:p>
     <w:p>
+      <w:pPr>
+        <w:pStyle w:val="ListBullet"/>
+      </w:pPr>
       <w:r>
-        <w:t xml:space="preserve">  - Self-service request queue and status; reduce email-only dependencies (Phase 2 enhancement).</w:t>
-      </w:r>
-    </w:p>
-    <w:p/>
-    <w:p>
-      <w:r>
-        <w:t>Phase A.2: Dropdown &amp; Category Management</w:t>
+        <w:t>Risks:</w:t>
       </w:r>
     </w:p>
     <w:p>
+      <w:pPr>
+        <w:pStyle w:val="ListBullet2"/>
+      </w:pPr>
       <w:r>
-        <w:t>- ID: Req A.2.1</w:t>
+        <w:t>Data transformation matching accuracy lower than expected; supervised learning not improving matching over time.</w:t>
       </w:r>
     </w:p>
     <w:p>
+      <w:pPr>
+        <w:pStyle w:val="ListBullet2"/>
+      </w:pPr>
       <w:r>
-        <w:t>- Description: Admin manages dropdowns and three-level dependent lists (e.g., Country/Region; Primary/Secondary/Delivery types).</w:t>
+        <w:t>UX limitations may persist due to platform constraints; user frustration and productivity impacts.</w:t>
       </w:r>
     </w:p>
     <w:p>
+      <w:pPr>
+        <w:pStyle w:val="ListBullet2"/>
+      </w:pPr>
       <w:r>
-        <w:t>- Logic:</w:t>
+        <w:t>Lack of performance/security testing and observability increases operational risk with external access.</w:t>
       </w:r>
     </w:p>
     <w:p>
+      <w:pPr>
+        <w:pStyle w:val="ListBullet2"/>
+      </w:pPr>
       <w:r>
-        <w:t xml:space="preserve">  - IF field = Primary Package Type THEN only show Primary Package entries; similarly for Secondary/Delivery.</w:t>
+        <w:t>Single-vendor incident support may constrain enhancement velocity.</w:t>
       </w:r>
     </w:p>
     <w:p>
+      <w:pPr>
+        <w:pStyle w:val="ListBullet"/>
+      </w:pPr>
       <w:r>
-        <w:t>- UI/UX Requirement:</w:t>
+        <w:t>Dependencies:</w:t>
       </w:r>
     </w:p>
     <w:p>
+      <w:pPr>
+        <w:pStyle w:val="ListBullet2"/>
+      </w:pPr>
       <w:r>
-        <w:t xml:space="preserve">  - Table editor for bulk updates (must support 700+ questions, 500+ attributes) with filters and search.</w:t>
-      </w:r>
-    </w:p>
-    <w:p/>
-    <w:p>
-      <w:r>
-        <w:t>Phase A.3: Bypass Approvals (Existing)</w:t>
+        <w:t>Power Apps, SQL (R&amp;D &amp; sensory schemas), Power Automate, EDP (SharePoint), Power BI, AAD.</w:t>
       </w:r>
     </w:p>
     <w:p>
+      <w:pPr>
+        <w:pStyle w:val="ListBullet2"/>
+      </w:pPr>
       <w:r>
-        <w:t>- ID: Req A.3.1</w:t>
+        <w:t>Platform team for user provisioning; vendor licenses for external users; LM/SD availability for approvals.</w:t>
       </w:r>
     </w:p>
     <w:p>
+      <w:pPr>
+        <w:pStyle w:val="Heading1"/>
+      </w:pPr>
       <w:r>
-        <w:t>- Description: Admin can bypass approval steps when approvers are unavailable.</w:t>
+        <w:t># 13. Timeline &amp; Milestones</w:t>
       </w:r>
     </w:p>
     <w:p>
+      <w:pPr>
+        <w:pStyle w:val="ListBullet"/>
+      </w:pPr>
       <w:r>
-        <w:t>- Logic:</w:t>
+        <w:t>Key milestones/dates (if stated):</w:t>
       </w:r>
     </w:p>
     <w:p>
+      <w:pPr>
+        <w:pStyle w:val="ListBullet2"/>
+      </w:pPr>
       <w:r>
-        <w:t xml:space="preserve">  - Capture reason and timestamp; notify approvers of bypass event.</w:t>
+        <w:t>Initial go-live: ~2025-03-01 (development Oct 2024–Feb 2025; UAT and stabilization followed).</w:t>
       </w:r>
     </w:p>
     <w:p>
+      <w:pPr>
+        <w:pStyle w:val="ListBullet2"/>
+      </w:pPr>
       <w:r>
-        <w:t>- UI/UX Requirement:</w:t>
+        <w:t>Phase 2: Ballpark estimate requested by 2025-06-06; verbal estimate discussed of 3–6 months subject to team sizing and parallelization.</w:t>
       </w:r>
     </w:p>
     <w:p>
+      <w:pPr>
+        <w:pStyle w:val="ListBullet"/>
+      </w:pPr>
       <w:r>
-        <w:t xml:space="preserve">  - Bypass button visible only to Admin with warning dialog.</w:t>
-      </w:r>
-    </w:p>
-    <w:p/>
-    <w:p>
-      <w:r>
-        <w:t>4. Data Transformation &amp; Mapping Logic</w:t>
-      </w:r>
-    </w:p>
-    <w:p/>
-    <w:p>
-      <w:r>
-        <w:t>Input Raw Data Formats</w:t>
+        <w:t>Release approach (if stated):</w:t>
       </w:r>
     </w:p>
     <w:p>
+      <w:pPr>
+        <w:pStyle w:val="ListBullet2"/>
+      </w:pPr>
       <w:r>
-        <w:t>- Vendor-submitted files in varied structures (CSV/XLSX). Standard template encouraged but not enforced due to vendor diversity and test types.</w:t>
-      </w:r>
-    </w:p>
-    <w:p/>
-    <w:p>
-      <w:r>
-        <w:t>Core Transformation Steps</w:t>
+        <w:t>Not specified; expectation to prioritize high-impact UX and transformation features and deliver iteratively.</w:t>
       </w:r>
     </w:p>
     <w:p>
+      <w:pPr>
+        <w:pStyle w:val="Heading1"/>
+      </w:pPr>
       <w:r>
-        <w:t>- Code Legend:</w:t>
+        <w:t># 14. Open Questions (to finalize BRD)</w:t>
       </w:r>
     </w:p>
     <w:p>
+      <w:pPr>
+        <w:pStyle w:val="ListNumber"/>
+      </w:pPr>
       <w:r>
-        <w:t xml:space="preserve">  - Decode vendor sample codes to product/sample identifiers as specified in SIF; error if codes do not cover all expected samples.</w:t>
+        <w:t>OQ-1: Scope and design details for the pre-RFP one-pager (exact fields, approval SLAs, change propagation rules to vendor RFP).</w:t>
       </w:r>
     </w:p>
     <w:p>
+      <w:pPr>
+        <w:pStyle w:val="ListNumber"/>
+      </w:pPr>
       <w:r>
-        <w:t>- Question Mapping:</w:t>
+        <w:t>OQ-2: Post-completion edit governance: who can edit which fields, required approvals (if any), and audit/reporting requirements.</w:t>
       </w:r>
     </w:p>
     <w:p>
+      <w:pPr>
+        <w:pStyle w:val="ListNumber"/>
+      </w:pPr>
       <w:r>
-        <w:t xml:space="preserve">  - Compare incoming question text and answer options to master Question DB.</w:t>
+        <w:t>OQ-3: Data transformation improvements: target matching accuracy, acceptable thresholds, and whether supervised learning will be implemented.</w:t>
       </w:r>
     </w:p>
     <w:p>
+      <w:pPr>
+        <w:pStyle w:val="ListNumber"/>
+      </w:pPr>
       <w:r>
-        <w:t xml:space="preserve">  - Compute match score (string similarity and option-set compatibility).</w:t>
+        <w:t>OQ-4: Collaboration model: locking vs. concurrent editing for multiple editors on a single active test.</w:t>
       </w:r>
     </w:p>
     <w:p>
+      <w:pPr>
+        <w:pStyle w:val="ListNumber"/>
+      </w:pPr>
       <w:r>
-        <w:t xml:space="preserve">  - Status classification:</w:t>
+        <w:t>OQ-5: Non-product tests: required metadata and minimal steps when SIF is bypassed.</w:t>
       </w:r>
     </w:p>
     <w:p>
+      <w:pPr>
+        <w:pStyle w:val="ListNumber"/>
+      </w:pPr>
       <w:r>
-        <w:t xml:space="preserve">    - Exact Match: score ≥ Exact_Threshold → auto-accept.</w:t>
+        <w:t>OQ-6: SIF bulk import format (e.g., Excel template) and validation rules.</w:t>
       </w:r>
     </w:p>
     <w:p>
+      <w:pPr>
+        <w:pStyle w:val="ListNumber"/>
+      </w:pPr>
       <w:r>
-        <w:t xml:space="preserve">    - Check: Review_Low ≤ score &lt; Review_High → flag for admin check.</w:t>
+        <w:t>OQ-7: One-pager and McCain report PPT templates: final layouts and fields to auto-populate.</w:t>
       </w:r>
     </w:p>
     <w:p>
+      <w:pPr>
+        <w:pStyle w:val="ListNumber"/>
+      </w:pPr>
       <w:r>
-        <w:t xml:space="preserve">    - Poor Match: score &lt; Poor_Threshold → likely remove or add as new.</w:t>
+        <w:t>OQ-8: Test completion guard: confirm whether a hard block is required vs. overridable confirmation, and ownership of the 'transformation complete' signal.</w:t>
       </w:r>
     </w:p>
     <w:p>
+      <w:pPr>
+        <w:pStyle w:val="ListNumber"/>
+      </w:pPr>
       <w:r>
-        <w:t>- Admin Overrides:</w:t>
+        <w:t>OQ-9: Study Name automation: definitive mapping rules for Project Number → Study Name and approval workflow for new entries.</w:t>
       </w:r>
     </w:p>
     <w:p>
+      <w:pPr>
+        <w:pStyle w:val="ListNumber"/>
+      </w:pPr>
       <w:r>
-        <w:t xml:space="preserve">  - IF Decision = “remove” THEN exclude question from output.</w:t>
+        <w:t>OQ-10: Security/performance testing scope, tools, owners, and acceptance criteria; monitoring/alerting tool selection.</w:t>
       </w:r>
     </w:p>
     <w:p>
+      <w:pPr>
+        <w:pStyle w:val="ListNumber"/>
+      </w:pPr>
       <w:r>
-        <w:t xml:space="preserve">  - IF Decision = “mismatch” AND CorrectedID provided THEN map to CorrectedID.</w:t>
+        <w:t>OQ-11: Dropdown taxonomy for packaging/holding/delivery categories to drive context-relevant options.</w:t>
       </w:r>
     </w:p>
     <w:p>
+      <w:pPr>
+        <w:pStyle w:val="ListNumber"/>
+      </w:pPr>
       <w:r>
-        <w:t xml:space="preserve">  - IF Decision = “new” THEN create a New-Question definition (sheet) with:</w:t>
+        <w:t>OQ-12: Any usage analytics/reporting requirements (e.g., user logins, active tests by region) to track adoption and ROI.</w:t>
       </w:r>
     </w:p>
     <w:p>
+      <w:pPr>
+        <w:pStyle w:val="Heading1"/>
+      </w:pPr>
       <w:r>
-        <w:t xml:space="preserve">    - Question text, answer options, scale, category, language, effective date.</w:t>
+        <w:t># 15. Source Notes</w:t>
       </w:r>
     </w:p>
     <w:p>
+      <w:pPr>
+        <w:pStyle w:val="ListBullet"/>
+      </w:pPr>
       <w:r>
-        <w:t xml:space="preserve">    - On approval, new Question ID generated and mapping updated.</w:t>
+        <w:t>Primary notes used: INPUTS_TEXT (Meeting transcript: RnD Sensory - Roadmap Discussion-20250530_173643).</w:t>
       </w:r>
     </w:p>
     <w:p>
+      <w:pPr>
+        <w:pStyle w:val="ListBullet"/>
+      </w:pPr>
       <w:r>
-        <w:t>- Category Mapping:</w:t>
-      </w:r>
-    </w:p>
-    <w:p>
-      <w:r>
-        <w:t xml:space="preserve">  - IF Test Type = Descriptive Analysis AND Product Category = X THEN use attribute list (panelist attributes) defined for Category X.</w:t>
-      </w:r>
-    </w:p>
-    <w:p>
-      <w:r>
-        <w:t>- Restructuring Wide → Long:</w:t>
-      </w:r>
-    </w:p>
-    <w:p>
-      <w:r>
-        <w:t xml:space="preserve">  - For each Respondent and Product: pivot responses from columns into rows.</w:t>
-      </w:r>
-    </w:p>
-    <w:p>
-      <w:r>
-        <w:t xml:space="preserve">  - Populate:</w:t>
-      </w:r>
-    </w:p>
-    <w:p>
-      <w:r>
-        <w:t xml:space="preserve">    - Consumer table (test-level info)</w:t>
-      </w:r>
-    </w:p>
-    <w:p>
-      <w:r>
-        <w:t xml:space="preserve">    - Respondent table (participant-level)</w:t>
-      </w:r>
-    </w:p>
-    <w:p>
-      <w:r>
-        <w:t xml:space="preserve">    - Response table (question-level long format)</w:t>
-      </w:r>
-    </w:p>
-    <w:p>
-      <w:r>
-        <w:t xml:space="preserve">  - Preserve foreign keys (TestID, RespondentID, ProductID, QuestionID).</w:t>
-      </w:r>
-    </w:p>
-    <w:p>
-      <w:r>
-        <w:t>- Finalization:</w:t>
-      </w:r>
-    </w:p>
-    <w:p>
-      <w:r>
-        <w:t xml:space="preserve">  - On Data Admin “Transform Complete,” generate Output File and push to Sensory schema.</w:t>
-      </w:r>
-    </w:p>
-    <w:p>
-      <w:r>
-        <w:t>- Data Quality Normalization:</w:t>
-      </w:r>
-    </w:p>
-    <w:p>
-      <w:r>
-        <w:t xml:space="preserve">  - Normalize NA/Blank entries; unify casing; trim whitespace; deduplicate entries.</w:t>
-      </w:r>
-    </w:p>
-    <w:p/>
-    <w:p>
-      <w:r>
-        <w:t>Input Raw Data to Question Mapping Logic (Explicit Rules)</w:t>
-      </w:r>
-    </w:p>
-    <w:p>
-      <w:r>
-        <w:t>- IF MatchStatus = “Poor Match” THEN Data Admin must choose:</w:t>
-      </w:r>
-    </w:p>
-    <w:p>
-      <w:r>
-        <w:t xml:space="preserve">  - remove OR mismatch + CorrectedID OR new + New-Question definition.</w:t>
-      </w:r>
-    </w:p>
-    <w:p>
-      <w:r>
-        <w:t>- IF MatchStatus = “Check” THEN Data Admin must confirm accept or treat as mismatch/new.</w:t>
-      </w:r>
-    </w:p>
-    <w:p>
-      <w:r>
-        <w:t>- IF Answer Option Set Mismatch = True THEN force mismatch or new (cannot auto-accept).</w:t>
-      </w:r>
-    </w:p>
-    <w:p>
-      <w:r>
-        <w:t>- IF Vendor code not found in Code Legend THEN raise error; require SIF code correction or legend update.</w:t>
-      </w:r>
-    </w:p>
-    <w:p>
-      <w:r>
-        <w:t>- IF SIF missing (non-product tests) THEN:</w:t>
-      </w:r>
-    </w:p>
-    <w:p>
-      <w:r>
-        <w:t xml:space="preserve">  - Current behavior: workflow breaks (not allowed).</w:t>
-      </w:r>
-    </w:p>
-    <w:p>
-      <w:r>
-        <w:t xml:space="preserve">  - Phase 2 requirement: allow SIF-optional tests with alternate minimal metadata and transformation path.</w:t>
-      </w:r>
-    </w:p>
-    <w:p/>
-    <w:p>
-      <w:r>
-        <w:t>5. Non-Functional Requirements (NFRs) &amp; Data Quality</w:t>
-      </w:r>
-    </w:p>
-    <w:p/>
-    <w:p>
-      <w:r>
-        <w:t>Performance &amp; Scalability</w:t>
-      </w:r>
-    </w:p>
-    <w:p>
-      <w:r>
-        <w:t>- The system must support:</w:t>
-      </w:r>
-    </w:p>
-    <w:p>
-      <w:r>
-        <w:t xml:space="preserve">  - Admin table editors with 700+ questions and 500+ attributes without perceptible lag (target &lt;2 seconds for filter/search, &lt;3 seconds for save).</w:t>
-      </w:r>
-    </w:p>
-    <w:p>
-      <w:r>
-        <w:t xml:space="preserve">  - 20 concurrent users with page responses &lt;3 seconds for common actions (form load, save, list paging).</w:t>
-      </w:r>
-    </w:p>
-    <w:p>
-      <w:r>
-        <w:t xml:space="preserve">  - Vendor uploads up to 50 MB per file with upload completion &lt;30 seconds on standard corporate network.</w:t>
-      </w:r>
-    </w:p>
-    <w:p>
-      <w:r>
-        <w:t>- Availability &amp; Observability</w:t>
-      </w:r>
-    </w:p>
-    <w:p>
-      <w:r>
-        <w:t xml:space="preserve">  - Target uptime ≥ 99.5% monthly.</w:t>
-      </w:r>
-    </w:p>
-    <w:p>
-      <w:r>
-        <w:t xml:space="preserve">  - Implement availability monitoring of app endpoints and alerting to support and Data Admins on outages.</w:t>
-      </w:r>
-    </w:p>
-    <w:p>
-      <w:r>
-        <w:t xml:space="preserve">  - Capture performance telemetry (page load times, API durations), error logs, and user action audit logs.</w:t>
-      </w:r>
-    </w:p>
-    <w:p>
-      <w:r>
-        <w:t>- Security</w:t>
-      </w:r>
-    </w:p>
-    <w:p>
-      <w:r>
-        <w:t xml:space="preserve">  - Mandatory security testing prior to next release:</w:t>
-      </w:r>
-    </w:p>
-    <w:p>
-      <w:r>
-        <w:t xml:space="preserve">    - OWASP Top 10 vulnerability assessment for the Power Apps front-end and any custom connectors.</w:t>
-      </w:r>
-    </w:p>
-    <w:p>
-      <w:r>
-        <w:t xml:space="preserve">    - Authentication and authorization review for external vendor access (consider Azure AD B2B or hardened external identity).</w:t>
-      </w:r>
-    </w:p>
-    <w:p>
-      <w:r>
-        <w:t xml:space="preserve">    - Rate limiting and file upload scanning (antivirus, type/size enforcement).</w:t>
-      </w:r>
-    </w:p>
-    <w:p>
-      <w:r>
-        <w:t xml:space="preserve">    - Penetration testing including brute-force and DDoS simulation (as feasible for platform).</w:t>
-      </w:r>
-    </w:p>
-    <w:p>
-      <w:r>
-        <w:t xml:space="preserve">  - Role-based access control enforcing least privilege.</w:t>
-      </w:r>
-    </w:p>
-    <w:p>
-      <w:r>
-        <w:t xml:space="preserve">  - Audit trail for approvals, bypasses, data edits, and transformation decisions.</w:t>
-      </w:r>
-    </w:p>
-    <w:p>
-      <w:r>
-        <w:t xml:space="preserve">  - Secure data at rest (Azure SQL TDE) and in transit (TLS).</w:t>
-      </w:r>
-    </w:p>
-    <w:p>
-      <w:r>
-        <w:t>- Data Integrity &amp; Quality</w:t>
-      </w:r>
-    </w:p>
-    <w:p>
-      <w:r>
-        <w:t xml:space="preserve">  - Post-completion edits by Data Admin must automatically and reliably propagate to Sensory schema with versioning and audit.</w:t>
-      </w:r>
-    </w:p>
-    <w:p>
-      <w:r>
-        <w:t xml:space="preserve">  - Enforce normalization (NA/blank standardization) and deduplication on controlled domains (e.g., dropdown values).</w:t>
-      </w:r>
-    </w:p>
-    <w:p>
-      <w:r>
-        <w:t xml:space="preserve">  - Referential integrity across TestID, RespondentID, ProductID, QuestionID; reject inconsistent loads.</w:t>
-      </w:r>
-    </w:p>
-    <w:p>
-      <w:r>
-        <w:t xml:space="preserve">  - Validate SIF completeness; prevent invalid dropdown cross-category selections (primary vs secondary vs delivery).</w:t>
-      </w:r>
-    </w:p>
-    <w:p>
-      <w:r>
-        <w:t>- Internationalization</w:t>
-      </w:r>
-    </w:p>
-    <w:p>
-      <w:r>
-        <w:t xml:space="preserve">  - Support global usage (timezone-aware timestamps, locale-agnostic parsing for numeric and date fields in uploads).</w:t>
-      </w:r>
-    </w:p>
-    <w:p/>
-    <w:p>
-      <w:r>
-        <w:t>6. Prioritization Matrix (MoSCoW)</w:t>
-      </w:r>
-    </w:p>
-    <w:p/>
-    <w:p>
-      <w:r>
-        <w:t>Priority | Requirement | Rationale</w:t>
-      </w:r>
-    </w:p>
-    <w:p>
-      <w:r>
-        <w:t>- Must | Pre-Approval before RFP (Req 1.2.1) | Prevents rework and vendor misalignment; addresses governance gap.</w:t>
-      </w:r>
-    </w:p>
-    <w:p>
-      <w:r>
-        <w:t>- Must | Gate Test Conclusion on Transformation Complete (Req 1.13.1) | Prevents loss of ability to correct raw data; safeguards data integrity.</w:t>
-      </w:r>
-    </w:p>
-    <w:p>
-      <w:r>
-        <w:t>- Must | Post-Completion Admin Edits with Propagation | Corrects discovered data issues; aligns reporting with ground truth.</w:t>
-      </w:r>
-    </w:p>
-    <w:p>
-      <w:r>
-        <w:t>- Must | Improve Data Transformation QA (score thresholds, UI, admin actions) (Req 1.11.1) | Current matching rate observed as low as 65%; time-consuming manual checks.</w:t>
-      </w:r>
-    </w:p>
-    <w:p>
-      <w:r>
-        <w:t>- Must | Dropdown category filtering (Primary/Secondary/Delivery) | Prevents frequent data entry errors; reduces cleanup.</w:t>
-      </w:r>
-    </w:p>
-    <w:p>
-      <w:r>
-        <w:t>- Must | Data quality validations (NA/blank normalization, dedupe) | Avoids duplicates and schema pollution.</w:t>
-      </w:r>
-    </w:p>
-    <w:p>
-      <w:r>
-        <w:t>- Must | Security testing &amp; Observability (monitoring/alerts) | External vendor access mandates security posture and uptime visibility.</w:t>
-      </w:r>
-    </w:p>
-    <w:p>
-      <w:r>
-        <w:t>- Should | Multi-user editing on Active Tests | Reflects real-world collaboration; reduces bottlenecks.</w:t>
-      </w:r>
-    </w:p>
-    <w:p>
-      <w:r>
-        <w:t>- Should | SIF bulk copy/paste and SIF export (Excel/PDF) | Significant time saver and transparency for R&amp;D teams.</w:t>
-      </w:r>
-    </w:p>
-    <w:p>
-      <w:r>
-        <w:t>- Should | Improved search/filter for Completed Tests | Speeds retrieval.</w:t>
-      </w:r>
-    </w:p>
-    <w:p>
-      <w:r>
-        <w:t>- Should | Visible file upload status indicators | Eliminates “click-to-discover” frustration; clarity.</w:t>
-      </w:r>
-    </w:p>
-    <w:p>
-      <w:r>
-        <w:t>- Should | One-Pager PPT export; Report PPT generation | Standardizes stakeholder communications.</w:t>
-      </w:r>
-    </w:p>
-    <w:p>
-      <w:r>
-        <w:t>- Could | Internal user/vendor self-service access requests | Reduces platform team emails; streamlines onboarding.</w:t>
-      </w:r>
-    </w:p>
-    <w:p>
-      <w:r>
-        <w:t>- Could | Integration with SAP/Coupa (Vendor master/PO linkage) | Future automation; dependent on enterprise transformations.</w:t>
-      </w:r>
-    </w:p>
-    <w:p>
-      <w:r>
-        <w:t>- Won’t (Phase 2) | Predictive analytics/product formulation prediction | Requires broader product/process/material datasets; slated for future phases.</w:t>
-      </w:r>
-    </w:p>
-    <w:p>
-      <w:r>
-        <w:t>- Won’t (Phase 2) | Supplier ingredient/COA master data (TraceGains integration) | Outside current scope; separate platform better suited.</w:t>
-      </w:r>
-    </w:p>
-    <w:p/>
-    <w:p>
-      <w:r>
-        <w:t>7. Project Scope (In/Out Table)</w:t>
-      </w:r>
-    </w:p>
-    <w:p/>
-    <w:p>
-      <w:r>
-        <w:t>In-Scope (Phase 2)</w:t>
-      </w:r>
-    </w:p>
-    <w:p>
-      <w:r>
-        <w:t>- Sensory UX workflow enhancements: pre-approval gating, vendor re-acknowledgment on changes, conclude-test gating.</w:t>
-      </w:r>
-    </w:p>
-    <w:p>
-      <w:r>
-        <w:t>- Admin post-completion edit and automatic propagation to Sensory schema with audit.</w:t>
-      </w:r>
-    </w:p>
-    <w:p>
-      <w:r>
-        <w:t>- Transformation Engine UI and logic enhancements (score thresholds, bulk review, audit trail).</w:t>
-      </w:r>
-    </w:p>
-    <w:p>
-      <w:r>
-        <w:t>- Dropdown/category filtering corrections for packaging types.</w:t>
-      </w:r>
-    </w:p>
-    <w:p>
-      <w:r>
-        <w:t>- SIF bulk copy/paste; SIF export (Excel/PDF); manage non-product tests (SIF-optional path).</w:t>
-      </w:r>
-    </w:p>
-    <w:p>
-      <w:r>
-        <w:t>- Multi-user collaboration on active tests.</w:t>
-      </w:r>
-    </w:p>
-    <w:p>
-      <w:r>
-        <w:t>- UX improvements: reduce horizontal scrolling, structured page layouts, visible file status, better filters/search.</w:t>
-      </w:r>
-    </w:p>
-    <w:p>
-      <w:r>
-        <w:t>- Security testing, performance baselining, availability monitoring and alerting.</w:t>
-      </w:r>
-    </w:p>
-    <w:p>
-      <w:r>
-        <w:t>- Improved data quality checks (NA/blank normalization; dedupe protections).</w:t>
-      </w:r>
-    </w:p>
-    <w:p>
-      <w:r>
-        <w:t>- Role capability: allow Line Managers to complete full workflow when designated.</w:t>
-      </w:r>
-    </w:p>
-    <w:p/>
-    <w:p>
-      <w:r>
-        <w:t>Out-of-Scope (Phase 3/Future)</w:t>
-      </w:r>
-    </w:p>
-    <w:p>
-      <w:r>
-        <w:t>- Integration with SAP/Coupa (vendor master, PO data).</w:t>
-      </w:r>
-    </w:p>
-    <w:p>
-      <w:r>
-        <w:t>- Supplier ingredient/COA updates via TraceGains or similar.</w:t>
-      </w:r>
-    </w:p>
-    <w:p>
-      <w:r>
-        <w:t>- Predictive analytics for formulation outcomes.</w:t>
-      </w:r>
-    </w:p>
-    <w:p>
-      <w:r>
-        <w:t>- Automated license provisioning workflows beyond basic request/status.</w:t>
-      </w:r>
-    </w:p>
-    <w:p/>
-    <w:p>
-      <w:r>
-        <w:t>8. Conflict Identification &amp; Open Items</w:t>
-      </w:r>
-    </w:p>
-    <w:p/>
-    <w:p>
-      <w:r>
-        <w:t>Conflicts/Technical Disagreements</w:t>
-      </w:r>
-    </w:p>
-    <w:p>
-      <w:r>
-        <w:t>- Table UI feasibility in Power Apps:</w:t>
-      </w:r>
-    </w:p>
-    <w:p>
-      <w:r>
-        <w:t xml:space="preserve">  - Vendor claims table format for managing 700 questions/500 attributes is impractical and will be slow; stakeholders require table-based admin with filters and bulk operations.</w:t>
-      </w:r>
-    </w:p>
-    <w:p>
-      <w:r>
-        <w:t>- Transformation Engine “learning”:</w:t>
-      </w:r>
-    </w:p>
-    <w:p>
-      <w:r>
-        <w:t xml:space="preserve">  - Vendor originally indicated matching rate would improve via supervised training; stakeholders observe no improvement over time, matching sometimes ~65%. Vendor now states model is static.</w:t>
-      </w:r>
-    </w:p>
-    <w:p>
-      <w:r>
-        <w:t>- UX constraints:</w:t>
-      </w:r>
-    </w:p>
-    <w:p>
-      <w:r>
-        <w:t xml:space="preserve">  - Vendor asserted Power Apps layout limitations justify horizontal/vertical scrolling; stakeholders require reduced scrolling and improved navigation.</w:t>
-      </w:r>
-    </w:p>
-    <w:p>
-      <w:r>
-        <w:t>- Post-completion edits:</w:t>
-      </w:r>
-    </w:p>
-    <w:p>
-      <w:r>
-        <w:t xml:space="preserve">  - Current design blocks edits propagating to Sensory schema; stakeholders require post-completion edit capability with downstream reflection.</w:t>
-      </w:r>
-    </w:p>
-    <w:p/>
-    <w:p>
-      <w:r>
-        <w:t>Open Items/Decisions Needed</w:t>
-      </w:r>
-    </w:p>
-    <w:p>
-      <w:r>
-        <w:t>- Define exact transformation score thresholds (Exact_Threshold, Review_Low, Review_High, Poor_Threshold) and default actions.</w:t>
-      </w:r>
-    </w:p>
-    <w:p>
-      <w:r>
-        <w:t>- Confirm external auth model (remain email-based IDs vs adopt Azure AD B2B) with Security/IT.</w:t>
-      </w:r>
-    </w:p>
-    <w:p>
-      <w:r>
-        <w:t>- Confirm non-product test workflow: minimal required metadata, downstream transformation path, and reporting behavior.</w:t>
-      </w:r>
-    </w:p>
-    <w:p>
-      <w:r>
-        <w:t>- Define audit log retention and access (who can view/ export).</w:t>
-      </w:r>
-    </w:p>
-    <w:p>
-      <w:r>
-        <w:t>- Clarify concurrency/locking model for multi-user editing on the same test (optimistic locking, field-level locks, or check-in/check-out).</w:t>
-      </w:r>
-    </w:p>
-    <w:p>
-      <w:r>
-        <w:t>- Specify SIF export formats and templates; confirm required columns for Excel export.</w:t>
-      </w:r>
-    </w:p>
-    <w:p>
-      <w:r>
-        <w:t>- Determine monitoring/alerting tooling and ownership (who is paged, thresholds, SLAs).</w:t>
-      </w:r>
-    </w:p>
-    <w:p>
-      <w:r>
-        <w:t>- Establish performance test plan (concurrency targets, scenarios).</w:t>
-      </w:r>
-    </w:p>
-    <w:p>
-      <w:r>
-        <w:t>- Confirm Line Manager expanded permissions and any governance constraints.</w:t>
-      </w:r>
-    </w:p>
-    <w:p>
-      <w:r>
-        <w:t>- Confirm One-Pager and Report PPT templates and field-to-slide mappings.</w:t>
-      </w:r>
-    </w:p>
-    <w:p/>
-    <w:p>
-      <w:r>
-        <w:t>Detailed Functional Additions (Phase 2 Backlog Items Mapped to Transcript)</w:t>
-      </w:r>
-    </w:p>
-    <w:p>
-      <w:r>
-        <w:t>- Pre-Approval One-Pager before RFP; vendor re-ack on scope changes.</w:t>
-      </w:r>
-    </w:p>
-    <w:p>
-      <w:r>
-        <w:t>- Data Admin post-completion edit capability with propagation to Sensory schema.</w:t>
-      </w:r>
-    </w:p>
-    <w:p>
-      <w:r>
-        <w:t>- Transformation Engine:</w:t>
-      </w:r>
-    </w:p>
-    <w:p>
-      <w:r>
-        <w:t xml:space="preserve">  - Mapping UI with statuses (Exact/Check/Poor), score display, bulk resolve; enforce admin decisions (“remove”, “mismatch + ID”, “new + definition”).</w:t>
-      </w:r>
-    </w:p>
-    <w:p>
-      <w:r>
-        <w:t xml:space="preserve">  - Category-to-attribute mapping management UI.</w:t>
-      </w:r>
-    </w:p>
-    <w:p>
-      <w:r>
-        <w:t>- Non-Product Tests: SIF-optional path without breaking workflow.</w:t>
-      </w:r>
-    </w:p>
-    <w:p>
-      <w:r>
-        <w:t>- Multi-Editor: Allow multiple Sensory team members to work on active tests.</w:t>
-      </w:r>
-    </w:p>
-    <w:p>
-      <w:r>
-        <w:t>- Bulk SIF copy/paste from Excel; SIF export to Excel/PDF.</w:t>
-      </w:r>
-    </w:p>
-    <w:p>
-      <w:r>
-        <w:t>- File upload visibility: inline “Uploaded/Missing” icons; file names and timestamps.</w:t>
-      </w:r>
-    </w:p>
-    <w:p>
-      <w:r>
-        <w:t>- Dropdown filtering corrections for packaging types.</w:t>
-      </w:r>
-    </w:p>
-    <w:p>
-      <w:r>
-        <w:t>- Improved completed test search/filtering.</w:t>
-      </w:r>
-    </w:p>
-    <w:p>
-      <w:r>
-        <w:t>- One-Pager PPT export; auto-generate report PPT from standardized fields.</w:t>
-      </w:r>
-    </w:p>
-    <w:p>
-      <w:r>
-        <w:t>- UX remediation: reduce horizontal scrolling, improve layout and navigation.</w:t>
-      </w:r>
-    </w:p>
-    <w:p>
-      <w:r>
-        <w:t>- Data quality: normalize NA/blank, prevent duplicate domain entries, standard validations before saving to SQL.</w:t>
-      </w:r>
-    </w:p>
-    <w:p>
-      <w:r>
-        <w:t>- Role enhancement: permit Line Managers to complete full test workflows.</w:t>
-      </w:r>
-    </w:p>
-    <w:p>
-      <w:r>
-        <w:t>- Admin dropdown/category maintenance via table UI with filters and bulk edit.</w:t>
-      </w:r>
-    </w:p>
-    <w:p/>
-    <w:p>
-      <w:r>
-        <w:t>Appendix: Current System Facts from Transcript (Traceability)</w:t>
-      </w:r>
-    </w:p>
-    <w:p>
-      <w:r>
-        <w:t>- Architecture: Stakeholder Portal, Vendor Portal, Transformation Module.</w:t>
-      </w:r>
-    </w:p>
-    <w:p>
-      <w:r>
-        <w:t>- Roles and access delineated; vendors limited; internal users see own tests and peers’ completed tests; admins see all.</w:t>
-      </w:r>
-    </w:p>
-    <w:p>
-      <w:r>
-        <w:t>- Notifications: Emails when vendors submit; approval cycles for One-Pager and reports.</w:t>
-      </w:r>
-    </w:p>
-    <w:p>
-      <w:r>
-        <w:t>- SIF: Product info, cooking instructions, holding/delivery protocols; vendor enters codes; equipment lists extendable by vendor; micro clearance by R&amp;D lead.</w:t>
-      </w:r>
-    </w:p>
-    <w:p>
-      <w:r>
-        <w:t>- Data flow: App writes to RND (holding) tables during workflow; only on completion push to Sensory schema; Power BI reads Sensory schema.</w:t>
-      </w:r>
-    </w:p>
-    <w:p>
-      <w:r>
-        <w:t>- Data size: 35 total tables; 19 original sensory; additional app tables; 700+ questions, 500+ attributes to manage.</w:t>
-      </w:r>
-    </w:p>
-    <w:p>
-      <w:r>
-        <w:t>- Issues: UX basic with extensive scrolling; invisible link statuses; no bulk SIF paste; no SIF export; non-product tests not supported; only one user can edit an active test; post-completion edits don’t flow to reporting tables; transformation matching not improving; manual vendor and user provisioning via emails; reactive incident support (≈45 tracked incidents since go-live).</w:t>
-      </w:r>
-    </w:p>
-    <w:p>
-      <w:r>
-        <w:t>- Go-Live: March 2025 (effective); 3 months in production at time of meeting; users are global; expected 50–100 users in Year 1.</w:t>
-      </w:r>
-    </w:p>
-    <w:p/>
-    <w:p>
-      <w:r>
-        <w:t>This document removes conversational filler and translates stakeholder pain points into explicit, testable requirements and rules to guide Phase 2 delivery and governance.</w:t>
+        <w:t>Brownfield notes used: Final Sensory Workflow - Flow Diagram.pdf.</w:t>
       </w:r>
     </w:p>
     <w:sectPr>

--- a/outputs/brd_single.docx
+++ b/outputs/brd_single.docx
@@ -7,7 +7,7 @@
         <w:pStyle w:val="Heading1"/>
       </w:pPr>
       <w:r>
-        <w:t>Business Requirements Document (BRD) — R&amp;D Sensory UX Data Platform Phase 2 Enhancements</w:t>
+        <w:t>R&amp;D Sensory UX Data Platform - Phase 2 BRD</w:t>
       </w:r>
     </w:p>
     <w:p>
@@ -18,149 +18,46 @@
         <w:t># 0. Header Information</w:t>
       </w:r>
     </w:p>
-    <w:tbl>
-      <w:tblPr>
-        <w:tblStyle w:val="TableGrid"/>
-        <w:tblW w:type="auto" w:w="0"/>
-        <w:tblLook w:firstColumn="1" w:firstRow="1" w:lastColumn="0" w:lastRow="0" w:noHBand="0" w:noVBand="1" w:val="04A0"/>
-      </w:tblPr>
-      <w:tblGrid>
-        <w:gridCol w:w="4320"/>
-        <w:gridCol w:w="4320"/>
-      </w:tblGrid>
-      <w:tr>
-        <w:tc>
-          <w:tcPr>
-            <w:tcW w:type="dxa" w:w="4320"/>
-          </w:tcPr>
-          <w:p>
-            <w:r>
-              <w:t>Field</w:t>
-            </w:r>
-          </w:p>
-        </w:tc>
-        <w:tc>
-          <w:tcPr>
-            <w:tcW w:type="dxa" w:w="4320"/>
-          </w:tcPr>
-          <w:p>
-            <w:r>
-              <w:t>Value</w:t>
-            </w:r>
-          </w:p>
-        </w:tc>
-      </w:tr>
-      <w:tr>
-        <w:tc>
-          <w:tcPr>
-            <w:tcW w:type="dxa" w:w="4320"/>
-          </w:tcPr>
-          <w:p>
-            <w:r>
-              <w:t>Project Name</w:t>
-            </w:r>
-          </w:p>
-        </w:tc>
-        <w:tc>
-          <w:tcPr>
-            <w:tcW w:type="dxa" w:w="4320"/>
-          </w:tcPr>
-          <w:p>
-            <w:r>
-              <w:t>R&amp;D Sensory UX Data Platform — Phase 2 Enhancements</w:t>
-            </w:r>
-          </w:p>
-        </w:tc>
-      </w:tr>
-      <w:tr>
-        <w:tc>
-          <w:tcPr>
-            <w:tcW w:type="dxa" w:w="4320"/>
-          </w:tcPr>
-          <w:p>
-            <w:r>
-              <w:t>Date</w:t>
-            </w:r>
-          </w:p>
-        </w:tc>
-        <w:tc>
-          <w:tcPr>
-            <w:tcW w:type="dxa" w:w="4320"/>
-          </w:tcPr>
-          <w:p>
-            <w:r>
-              <w:t>2025-05-30</w:t>
-            </w:r>
-          </w:p>
-        </w:tc>
-      </w:tr>
-      <w:tr>
-        <w:tc>
-          <w:tcPr>
-            <w:tcW w:type="dxa" w:w="4320"/>
-          </w:tcPr>
-          <w:p>
-            <w:r>
-              <w:t>Status</w:t>
-            </w:r>
-          </w:p>
-        </w:tc>
-        <w:tc>
-          <w:tcPr>
-            <w:tcW w:type="dxa" w:w="4320"/>
-          </w:tcPr>
-          <w:p>
-            <w:r>
-              <w:t>Draft</w:t>
-            </w:r>
-          </w:p>
-        </w:tc>
-      </w:tr>
-      <w:tr>
-        <w:tc>
-          <w:tcPr>
-            <w:tcW w:type="dxa" w:w="4320"/>
-          </w:tcPr>
-          <w:p>
-            <w:r>
-              <w:t>Document Owner</w:t>
-            </w:r>
-          </w:p>
-        </w:tc>
-        <w:tc>
-          <w:tcPr>
-            <w:tcW w:type="dxa" w:w="4320"/>
-          </w:tcPr>
-          <w:p>
-            <w:r>
-              <w:t>R&amp;D Sensory UX Data &amp; Analytics (Angela Li, Jenn Soong)</w:t>
-            </w:r>
-          </w:p>
-        </w:tc>
-      </w:tr>
-      <w:tr>
-        <w:tc>
-          <w:tcPr>
-            <w:tcW w:type="dxa" w:w="4320"/>
-          </w:tcPr>
-          <w:p>
-            <w:r>
-              <w:t>Version</w:t>
-            </w:r>
-          </w:p>
-        </w:tc>
-        <w:tc>
-          <w:tcPr>
-            <w:tcW w:type="dxa" w:w="4320"/>
-          </w:tcPr>
-          <w:p>
-            <w:r>
-              <w:t>0.1</w:t>
-            </w:r>
-          </w:p>
-        </w:tc>
-      </w:tr>
-    </w:tbl>
+    <w:p>
+      <w:pPr>
+        <w:pStyle w:val="ListBullet"/>
+      </w:pPr>
+      <w:r>
+        <w:t>Project Name: R&amp;D Sensory UX Data Platform (Stakeholder &amp; Vendor Portals + Transformation Engine)</w:t>
+      </w:r>
+    </w:p>
+    <w:p>
+      <w:pPr>
+        <w:pStyle w:val="ListBullet"/>
+      </w:pPr>
+      <w:r>
+        <w:t>Date: 2026-02-19</w:t>
+      </w:r>
+    </w:p>
+    <w:p>
+      <w:pPr>
+        <w:pStyle w:val="ListBullet"/>
+      </w:pPr>
+      <w:r>
+        <w:t>Status: Draft</w:t>
+      </w:r>
+    </w:p>
+    <w:p>
+      <w:pPr>
+        <w:pStyle w:val="ListBullet"/>
+      </w:pPr>
+      <w:r>
+        <w:t>Document Owner: R&amp;D Sensory UX (Angela Li, Jenn Soong)</w:t>
+      </w:r>
+    </w:p>
+    <w:p>
+      <w:pPr>
+        <w:pStyle w:val="ListBullet"/>
+      </w:pPr>
+      <w:r>
+        <w:t>Version: 0.1</w:t>
+      </w:r>
+    </w:p>
     <w:p>
       <w:pPr>
         <w:pStyle w:val="Heading1"/>
@@ -174,7 +71,7 @@
         <w:pStyle w:val="ListBullet"/>
       </w:pPr>
       <w:r>
-        <w:t>Purpose: Enhance the existing Sensory UX data application to improve efficiency, data quality, and user experience for global R&amp;D sensory and analytical workflows.</w:t>
+        <w:t>Purpose: Enhance the existing R&amp;D Sensory UX data application to improve data quality, usability, and workflow efficiency across sensory and analytical testing.</w:t>
       </w:r>
     </w:p>
     <w:p>
@@ -182,7 +79,7 @@
         <w:pStyle w:val="ListBullet"/>
       </w:pPr>
       <w:r>
-        <w:t>What is being built: Phase 2 enhancements to the Power Apps-based Stakeholder and Vendor portals and the data transformation module, plus reporting/search improvements.</w:t>
+        <w:t>What is being built: Phase 2 enhancements to the Power Apps solution comprising the Stakeholder Portal, Vendor Portal, and Data Transformation Module, plus reporting improvements.</w:t>
       </w:r>
     </w:p>
     <w:p>
@@ -190,7 +87,7 @@
         <w:pStyle w:val="ListBullet"/>
       </w:pPr>
       <w:r>
-        <w:t>Who benefits: Sensory UX Leads, Line Managers, Sensory Directors, R&amp;D Leads, Analytical Leads, Vendors, and Data Admins.</w:t>
+        <w:t>Who benefits: Sensory UX leads, R&amp;D leads, line managers, sensory directors, analytical leads, and approved external vendor partners.</w:t>
       </w:r>
     </w:p>
     <w:p>
@@ -198,7 +95,7 @@
         <w:pStyle w:val="ListBullet"/>
       </w:pPr>
       <w:r>
-        <w:t>Intended outcomes: Faster, more accurate ingestion of vendor data; reduced manual mapping; better UX; collaboration; support for non-product tests; stronger governance (approvals, edits, audit).</w:t>
+        <w:t>Intended outcomes: Faster, more accurate ingestion of sensory/analytical data; reduced manual effort; improved approvals and governance; better visibility and search in completed tests; foundations for future predictive analytics.</w:t>
       </w:r>
     </w:p>
     <w:p>
@@ -206,7 +103,7 @@
         <w:pStyle w:val="ListBullet"/>
       </w:pPr>
       <w:r>
-        <w:t>Business impact: Shorter cycle times to insights; improved accuracy and trendability of sensory data; reduced admin burden; foundation for future predictive analytics.</w:t>
+        <w:t>Key themes: Pre-approval workflow, multi-user collaboration, bulk data handling, enhanced file visibility, data transformation accuracy, data quality standardization, UI/UX improvements, and gating to protect data integrity.</w:t>
       </w:r>
     </w:p>
     <w:p>
@@ -214,7 +111,7 @@
         <w:pStyle w:val="ListBullet"/>
       </w:pPr>
       <w:r>
-        <w:t>Scope emphasis: Pre-RFP approvals, SIF bulk operations and exports, improved transformation matching, post-completion edits, search/filter/UX upgrades, and guardrails for test completion.</w:t>
+        <w:t>Out of scope: Predictive analytics, deep product information integration, and enterprise system integrations (e.g., SAP/Coupa) in this phase.</w:t>
       </w:r>
     </w:p>
     <w:p>
@@ -238,7 +135,7 @@
         <w:pStyle w:val="ListBullet2"/>
       </w:pPr>
       <w:r>
-        <w:t>Custom Power Apps solution with Stakeholder portal, Vendor portal, and a data transformation engine; feeds Power BI from SQL sensory schema.</w:t>
+        <w:t>A Power Apps-based solution went live in early March 2025 to capture sensory (consumer and descriptive) and analytical data via a Stakeholder Portal, Vendor Portal, and a Data Transformation engine. Data resides in Azure SQL (sensory schema) and feeds Power BI.</w:t>
       </w:r>
     </w:p>
     <w:p>
@@ -246,23 +143,23 @@
         <w:pStyle w:val="ListBullet2"/>
       </w:pPr>
       <w:r>
-        <w:t>Data types: Sensory (consumer tests, descriptive analysis) and Analytical (instrument measures).</w:t>
+        <w:t>The app supports global users (Europe, APAC, North America) with vendor submissions and internal approvals, and centralizes sample preparation details (SIF), micro clearance, and reports.</w:t>
       </w:r>
     </w:p>
     <w:p>
       <w:pPr>
-        <w:pStyle w:val="ListBullet2"/>
+        <w:pStyle w:val="ListBullet"/>
       </w:pPr>
       <w:r>
-        <w:t>Files stored in EDP (e.g., SharePoint) with Power Automate notifications; internal users via AAD; vendors via separate credentials.</w:t>
+        <w:t>Current state (if stated):</w:t>
       </w:r>
     </w:p>
     <w:p>
       <w:pPr>
-        <w:pStyle w:val="ListBullet"/>
+        <w:pStyle w:val="ListBullet2"/>
       </w:pPr>
       <w:r>
-        <w:t>Current state:</w:t>
+        <w:t>In production ~3 months as of May 30, 2025; ~45 incidents tracked initially (stabilizing). Hypercare ended; two vendor resources provide incident-only support (Power Apps dev and Python engineer).</w:t>
       </w:r>
     </w:p>
     <w:p>
@@ -270,23 +167,7 @@
         <w:pStyle w:val="ListBullet2"/>
       </w:pPr>
       <w:r>
-        <w:t>Go-live ~2025-03-01; ~3 months in production at time of meeting; ~35 tables (19 original sensory + app tables).</w:t>
-      </w:r>
-    </w:p>
-    <w:p>
-      <w:pPr>
-        <w:pStyle w:val="ListBullet2"/>
-      </w:pPr>
-      <w:r>
-        <w:t>Incident list ~45 items; stabilized from daily incidents to fewer; vendor support (1 Power Apps, 1 Python) focused on incidents.</w:t>
-      </w:r>
-    </w:p>
-    <w:p>
-      <w:pPr>
-        <w:pStyle w:val="ListBullet2"/>
-      </w:pPr>
-      <w:r>
-        <w:t>Power BI reports running on sensory schema; R&amp;D schema holds app/holding data prior to completion.</w:t>
+        <w:t>Stakeholder Portal shows active and completed tests; Vendor Portal supports proposals, sample code entry, and test file uploads. Power BI reports visualize tests by region, test type, product, etc.</w:t>
       </w:r>
     </w:p>
     <w:p>
@@ -302,7 +183,7 @@
         <w:pStyle w:val="ListBullet2"/>
       </w:pPr>
       <w:r>
-        <w:t>UX is clunky (excess scrolling, poor file visibility, limited filters/search).</w:t>
+        <w:t>Poor UX (excessive scrolling, left-right navigation, limited file/link visibility, clunky admin lists).</w:t>
       </w:r>
     </w:p>
     <w:p>
@@ -310,7 +191,7 @@
         <w:pStyle w:val="ListBullet2"/>
       </w:pPr>
       <w:r>
-        <w:t>Data transformation matching accuracy lower than expected (worst observed ~65%); supervised learning not improving matching over time.</w:t>
+        <w:t>Data Transformation engine match accuracy is below expectations (observed ~65% in worst cases vs. claimed 95%); supervised learning not improving over time.</w:t>
       </w:r>
     </w:p>
     <w:p>
@@ -318,7 +199,7 @@
         <w:pStyle w:val="ListBullet2"/>
       </w:pPr>
       <w:r>
-        <w:t>Post-completion edits do not propagate to sensory schema/BI; SIF cannot be bulk-populated or exported.</w:t>
+        <w:t>No pre-approval step prior to RFP causes churn; inability for DA to edit completed tests and propagate to reporting tables; non-product research projects cannot bypass SIF.</w:t>
       </w:r>
     </w:p>
     <w:p>
@@ -326,7 +207,7 @@
         <w:pStyle w:val="ListBullet2"/>
       </w:pPr>
       <w:r>
-        <w:t>Workflow rigidity (cannot easily handle non-product tests; single editor on active tests; dropdowns not category-filtered).</w:t>
+        <w:t>Single-user lock on active tasks; lack of bulk copy/paste and export for SIF; limited search/filter on completed tests.</w:t>
       </w:r>
     </w:p>
     <w:p>
@@ -334,7 +215,7 @@
         <w:pStyle w:val="ListBullet2"/>
       </w:pPr>
       <w:r>
-        <w:t>Limited observability/performance/security testing visibility; provisioning requires platform team; vendor licenses are required.</w:t>
+        <w:t>Data quality issues (e.g., blanks/NA, duplicates) and non-scoped dropdowns leading to errors.</w:t>
       </w:r>
     </w:p>
     <w:p>
@@ -350,7 +231,7 @@
         <w:pStyle w:val="ListBullet2"/>
       </w:pPr>
       <w:r>
-        <w:t>Accelerate accurate, trendable insights; reduce manual overhead; expand use cases (non-product research); enable future predictive analytics; improve stakeholder experience and governance.</w:t>
+        <w:t>Enable data-driven product and consumer insights with efficiency and accuracy; reduce manual rework and cycle time; improve data integrity and auditability; prepare structured data for future predictive analytics and potential integrations.</w:t>
       </w:r>
     </w:p>
     <w:p>
@@ -374,7 +255,7 @@
         <w:pStyle w:val="ListBullet2"/>
       </w:pPr>
       <w:r>
-        <w:t>Increase matching accuracy and reduce manual effort in the data transformation process.</w:t>
+        <w:t>Introduce pre-approval and gating to ensure accurate RFPs and protect data integrity through to ingestion.</w:t>
       </w:r>
     </w:p>
     <w:p>
@@ -382,7 +263,7 @@
         <w:pStyle w:val="ListBullet2"/>
       </w:pPr>
       <w:r>
-        <w:t>Improve UX: navigation, visibility of uploads, filters/search, dropdown relevance, bulk SIF operations.</w:t>
+        <w:t>Improve UX to reduce user effort (bulk operations, visibility, search/filter) and support multi-user collaboration.</w:t>
       </w:r>
     </w:p>
     <w:p>
@@ -390,7 +271,7 @@
         <w:pStyle w:val="ListBullet2"/>
       </w:pPr>
       <w:r>
-        <w:t>Introduce pre-RFP approvals and ensure vendor-facing updates reflect approved changes.</w:t>
+        <w:t>Increase accuracy and efficiency of the Data Transformation engine and intermediate file review.</w:t>
       </w:r>
     </w:p>
     <w:p>
@@ -398,7 +279,7 @@
         <w:pStyle w:val="ListBullet2"/>
       </w:pPr>
       <w:r>
-        <w:t>Allow post-completion data edits to flow through to the sensory schema and Power BI.</w:t>
+        <w:t>Enhance data quality controls and dropdown scoping to reduce duplicates and errors.</w:t>
       </w:r>
     </w:p>
     <w:p>
@@ -406,23 +287,23 @@
         <w:pStyle w:val="ListBullet2"/>
       </w:pPr>
       <w:r>
-        <w:t>Support non-product tests and multi-editor collaboration.</w:t>
+        <w:t>Support non-product research projects without requiring SIF.</w:t>
       </w:r>
     </w:p>
     <w:p>
       <w:pPr>
-        <w:pStyle w:val="ListBullet2"/>
+        <w:pStyle w:val="ListBullet"/>
       </w:pPr>
       <w:r>
-        <w:t>Establish guardrails for test conclusion and strengthen data quality validation and auditability.</w:t>
+        <w:t>Success metrics / KPIs (use exact numbers if present):</w:t>
       </w:r>
     </w:p>
     <w:p>
       <w:pPr>
-        <w:pStyle w:val="ListBullet"/>
+        <w:pStyle w:val="ListBullet2"/>
       </w:pPr>
       <w:r>
-        <w:t>Success metrics / KPIs (directional):</w:t>
+        <w:t>Target user base capacity: support 50–100 users within the first year globally.</w:t>
       </w:r>
     </w:p>
     <w:p>
@@ -430,7 +311,7 @@
         <w:pStyle w:val="ListBullet2"/>
       </w:pPr>
       <w:r>
-        <w:t>Reduction in time spent on manual question/attribute mapping per study.</w:t>
+        <w:t>Reduce manual intermediate file review time per study (baseline not stated; measure delta after release).</w:t>
       </w:r>
     </w:p>
     <w:p>
@@ -438,7 +319,7 @@
         <w:pStyle w:val="ListBullet2"/>
       </w:pPr>
       <w:r>
-        <w:t>Increase in transformation match accuracy vs. current baseline.</w:t>
+        <w:t>Decrease incident rate from initial ~45 hypercare issues to a stable, low volume (track post-release trend).</w:t>
       </w:r>
     </w:p>
     <w:p>
@@ -446,15 +327,7 @@
         <w:pStyle w:val="ListBullet2"/>
       </w:pPr>
       <w:r>
-        <w:t>Decrease in incident count related to UX and data quality issues.</w:t>
-      </w:r>
-    </w:p>
-    <w:p>
-      <w:pPr>
-        <w:pStyle w:val="ListBullet2"/>
-      </w:pPr>
-      <w:r>
-        <w:t>User adoption/usage across 50–100 global users within first year (as estimated).</w:t>
+        <w:t>Increase match verification acceptance rate on first pass (track % of questions with acceptable matches without manual correction).</w:t>
       </w:r>
     </w:p>
     <w:p>
@@ -470,7 +343,7 @@
         <w:pStyle w:val="ListBullet2"/>
       </w:pPr>
       <w:r>
-        <w:t>Worst-case transformation matching observed ~65%; ~45 incidents tracked since go-live.</w:t>
+        <w:t>No quantified baseline for transformation accuracy other than observations (worst case ~65% match).</w:t>
       </w:r>
     </w:p>
     <w:p>
@@ -486,7 +359,7 @@
         <w:pStyle w:val="ListBullet2"/>
       </w:pPr>
       <w:r>
-        <w:t>Not specified; Data Admins currently track incidents and usage indicators through active/completed tests.</w:t>
+        <w:t>Not stated; Data Admins (Angela Li, Jenn Soong) currently monitor via incidents and manual tracking.</w:t>
       </w:r>
     </w:p>
     <w:p>
@@ -510,7 +383,7 @@
         <w:pStyle w:val="ListBullet"/>
       </w:pPr>
       <w:r>
-        <w:t>Pre-RFP one-pager approvals (LM/SD) with change propagation to vendor RFP and notifications.</w:t>
+        <w:t>Stakeholder Portal enhancements: pre-approval before RFP; editable RFP with propagation and re-approval; multi-user collaboration; gating test conclusion on Data Transformation completion; improved search/filter for completed tests; one-pager export.</w:t>
       </w:r>
     </w:p>
     <w:p>
@@ -518,7 +391,7 @@
         <w:pStyle w:val="ListBullet"/>
       </w:pPr>
       <w:r>
-        <w:t>Data Admin post-completion edits that propagate to sensory schema and Power BI, with audit.</w:t>
+        <w:t>Vendor Portal enhancements: clearer file visibility; dropdown category scoping; maintain equipment list; notifications.</w:t>
       </w:r>
     </w:p>
     <w:p>
@@ -526,7 +399,7 @@
         <w:pStyle w:val="ListBullet"/>
       </w:pPr>
       <w:r>
-        <w:t>Improved data transformation matching workflow and tools (verification UI, flags, admin actions).</w:t>
+        <w:t>Data Transformation Module improvements: configurable match thresholds, verification workflow with comments, improved mapping UX, and accurate ingestion to sensory schema.</w:t>
       </w:r>
     </w:p>
     <w:p>
@@ -534,7 +407,7 @@
         <w:pStyle w:val="ListBullet"/>
       </w:pPr>
       <w:r>
-        <w:t>UX upgrades: minimize scrolling, visible file upload status, improved search/filter, category-filtered dropdowns.</w:t>
+        <w:t>Data quality controls: standardize NA/blank handling, deduplication checks, dropdown scoping (e.g., holding protocol types).</w:t>
       </w:r>
     </w:p>
     <w:p>
@@ -542,7 +415,7 @@
         <w:pStyle w:val="ListBullet"/>
       </w:pPr>
       <w:r>
-        <w:t>SIF bulk operations (copy/paste or import) and export (Excel/PDF).</w:t>
+        <w:t>SIF efficiency: bulk copy/paste, export (Excel/PDF), and support for projects without SIF (non-product research).</w:t>
       </w:r>
     </w:p>
     <w:p>
@@ -550,7 +423,7 @@
         <w:pStyle w:val="ListBullet"/>
       </w:pPr>
       <w:r>
-        <w:t>Non-product test accommodation (skip SIF without breaking workflow).</w:t>
+        <w:t>Admin functions: dropdown management, bypass approvals, category mapping, hold protocol management, automatic study name from project number with approval, post-completion edit capability for Data Admins with propagation to reporting tables.</w:t>
       </w:r>
     </w:p>
     <w:p>
@@ -558,7 +431,7 @@
         <w:pStyle w:val="ListBullet"/>
       </w:pPr>
       <w:r>
-        <w:t>Multi-editor support on active tests; enable LM to complete full workflow when required.</w:t>
+        <w:t>Reporting: improve filters/search on completed tests; Power BI consumption of final sensory schema remains.</w:t>
       </w:r>
     </w:p>
     <w:p>
@@ -566,55 +439,7 @@
         <w:pStyle w:val="ListBullet"/>
       </w:pPr>
       <w:r>
-        <w:t>One-pager and report template generation (PPT) from entered fields.</w:t>
-      </w:r>
-    </w:p>
-    <w:p>
-      <w:pPr>
-        <w:pStyle w:val="ListBullet"/>
-      </w:pPr>
-      <w:r>
-        <w:t>Test completion guard (block or explicit override until transformation complete).</w:t>
-      </w:r>
-    </w:p>
-    <w:p>
-      <w:pPr>
-        <w:pStyle w:val="ListBullet"/>
-      </w:pPr>
-      <w:r>
-        <w:t>Data quality validations and standardization (e.g., NA/blank handling, de-duplication).</w:t>
-      </w:r>
-    </w:p>
-    <w:p>
-      <w:pPr>
-        <w:pStyle w:val="ListBullet"/>
-      </w:pPr>
-      <w:r>
-        <w:t>Study Name automation based on Project Number; new Study requests with admin approval.</w:t>
-      </w:r>
-    </w:p>
-    <w:p>
-      <w:pPr>
-        <w:pStyle w:val="ListBullet"/>
-      </w:pPr>
-      <w:r>
-        <w:t>Admin UI for dropdown/holding protocol list management.</w:t>
-      </w:r>
-    </w:p>
-    <w:p>
-      <w:pPr>
-        <w:pStyle w:val="ListBullet"/>
-      </w:pPr>
-      <w:r>
-        <w:t>Operational improvements: notifications, admin bypass logging, provisioning request tracking.</w:t>
-      </w:r>
-    </w:p>
-    <w:p>
-      <w:pPr>
-        <w:pStyle w:val="ListBullet"/>
-      </w:pPr>
-      <w:r>
-        <w:t>Non-functional: introduce observability/monitoring and perform security/performance testing where feasible.</w:t>
+        <w:t>Security &amp; access: maintain role-based access, external vendor authentication via email-based accounts, internal users via AD.</w:t>
       </w:r>
     </w:p>
     <w:p>
@@ -630,7 +455,7 @@
         <w:pStyle w:val="ListBullet"/>
       </w:pPr>
       <w:r>
-        <w:t>Predictive analytics or formulation prediction capabilities.</w:t>
+        <w:t>Building predictive analytics or formulation success prediction.</w:t>
       </w:r>
     </w:p>
     <w:p>
@@ -638,7 +463,7 @@
         <w:pStyle w:val="ListBullet"/>
       </w:pPr>
       <w:r>
-        <w:t>Integration with SAP/Coupa vendor master and PO systems (targeted for later phase).</w:t>
+        <w:t>Full integration with supplier/spec systems (e.g., TraceGains) in this phase.</w:t>
       </w:r>
     </w:p>
     <w:p>
@@ -646,7 +471,7 @@
         <w:pStyle w:val="ListBullet"/>
       </w:pPr>
       <w:r>
-        <w:t>Integration with external ingredient/spec platforms (e.g., TraceGains) for supplier data maintenance.</w:t>
+        <w:t>Integration with SAP/Coupa (vendor master, PO) in this phase.</w:t>
       </w:r>
     </w:p>
     <w:p>
@@ -654,7 +479,15 @@
         <w:pStyle w:val="ListBullet"/>
       </w:pPr>
       <w:r>
-        <w:t>Major re-platforming or replacing Power Apps/EDP/SQL/Power BI stack.</w:t>
+        <w:t>Mobile/tablet form factor optimization (laptop-only continues).</w:t>
+      </w:r>
+    </w:p>
+    <w:p>
+      <w:pPr>
+        <w:pStyle w:val="ListBullet"/>
+      </w:pPr>
+      <w:r>
+        <w:t>Redesign of Power BI content beyond adding filters/search in the app context.</w:t>
       </w:r>
     </w:p>
     <w:p>
@@ -670,7 +503,7 @@
         <w:pStyle w:val="ListBullet"/>
       </w:pPr>
       <w:r>
-        <w:t>Power Apps UX limitations cited by prior vendor; timelines previously tight.</w:t>
+        <w:t>Power Apps UX limitations cited by current vendor; previous pushback on more advanced UI layouts.</w:t>
       </w:r>
     </w:p>
     <w:p>
@@ -678,7 +511,7 @@
         <w:pStyle w:val="ListBullet"/>
       </w:pPr>
       <w:r>
-        <w:t>External vendor licenses required; internal user provisioning via platform team.</w:t>
+        <w:t>External vendors require separate licensed access; provisioning coordinated with platform team.</w:t>
       </w:r>
     </w:p>
     <w:p>
@@ -686,7 +519,7 @@
         <w:pStyle w:val="ListBullet"/>
       </w:pPr>
       <w:r>
-        <w:t>Current support model limited to incident response (one Power Apps, one Python resource).</w:t>
+        <w:t>Support team is incident-only; enhancements require separate budgeting and planning.</w:t>
       </w:r>
     </w:p>
     <w:p>
@@ -694,7 +527,15 @@
         <w:pStyle w:val="ListBullet"/>
       </w:pPr>
       <w:r>
-        <w:t>Vendor data formats vary; full standardization not feasible across all agencies.</w:t>
+        <w:t>Laptop form factor only due to data entry volume.</w:t>
+      </w:r>
+    </w:p>
+    <w:p>
+      <w:pPr>
+        <w:pStyle w:val="ListBullet"/>
+      </w:pPr>
+      <w:r>
+        <w:t>Global user base across regions (Europe, APAC, North America).</w:t>
       </w:r>
     </w:p>
     <w:p>
@@ -776,7 +617,7 @@
           </w:tcPr>
           <w:p>
             <w:r>
-              <w:t>Owns RFPs, 1-pagers, test setup, coordinates vendor, creates McCain Sensory Report, submits for approvals, concludes tests</w:t>
+              <w:t>Initiate RFP; manage test workflow; send one-pager for approval; coordinate vendor; upload McCain report; conclude test</w:t>
             </w:r>
           </w:p>
         </w:tc>
@@ -786,7 +627,7 @@
           </w:tcPr>
           <w:p>
             <w:r>
-              <w:t>Dashboard; create/edit tests; view/download files; send/receive notifications</w:t>
+              <w:t>Own tests; peers' completed tests</w:t>
             </w:r>
           </w:p>
         </w:tc>
@@ -795,7 +636,9 @@
             <w:tcW w:type="dxa" w:w="2160"/>
           </w:tcPr>
           <w:p>
-            <w:r/>
+            <w:r>
+              <w:t>Primary workflow owner for sensory studies</w:t>
+            </w:r>
           </w:p>
         </w:tc>
       </w:tr>
@@ -806,7 +649,7 @@
           </w:tcPr>
           <w:p>
             <w:r>
-              <w:t>Line Manager (LM)</w:t>
+              <w:t>Line Manager</w:t>
             </w:r>
           </w:p>
         </w:tc>
@@ -816,7 +659,7 @@
           </w:tcPr>
           <w:p>
             <w:r>
-              <w:t>Approves 1-pagers and final reports; can initiate workflows; comments/returns</w:t>
+              <w:t>Approve RFP/one-pager; review final report; may oversee testing</w:t>
             </w:r>
           </w:p>
         </w:tc>
@@ -826,7 +669,7 @@
           </w:tcPr>
           <w:p>
             <w:r>
-              <w:t>Dashboard; approvals; (Phase 2) complete full workflow if overseeing test</w:t>
+              <w:t>Approval views</w:t>
             </w:r>
           </w:p>
         </w:tc>
@@ -835,7 +678,9 @@
             <w:tcW w:type="dxa" w:w="2160"/>
           </w:tcPr>
           <w:p>
-            <w:r/>
+            <w:r>
+              <w:t>Needs capability to complete workflow if overseeing testing</w:t>
+            </w:r>
           </w:p>
         </w:tc>
       </w:tr>
@@ -846,7 +691,7 @@
           </w:tcPr>
           <w:p>
             <w:r>
-              <w:t>Sensory Director (SD)</w:t>
+              <w:t>Sensory Director</w:t>
             </w:r>
           </w:p>
         </w:tc>
@@ -856,7 +701,7 @@
           </w:tcPr>
           <w:p>
             <w:r>
-              <w:t>Approves 1-pagers and final reports; comments/returns</w:t>
+              <w:t>Approve RFP/one-pager and reports; provide comments</w:t>
             </w:r>
           </w:p>
         </w:tc>
@@ -866,7 +711,7 @@
           </w:tcPr>
           <w:p>
             <w:r>
-              <w:t>Dashboard; approvals</w:t>
+              <w:t>Approval views</w:t>
             </w:r>
           </w:p>
         </w:tc>
@@ -875,7 +720,9 @@
             <w:tcW w:type="dxa" w:w="2160"/>
           </w:tcPr>
           <w:p>
-            <w:r/>
+            <w:r>
+              <w:t>Final approver</w:t>
+            </w:r>
           </w:p>
         </w:tc>
       </w:tr>
@@ -896,7 +743,7 @@
           </w:tcPr>
           <w:p>
             <w:r>
-              <w:t>Completes SIF; micro clearance acknowledgement; provides sample prep details</w:t>
+              <w:t>Provide Sample Information Form (SIF) details; micro clearance date</w:t>
             </w:r>
           </w:p>
         </w:tc>
@@ -906,7 +753,7 @@
           </w:tcPr>
           <w:p>
             <w:r>
-              <w:t>SIF &amp; Micro Clearance forms; linked by TestID</w:t>
+              <w:t>SIF entry for assigned tests</w:t>
             </w:r>
           </w:p>
         </w:tc>
@@ -915,7 +762,9 @@
             <w:tcW w:type="dxa" w:w="2160"/>
           </w:tcPr>
           <w:p>
-            <w:r/>
+            <w:r>
+              <w:t>Receives notifications to complete SIF</w:t>
+            </w:r>
           </w:p>
         </w:tc>
       </w:tr>
@@ -936,7 +785,7 @@
           </w:tcPr>
           <w:p>
             <w:r>
-              <w:t>Creates and completes analytical tests; uploads analytical data; coordinates with Data Admin</w:t>
+              <w:t>Initiate and manage analytical tests (simplified workflow, no approvals); upload data/reports</w:t>
             </w:r>
           </w:p>
         </w:tc>
@@ -946,27 +795,7 @@
           </w:tcPr>
           <w:p>
             <w:r>
-              <w:t>Analytical workflow dashboard; upload/download</w:t>
-            </w:r>
-          </w:p>
-        </w:tc>
-        <w:tc>
-          <w:tcPr>
-            <w:tcW w:type="dxa" w:w="2160"/>
-          </w:tcPr>
-          <w:p>
-            <w:r/>
-          </w:p>
-        </w:tc>
-      </w:tr>
-      <w:tr>
-        <w:tc>
-          <w:tcPr>
-            <w:tcW w:type="dxa" w:w="2160"/>
-          </w:tcPr>
-          <w:p>
-            <w:r>
-              <w:t>Vendor (External)</w:t>
+              <w:t>Analytical workflow screens</w:t>
             </w:r>
           </w:p>
         </w:tc>
@@ -976,27 +805,7 @@
           </w:tcPr>
           <w:p>
             <w:r>
-              <w:t>Receives RFP; submits proposals; completes SIF sections (codes/equipment/packaging); uploads raw data &amp; reports</w:t>
-            </w:r>
-          </w:p>
-        </w:tc>
-        <w:tc>
-          <w:tcPr>
-            <w:tcW w:type="dxa" w:w="2160"/>
-          </w:tcPr>
-          <w:p>
-            <w:r>
-              <w:t>Vendor portal with limited access; upload and view-only relevant details</w:t>
-            </w:r>
-          </w:p>
-        </w:tc>
-        <w:tc>
-          <w:tcPr>
-            <w:tcW w:type="dxa" w:w="2160"/>
-          </w:tcPr>
-          <w:p>
-            <w:r>
-              <w:t>Authenticated via separate vendor credentials; licensed</w:t>
+              <w:t>Internal instrument measures (e.g., texture, oil)</w:t>
             </w:r>
           </w:p>
         </w:tc>
@@ -1008,7 +817,7 @@
           </w:tcPr>
           <w:p>
             <w:r>
-              <w:t>Data Admin (e.g., Angela Li, Jenn Soong)</w:t>
+              <w:t>Vendor</w:t>
             </w:r>
           </w:p>
         </w:tc>
@@ -1018,7 +827,7 @@
           </w:tcPr>
           <w:p>
             <w:r>
-              <w:t>Manage data transformation; verify mappings; manage dropdowns/reference lists; add vendors/users; oversee incidents; admin bypass</w:t>
+              <w:t>Submit proposals; enter sample codes; indicate equipment used; upload test files/reports</w:t>
             </w:r>
           </w:p>
         </w:tc>
@@ -1028,7 +837,7 @@
           </w:tcPr>
           <w:p>
             <w:r>
-              <w:t>Admin dashboard; manage transformation engine; manage vendors; manage dropdowns; view/edit tests</w:t>
+              <w:t>Limited to their proposals, SIF codes, uploads</w:t>
             </w:r>
           </w:p>
         </w:tc>
@@ -1037,7 +846,9 @@
             <w:tcW w:type="dxa" w:w="2160"/>
           </w:tcPr>
           <w:p>
-            <w:r/>
+            <w:r>
+              <w:t>External users; separate email-based login</w:t>
+            </w:r>
           </w:p>
         </w:tc>
       </w:tr>
@@ -1048,7 +859,7 @@
           </w:tcPr>
           <w:p>
             <w:r>
-              <w:t>Platform/IT (e.g., Kaushal/Koushal team)</w:t>
+              <w:t>Data Admin</w:t>
             </w:r>
           </w:p>
         </w:tc>
@@ -1058,7 +869,7 @@
           </w:tcPr>
           <w:p>
             <w:r>
-              <w:t>Provision internal users; manage external vendor licenses; AAD integration; platform access</w:t>
+              <w:t>Oversee data quality; manage dropdowns; category mapping; bypass approvals; user mgmt; verify transformation; manage intermediate/output files; admin all tests</w:t>
             </w:r>
           </w:p>
         </w:tc>
@@ -1068,7 +879,7 @@
           </w:tcPr>
           <w:p>
             <w:r>
-              <w:t>Backend/platform controls</w:t>
+              <w:t>Admin view (all tests, admin menus)</w:t>
             </w:r>
           </w:p>
         </w:tc>
@@ -1077,7 +888,135 @@
             <w:tcW w:type="dxa" w:w="2160"/>
           </w:tcPr>
           <w:p>
-            <w:r/>
+            <w:r>
+              <w:t>Can add vendors/internal users (with platform support); requires post-completion edit capability</w:t>
+            </w:r>
+          </w:p>
+        </w:tc>
+      </w:tr>
+      <w:tr>
+        <w:tc>
+          <w:tcPr>
+            <w:tcW w:type="dxa" w:w="2160"/>
+          </w:tcPr>
+          <w:p>
+            <w:r>
+              <w:t>Platform/IT (AD/Access)</w:t>
+            </w:r>
+          </w:p>
+        </w:tc>
+        <w:tc>
+          <w:tcPr>
+            <w:tcW w:type="dxa" w:w="2160"/>
+          </w:tcPr>
+          <w:p>
+            <w:r>
+              <w:t>Provision access/licenses for users (internal and external)</w:t>
+            </w:r>
+          </w:p>
+        </w:tc>
+        <w:tc>
+          <w:tcPr>
+            <w:tcW w:type="dxa" w:w="2160"/>
+          </w:tcPr>
+          <w:p>
+            <w:r>
+              <w:t>N/A</w:t>
+            </w:r>
+          </w:p>
+        </w:tc>
+        <w:tc>
+          <w:tcPr>
+            <w:tcW w:type="dxa" w:w="2160"/>
+          </w:tcPr>
+          <w:p>
+            <w:r>
+              <w:t>External vendor licenses incur cost; internal users no cost</w:t>
+            </w:r>
+          </w:p>
+        </w:tc>
+      </w:tr>
+      <w:tr>
+        <w:tc>
+          <w:tcPr>
+            <w:tcW w:type="dxa" w:w="2160"/>
+          </w:tcPr>
+          <w:p>
+            <w:r>
+              <w:t>Power Apps Support (Vendor)</w:t>
+            </w:r>
+          </w:p>
+        </w:tc>
+        <w:tc>
+          <w:tcPr>
+            <w:tcW w:type="dxa" w:w="2160"/>
+          </w:tcPr>
+          <w:p>
+            <w:r>
+              <w:t>Incident resolution for app workflow</w:t>
+            </w:r>
+          </w:p>
+        </w:tc>
+        <w:tc>
+          <w:tcPr>
+            <w:tcW w:type="dxa" w:w="2160"/>
+          </w:tcPr>
+          <w:p>
+            <w:r>
+              <w:t>N/A</w:t>
+            </w:r>
+          </w:p>
+        </w:tc>
+        <w:tc>
+          <w:tcPr>
+            <w:tcW w:type="dxa" w:w="2160"/>
+          </w:tcPr>
+          <w:p>
+            <w:r>
+              <w:t>One resource (Power Apps) for incidents only</w:t>
+            </w:r>
+          </w:p>
+        </w:tc>
+      </w:tr>
+      <w:tr>
+        <w:tc>
+          <w:tcPr>
+            <w:tcW w:type="dxa" w:w="2160"/>
+          </w:tcPr>
+          <w:p>
+            <w:r>
+              <w:t>Python/Transformation Support (Vendor)</w:t>
+            </w:r>
+          </w:p>
+        </w:tc>
+        <w:tc>
+          <w:tcPr>
+            <w:tcW w:type="dxa" w:w="2160"/>
+          </w:tcPr>
+          <w:p>
+            <w:r>
+              <w:t>Incident resolution for transformation engine</w:t>
+            </w:r>
+          </w:p>
+        </w:tc>
+        <w:tc>
+          <w:tcPr>
+            <w:tcW w:type="dxa" w:w="2160"/>
+          </w:tcPr>
+          <w:p>
+            <w:r>
+              <w:t>N/A</w:t>
+            </w:r>
+          </w:p>
+        </w:tc>
+        <w:tc>
+          <w:tcPr>
+            <w:tcW w:type="dxa" w:w="2160"/>
+          </w:tcPr>
+          <w:p>
+            <w:r>
+              <w:t>One resource (Python) for incidents only</w:t>
+            </w:r>
           </w:p>
         </w:tc>
       </w:tr>
@@ -1095,7 +1034,7 @@
         <w:pStyle w:val="Heading2"/>
       </w:pPr>
       <w:r>
-        <w:t>Access &amp; Authentication</w:t>
+        <w:t>Stakeholder Portal – Sensory Workflow</w:t>
       </w:r>
     </w:p>
     <w:p>
@@ -1103,7 +1042,7 @@
         <w:pStyle w:val="ListNumber"/>
       </w:pPr>
       <w:r>
-        <w:t>FR-1: The system shall authenticate internal users via McCain Azure Active Directory (AAD).</w:t>
+        <w:t>FR-1: The system shall provide a pre-approval step for the one-pager before any RFP is sent to vendors, requiring Line Manager and Sensory Director approval.</w:t>
       </w:r>
     </w:p>
     <w:p>
@@ -1111,7 +1050,7 @@
         <w:pStyle w:val="ListNumber"/>
       </w:pPr>
       <w:r>
-        <w:t>FR-2: The system shall authenticate external vendor users with vendor-specific credentials provisioned based on email.</w:t>
+        <w:t>FR-2: The system shall allow authorized users (Sensory UX Lead) to edit RFP/one-pager fields prior to vendor submission and, if edited after vendor submission, shall propagate changes to impacted vendors and trigger re-approval.</w:t>
       </w:r>
     </w:p>
     <w:p>
@@ -1119,7 +1058,7 @@
         <w:pStyle w:val="ListNumber"/>
       </w:pPr>
       <w:r>
-        <w:t>FR-3: The system shall restrict vendor portal access to proposal submission, SIF code/equipment/packaging entry, raw data/report uploads, and view-only of relevant test details.</w:t>
+        <w:t>FR-3: The system shall route one-pager approvals to Line Manager and Sensory Director with approve/reject and comment capture; rejections shall return the item to the Sensory UX Lead for revision.</w:t>
       </w:r>
     </w:p>
     <w:p>
@@ -1127,15 +1066,15 @@
         <w:pStyle w:val="ListNumber"/>
       </w:pPr>
       <w:r>
-        <w:t>FR-4: The system shall present role-based dashboards for Sensory UX Lead, Line Manager, Sensory Director, R&amp;D Lead, Analytical Lead, Data Admin, and Vendor.</w:t>
+        <w:t>FR-4: The system shall support multi-user collaboration on active tests, allowing more than one Sensory UX team member to edit the same test workflow stages as configured by the owner.</w:t>
       </w:r>
     </w:p>
     <w:p>
       <w:pPr>
-        <w:pStyle w:val="Heading2"/>
+        <w:pStyle w:val="ListNumber"/>
       </w:pPr>
       <w:r>
-        <w:t>Pre-RFP, RFP &amp; Approvals</w:t>
+        <w:t>FR-5: The system shall capture SIF (product info, cooking instructions, holding protocol, delivery simulation, equipment) and allow bulk copy/paste of SIF entries from spreadsheets.</w:t>
       </w:r>
     </w:p>
     <w:p>
@@ -1143,7 +1082,7 @@
         <w:pStyle w:val="ListNumber"/>
       </w:pPr>
       <w:r>
-        <w:t>FR-5: The system shall provide a pre-RFP one-pager approval stage for Line Manager and Sensory Director prior to sending the RFP to vendors.</w:t>
+        <w:t>FR-6: The system shall support projects without SIF (non-product research) by allowing test creation and progression without SIF dependencies.</w:t>
       </w:r>
     </w:p>
     <w:p>
@@ -1151,7 +1090,7 @@
         <w:pStyle w:val="ListNumber"/>
       </w:pPr>
       <w:r>
-        <w:t>FR-6: The system shall allow LM/SD to comment and request changes on the one-pager and allow Sensory UX Lead to resubmit for approval.</w:t>
+        <w:t>FR-7: The system shall capture micro clearance date from the R&amp;D Lead and display clearance status to the Vendor.</w:t>
       </w:r>
     </w:p>
     <w:p>
@@ -1159,7 +1098,7 @@
         <w:pStyle w:val="ListNumber"/>
       </w:pPr>
       <w:r>
-        <w:t>FR-7: Upon one-pager approval, the system shall propagate approved changes to vendor-facing RFP details and notify selected vendors of updates.</w:t>
+        <w:t>FR-8: The system shall allow the Sensory UX Lead to upload the final McCain report and route it for Line Manager and Sensory Director approval with comments.</w:t>
       </w:r>
     </w:p>
     <w:p>
@@ -1167,7 +1106,7 @@
         <w:pStyle w:val="ListNumber"/>
       </w:pPr>
       <w:r>
-        <w:t>FR-8: The system shall generate a unique ProposalID (YYS####) upon RFP creation and shall create a TestID upon approval.</w:t>
+        <w:t>FR-9: The system shall gate test conclusion: concluding a test shall be blocked until Data Admins confirm Data Transformation completion for the study.</w:t>
       </w:r>
     </w:p>
     <w:p>
@@ -1175,15 +1114,15 @@
         <w:pStyle w:val="ListNumber"/>
       </w:pPr>
       <w:r>
-        <w:t>FR-9: The system shall allow LM and SD to approve or reject with comments both the one-pager and the final Sensory Report.</w:t>
+        <w:t>FR-10: The system shall provide a Completed Tests view where users can view finalized test artifacts and entries.</w:t>
       </w:r>
     </w:p>
     <w:p>
       <w:pPr>
-        <w:pStyle w:val="Heading2"/>
+        <w:pStyle w:val="ListNumber"/>
       </w:pPr>
       <w:r>
-        <w:t>SIF, Test Planning &amp; Non-Product Tests</w:t>
+        <w:t>FR-11: The system shall provide improved search and filter for completed tests (e.g., by region, country, test type, product, status).</w:t>
       </w:r>
     </w:p>
     <w:p>
@@ -1191,7 +1130,7 @@
         <w:pStyle w:val="ListNumber"/>
       </w:pPr>
       <w:r>
-        <w:t>FR-10: The system shall route the Sample Information Form (SIF) to the R&amp;D Lead for completion and to the Sensory UX Lead for review and approval, then to the vendor for codes/equipment/packaging entry.</w:t>
+        <w:t>FR-12: The system shall allow authorized Data Admins to edit test data even after test completion, and such edits shall propagate to the sensory schema tables and downstream reporting.</w:t>
       </w:r>
     </w:p>
     <w:p>
@@ -1199,7 +1138,7 @@
         <w:pStyle w:val="ListNumber"/>
       </w:pPr>
       <w:r>
-        <w:t>FR-11: The system shall support bulk copy/paste or file import to populate SIF fields for multiple samples in one action.</w:t>
+        <w:t>FR-13: The system shall generate a one-pager PowerPoint from entered fields and allow download of the one-pager for sharing.</w:t>
       </w:r>
     </w:p>
     <w:p>
@@ -1207,7 +1146,7 @@
         <w:pStyle w:val="ListNumber"/>
       </w:pPr>
       <w:r>
-        <w:t>FR-12: The system shall allow export of completed SIFs to Excel and PDF formats.</w:t>
+        <w:t>FR-14: The system shall allow export of SIF data to Excel and/or PDF.</w:t>
       </w:r>
     </w:p>
     <w:p>
@@ -1215,15 +1154,15 @@
         <w:pStyle w:val="ListNumber"/>
       </w:pPr>
       <w:r>
-        <w:t>FR-13: The system shall filter dropdown lists by category (e.g., show only Primary Package types in Primary Package Type).</w:t>
+        <w:t>FR-15: The system shall automatically suggest Study Name(s) based on entered Project Number; if a new Study Name is proposed, it shall route to Data Admin for approval and creation in Study Master.</w:t>
       </w:r>
     </w:p>
     <w:p>
       <w:pPr>
-        <w:pStyle w:val="ListNumber"/>
+        <w:pStyle w:val="Heading2"/>
       </w:pPr>
       <w:r>
-        <w:t>FR-14: The system shall support non-product tests by allowing tests to bypass SIF-dependent steps without breaking workflow.</w:t>
+        <w:t>Vendor Portal</w:t>
       </w:r>
     </w:p>
     <w:p>
@@ -1231,15 +1170,15 @@
         <w:pStyle w:val="ListNumber"/>
       </w:pPr>
       <w:r>
-        <w:t>FR-15: The system shall generate and route a Micro Clearance Form (MCF) linked to the TestID for R&amp;D Lead acknowledgment and shall display 'Micro Cleared' status when completed.</w:t>
+        <w:t>FR-16: The system shall allow vendors to view RFP details and submit proposals and cost estimates.</w:t>
       </w:r>
     </w:p>
     <w:p>
       <w:pPr>
-        <w:pStyle w:val="Heading2"/>
+        <w:pStyle w:val="ListNumber"/>
       </w:pPr>
       <w:r>
-        <w:t>Vendor Submissions &amp; File Handling</w:t>
+        <w:t>FR-17: The system shall allow vendors to view SIF (as read-only) and enter sample codes that map to their raw data.</w:t>
       </w:r>
     </w:p>
     <w:p>
@@ -1247,7 +1186,7 @@
         <w:pStyle w:val="ListNumber"/>
       </w:pPr>
       <w:r>
-        <w:t>FR-16: The system shall allow vendors to upload raw sensory data (CSV), screener/questionnaire (as applicable), and sensory reports per test method.</w:t>
+        <w:t>FR-18: The system shall allow vendors to indicate equipment used, selecting from a vendor-specific list or adding new entries.</w:t>
       </w:r>
     </w:p>
     <w:p>
@@ -1255,7 +1194,7 @@
         <w:pStyle w:val="ListNumber"/>
       </w:pPr>
       <w:r>
-        <w:t>FR-17: The system shall store all vendor and internal files in the designated EDP test folder and provide download links to authorized users.</w:t>
+        <w:t>FR-19: The system shall allow vendors to upload files to designated sections (e.g., raw data, reports), with clear on-screen indicators of uploaded vs. missing files.</w:t>
       </w:r>
     </w:p>
     <w:p>
@@ -1263,7 +1202,7 @@
         <w:pStyle w:val="ListNumber"/>
       </w:pPr>
       <w:r>
-        <w:t>FR-18: The system shall send email notifications to the Sensory UX Lead when vendors submit proposals, SIF data, raw data, or reports.</w:t>
+        <w:t>FR-20: The system shall restrict vendors to only their own proposals, samples, and file uploads.</w:t>
       </w:r>
     </w:p>
     <w:p>
@@ -1271,7 +1210,7 @@
         <w:pStyle w:val="ListNumber"/>
       </w:pPr>
       <w:r>
-        <w:t>FR-19: The system shall display visible indicators of uploaded files by section without requiring users to open each link.</w:t>
+        <w:t>FR-21: The system shall notify the Sensory UX Lead via email upon vendor submissions (proposals, files).</w:t>
       </w:r>
     </w:p>
     <w:p>
@@ -1279,7 +1218,7 @@
         <w:pStyle w:val="Heading2"/>
       </w:pPr>
       <w:r>
-        <w:t>Data Transformation &amp; Reference Management</w:t>
+        <w:t>Data Transformation Module</w:t>
       </w:r>
     </w:p>
     <w:p>
@@ -1287,7 +1226,7 @@
         <w:pStyle w:val="ListNumber"/>
       </w:pPr>
       <w:r>
-        <w:t>FR-20: The system shall ingest raw vendor data into an intermediate file and compute question/attribute match scores against the reference list.</w:t>
+        <w:t>FR-22: The system shall allow upload of raw data received from vendors in varying formats.</w:t>
       </w:r>
     </w:p>
     <w:p>
@@ -1295,7 +1234,7 @@
         <w:pStyle w:val="ListNumber"/>
       </w:pPr>
       <w:r>
-        <w:t>FR-21: The system shall flag poor or ambiguous matches for Data Admin verification and allow admins to mark items as remove/mismatch/new and provide corrected IDs or definitions.</w:t>
+        <w:t>FR-23: The system shall generate an Intermediate File that maps submitted questions to database questions with match scores and flags based on configurable thresholds (e.g., exact, check, poor).</w:t>
       </w:r>
     </w:p>
     <w:p>
@@ -1303,7 +1242,7 @@
         <w:pStyle w:val="ListNumber"/>
       </w:pPr>
       <w:r>
-        <w:t>FR-22: The system shall generate an output file normalized for the sensory schema and post it to the SQL database upon Data Admin approval.</w:t>
+        <w:t>FR-24: The system shall allow Data Admins to annotate the Intermediate File with standardized comments (blank=accept, remove, mismatch+[corrected question ID], new+[new question details]).</w:t>
       </w:r>
     </w:p>
     <w:p>
@@ -1311,7 +1250,7 @@
         <w:pStyle w:val="ListNumber"/>
       </w:pPr>
       <w:r>
-        <w:t>FR-23: The system shall provide an in-app UI for managing reference lists, verifying question mappings, and reviewing match score thresholds.</w:t>
+        <w:t>FR-25: The system shall generate the Output File, restructuring responses to the database format (e.g., stacked per respondent/product) and assigning question IDs based on verified mappings.</w:t>
       </w:r>
     </w:p>
     <w:p>
@@ -1319,15 +1258,15 @@
         <w:pStyle w:val="ListNumber"/>
       </w:pPr>
       <w:r>
-        <w:t>FR-24: The system shall log Data Admin transformation decisions (e.g., comments, overrides) for audit.</w:t>
+        <w:t>FR-26: The system shall ingest the Output File into the sensory schema tables only upon completion of mapping verification.</w:t>
       </w:r>
     </w:p>
     <w:p>
       <w:pPr>
-        <w:pStyle w:val="Heading2"/>
+        <w:pStyle w:val="ListNumber"/>
       </w:pPr>
       <w:r>
-        <w:t>Reports, Templates &amp; Search</w:t>
+        <w:t>FR-27: The system shall display and store match scores for each question and provide a dashboard or view to prioritize poor or ambiguous matches for review.</w:t>
       </w:r>
     </w:p>
     <w:p>
@@ -1335,15 +1274,15 @@
         <w:pStyle w:val="ListNumber"/>
       </w:pPr>
       <w:r>
-        <w:t>FR-25: The system shall allow Sensory UX Leads to upload McCain Sensory Reports and route for LM/SD approvals with comment-and-return.</w:t>
+        <w:t>FR-28: The system shall maintain a code legend linking sample codes to products for accurate mapping.</w:t>
       </w:r>
     </w:p>
     <w:p>
       <w:pPr>
-        <w:pStyle w:val="ListNumber"/>
+        <w:pStyle w:val="Heading2"/>
       </w:pPr>
       <w:r>
-        <w:t>FR-26: The system shall generate a one-pager PPT from entered fields and allow users to download it.</w:t>
+        <w:t>Admin &amp; Configuration</w:t>
       </w:r>
     </w:p>
     <w:p>
@@ -1351,7 +1290,7 @@
         <w:pStyle w:val="ListNumber"/>
       </w:pPr>
       <w:r>
-        <w:t>FR-27: The system shall generate a McCain report template (PPT) pre-populated from test fields for downstream use.</w:t>
+        <w:t>FR-29: The system shall allow Data Admins to manage dropdown lists and dependent lists (e.g., country, region) within the app.</w:t>
       </w:r>
     </w:p>
     <w:p>
@@ -1359,15 +1298,15 @@
         <w:pStyle w:val="ListNumber"/>
       </w:pPr>
       <w:r>
-        <w:t>FR-28: The system shall provide enhanced search and filter across completed tests and dashboards (e.g., region, test type, product, status).</w:t>
+        <w:t>FR-30: The system shall allow Data Admins to manage category mapping used by the transformation engine.</w:t>
       </w:r>
     </w:p>
     <w:p>
       <w:pPr>
-        <w:pStyle w:val="Heading2"/>
+        <w:pStyle w:val="ListNumber"/>
       </w:pPr>
       <w:r>
-        <w:t>Collaboration, Ownership &amp; Completion Guardrails</w:t>
+        <w:t>FR-31: The system shall scope dropdowns by category (e.g., primary package type only shows primary options; secondary/delivery types not shown).</w:t>
       </w:r>
     </w:p>
     <w:p>
@@ -1375,7 +1314,7 @@
         <w:pStyle w:val="ListNumber"/>
       </w:pPr>
       <w:r>
-        <w:t>FR-29: The system shall allow multiple authorized users to edit active tests (with appropriate locking or concurrency controls) rather than limiting to a single owner.</w:t>
+        <w:t>FR-32: The system shall provide a bypass approvals feature for admins to advance items when approvers are unavailable, with audit logs.</w:t>
       </w:r>
     </w:p>
     <w:p>
@@ -1383,7 +1322,7 @@
         <w:pStyle w:val="ListNumber"/>
       </w:pPr>
       <w:r>
-        <w:t>FR-30: The system shall permit Line Managers to complete the full test workflow when they are overseeing the test.</w:t>
+        <w:t>FR-33: The system shall allow Data Admins to manage Hold Protocol entries and streamline duplicate terms.</w:t>
       </w:r>
     </w:p>
     <w:p>
@@ -1391,23 +1330,23 @@
         <w:pStyle w:val="ListNumber"/>
       </w:pPr>
       <w:r>
-        <w:t>FR-31: The system shall prevent test conclusion until the Data Admin confirms data transformation completion; if overridden, the system shall require an explicit reason and log the override.</w:t>
+        <w:t>FR-34: The system shall allow Admins to add vendors and internal users within the app and trigger provisioning requests to the platform team for account/license setup.</w:t>
       </w:r>
     </w:p>
     <w:p>
       <w:pPr>
-        <w:pStyle w:val="ListNumber"/>
+        <w:pStyle w:val="Heading2"/>
       </w:pPr>
       <w:r>
-        <w:t>FR-32: The system shall allow Data Admins to edit data after test completion and ensure updates propagate to the sensory schema and Power BI.</w:t>
+        <w:t>Security &amp; Access</w:t>
       </w:r>
     </w:p>
     <w:p>
       <w:pPr>
-        <w:pStyle w:val="Heading2"/>
+        <w:pStyle w:val="ListNumber"/>
       </w:pPr>
       <w:r>
-        <w:t>Study Name Automation &amp; Admin Controls</w:t>
+        <w:t>FR-35: The system shall authenticate external vendors via separate email-based user accounts (not internal AD).</w:t>
       </w:r>
     </w:p>
     <w:p>
@@ -1415,7 +1354,7 @@
         <w:pStyle w:val="ListNumber"/>
       </w:pPr>
       <w:r>
-        <w:t>FR-33: The system shall auto-populate Study Name options based on the entered Project Number; if no match exists, users shall be able to submit a new Study Name request.</w:t>
+        <w:t>FR-36: The system shall authenticate internal stakeholders via Active Directory.</w:t>
       </w:r>
     </w:p>
     <w:p>
@@ -1423,15 +1362,15 @@
         <w:pStyle w:val="ListNumber"/>
       </w:pPr>
       <w:r>
-        <w:t>FR-34: The system shall route new Study Name requests to Data Admin for approval and, upon approval, update the Study Master.</w:t>
+        <w:t>FR-37: The system shall enforce role-based access so that: internal users see their tests and peers' completed tests; vendors see only their items; admins see all.</w:t>
       </w:r>
     </w:p>
     <w:p>
       <w:pPr>
-        <w:pStyle w:val="ListNumber"/>
+        <w:pStyle w:val="Heading2"/>
       </w:pPr>
       <w:r>
-        <w:t>FR-35: The system shall provide an admin UI to manage dropdown lists (including holding protocols) without requiring direct SQL access.</w:t>
+        <w:t>Notifications</w:t>
       </w:r>
     </w:p>
     <w:p>
@@ -1439,7 +1378,7 @@
         <w:pStyle w:val="ListNumber"/>
       </w:pPr>
       <w:r>
-        <w:t>FR-36: The system shall standardize inputs (e.g., normalize blanks/NA/case) and prevent duplicate master data entries where possible.</w:t>
+        <w:t>FR-38: The system shall send email notifications to Sensory UX Leads upon vendor submissions (proposals, files).</w:t>
       </w:r>
     </w:p>
     <w:p>
@@ -1447,7 +1386,31 @@
         <w:pStyle w:val="ListNumber"/>
       </w:pPr>
       <w:r>
-        <w:t>FR-37: The system shall allow Data Admins to request/track provisioning of internal and vendor users and record licensing status (for visibility).</w:t>
+        <w:t>FR-39: The system shall send email notifications to R&amp;D Leads when SIF input is requested.</w:t>
+      </w:r>
+    </w:p>
+    <w:p>
+      <w:pPr>
+        <w:pStyle w:val="ListNumber"/>
+      </w:pPr>
+      <w:r>
+        <w:t>FR-40: The system shall notify approvers (Line Manager, Sensory Director) when items require approval and upon resubmission.</w:t>
+      </w:r>
+    </w:p>
+    <w:p>
+      <w:pPr>
+        <w:pStyle w:val="ListNumber"/>
+      </w:pPr>
+      <w:r>
+        <w:t>FR-41: The system shall notify Data Admins when a new Study Name is proposed or when transformation verification is pending.</w:t>
+      </w:r>
+    </w:p>
+    <w:p>
+      <w:pPr>
+        <w:pStyle w:val="ListNumber"/>
+      </w:pPr>
+      <w:r>
+        <w:t>FR-42: The system shall display an on-screen reminder when a Sensory UX Lead attempts to conclude a test before Data Transformation is marked complete.</w:t>
       </w:r>
     </w:p>
     <w:p>
@@ -1468,18 +1431,18 @@
     </w:p>
     <w:p>
       <w:pPr>
-        <w:pStyle w:val="ListBullet"/>
+        <w:pStyle w:val="ListNumber"/>
       </w:pPr>
       <w:r>
-        <w:t>NFR-1: The system shall provide responsive UI performance for typical workflows (dashboards, forms, uploads) for a global user base (~50–100 users in year one).</w:t>
+        <w:t>NFR-1: The system shall support at least 100 named users globally in the first year.</w:t>
       </w:r>
     </w:p>
     <w:p>
       <w:pPr>
-        <w:pStyle w:val="ListBullet"/>
+        <w:pStyle w:val="ListNumber"/>
       </w:pPr>
       <w:r>
-        <w:t>NFR-2: Background data transformation jobs shall complete within reasonable timeframes relative to dataset size, with status visibility to Data Admins.</w:t>
+        <w:t>NFR-2: The system shall handle concurrent vendor uploads and internal edits without data loss (response time targets to be defined).</w:t>
       </w:r>
     </w:p>
     <w:p>
@@ -1492,34 +1455,26 @@
     </w:p>
     <w:p>
       <w:pPr>
-        <w:pStyle w:val="ListBullet"/>
+        <w:pStyle w:val="ListNumber"/>
       </w:pPr>
       <w:r>
-        <w:t>NFR-3: Internal access shall leverage AAD with least-privilege role-based access controls.</w:t>
+        <w:t>NFR-3: External vendor access shall be isolated from internal AD; accounts are provisioned per vendor email and licensed accordingly.</w:t>
       </w:r>
     </w:p>
     <w:p>
       <w:pPr>
-        <w:pStyle w:val="ListBullet"/>
+        <w:pStyle w:val="ListNumber"/>
       </w:pPr>
       <w:r>
-        <w:t>NFR-4: Vendor access shall use separate credentials and be limited strictly to vendor-specific submission and view-only areas.</w:t>
+        <w:t>NFR-4: Role-based access controls shall be enforced throughout the application and data layers.</w:t>
       </w:r>
     </w:p>
     <w:p>
       <w:pPr>
-        <w:pStyle w:val="ListBullet"/>
+        <w:pStyle w:val="ListNumber"/>
       </w:pPr>
       <w:r>
-        <w:t>NFR-5: Security testing (e.g., vulnerability assessment) shall be performed given external vendor access; identified issues shall be remediated.</w:t>
-      </w:r>
-    </w:p>
-    <w:p>
-      <w:pPr>
-        <w:pStyle w:val="ListBullet"/>
-      </w:pPr>
-      <w:r>
-        <w:t>NFR-6: Files shall be stored securely in the EDP with appropriate permissions; sensitive data shall not be exposed to unauthorized users.</w:t>
+        <w:t>NFR-5: Security testing for the externally accessible vendor portal shall be conducted and documented (scope and tooling TBD).</w:t>
       </w:r>
     </w:p>
     <w:p>
@@ -1532,18 +1487,18 @@
     </w:p>
     <w:p>
       <w:pPr>
-        <w:pStyle w:val="ListBullet"/>
+        <w:pStyle w:val="ListNumber"/>
       </w:pPr>
       <w:r>
-        <w:t>NFR-7: Implement observability/monitoring to detect application availability issues and critical workflow failures (e.g., upload/transform), with alerting to support.</w:t>
+        <w:t>NFR-6: The system shall provide basic availability monitoring and alerting for outages (e.g., URL probes) with notifications to support.</w:t>
       </w:r>
     </w:p>
     <w:p>
       <w:pPr>
-        <w:pStyle w:val="ListBullet"/>
+        <w:pStyle w:val="ListNumber"/>
       </w:pPr>
       <w:r>
-        <w:t>NFR-8: The system shall provide clear error messages and retry mechanisms for transient failures in uploads or transformations.</w:t>
+        <w:t>NFR-7: The system shall provide error handling for failed uploads/transformation steps with clear messages and retry capability.</w:t>
       </w:r>
     </w:p>
     <w:p>
@@ -1556,34 +1511,34 @@
     </w:p>
     <w:p>
       <w:pPr>
-        <w:pStyle w:val="ListBullet"/>
+        <w:pStyle w:val="ListNumber"/>
       </w:pPr>
       <w:r>
-        <w:t>NFR-9: The system shall minimize horizontal scrolling and organize forms for efficient data entry on laptops.</w:t>
+        <w:t>NFR-8: High-usage forms (e.g., SIF, approvals) shall minimize scrolling and lateral navigation and present clear sectioning.</w:t>
       </w:r>
     </w:p>
     <w:p>
       <w:pPr>
-        <w:pStyle w:val="ListBullet"/>
+        <w:pStyle w:val="ListNumber"/>
       </w:pPr>
       <w:r>
-        <w:t>NFR-10: The system shall clearly display uploaded file presence/status per section.</w:t>
+        <w:t>NFR-9: File/link visibility shall clearly indicate uploaded vs. missing items without requiring individual link clicks.</w:t>
       </w:r>
     </w:p>
     <w:p>
       <w:pPr>
-        <w:pStyle w:val="ListBullet"/>
+        <w:pStyle w:val="ListNumber"/>
       </w:pPr>
       <w:r>
-        <w:t>NFR-11: The system shall provide intuitive filters and search to locate tests by key attributes (e.g., region, test type, product).</w:t>
+        <w:t>NFR-10: Bulk operations (copy/paste SIF entries, exports) shall be supported to reduce manual data entry.</w:t>
       </w:r>
     </w:p>
     <w:p>
       <w:pPr>
-        <w:pStyle w:val="ListBullet"/>
+        <w:pStyle w:val="ListNumber"/>
       </w:pPr>
       <w:r>
-        <w:t>NFR-12: Dropdowns shall present context-relevant options only (e.g., category-filtered lists).</w:t>
+        <w:t>NFR-11: Laptop form factor shall be supported as the primary interface.</w:t>
       </w:r>
     </w:p>
     <w:p>
@@ -1596,34 +1551,18 @@
     </w:p>
     <w:p>
       <w:pPr>
-        <w:pStyle w:val="ListBullet"/>
+        <w:pStyle w:val="ListNumber"/>
       </w:pPr>
       <w:r>
-        <w:t>NFR-13: Approval actions (LM/SD), admin bypasses, post-completion edits, and transformation decisions shall be audit-logged with user, timestamp, and details.</w:t>
+        <w:t>NFR-12: All approvals, rejections, comments, and bypass actions shall be logged with user, timestamp, and context.</w:t>
       </w:r>
     </w:p>
     <w:p>
       <w:pPr>
-        <w:pStyle w:val="ListBullet"/>
+        <w:pStyle w:val="ListNumber"/>
       </w:pPr>
       <w:r>
-        <w:t>NFR-14: Vendor submissions and notifications shall be logged for traceability.</w:t>
-      </w:r>
-    </w:p>
-    <w:p>
-      <w:pPr>
-        <w:pStyle w:val="Heading2"/>
-      </w:pPr>
-      <w:r>
-        <w:t>Compliance &amp; Privacy</w:t>
-      </w:r>
-    </w:p>
-    <w:p>
-      <w:pPr>
-        <w:pStyle w:val="ListBullet"/>
-      </w:pPr>
-      <w:r>
-        <w:t>NFR-15: The system shall handle consumer and vendor data in accordance with internal policies and applicable privacy/security standards.</w:t>
+        <w:t>NFR-13: Post-completion edits by Data Admins shall be audited with before/after values and user attribution.</w:t>
       </w:r>
     </w:p>
     <w:p>
@@ -1636,18 +1575,18 @@
     </w:p>
     <w:p>
       <w:pPr>
-        <w:pStyle w:val="ListBullet"/>
+        <w:pStyle w:val="ListNumber"/>
       </w:pPr>
       <w:r>
-        <w:t>NFR-16: Implement standardization rules (e.g., blanks vs NA, case normalization) and validations to reduce duplicate or inconsistent master data.</w:t>
+        <w:t>NFR-14: The system shall standardize common nulls (e.g., blanks, NA) and prevent duplicate master entries through validation.</w:t>
       </w:r>
     </w:p>
     <w:p>
       <w:pPr>
-        <w:pStyle w:val="ListBullet"/>
+        <w:pStyle w:val="ListNumber"/>
       </w:pPr>
       <w:r>
-        <w:t>NFR-17: Provide Data Admin review workflows for low-confidence mappings with clear status indicators.</w:t>
+        <w:t>NFR-15: Dropdowns shall be category-scoped to prevent invalid selections (e.g., primary vs. secondary package types).</w:t>
       </w:r>
     </w:p>
     <w:p>
@@ -1671,7 +1610,7 @@
         <w:pStyle w:val="ListBullet"/>
       </w:pPr>
       <w:r>
-        <w:t>Proposal (ProposalID YYS####); Test (TestID); One-Pager; SIF; Micro Clearance Form (MCF).</w:t>
+        <w:t>Proposal/RFP (one-pager, background, objectives, actions, approvals)</w:t>
       </w:r>
     </w:p>
     <w:p>
@@ -1679,7 +1618,7 @@
         <w:pStyle w:val="ListBullet"/>
       </w:pPr>
       <w:r>
-        <w:t>Vendor; Sensory UX Lead; LM; SD; R&amp;D Lead; Analytical Lead; Data Admin; User/Role.</w:t>
+        <w:t>Test (Sensory; Analytical)</w:t>
       </w:r>
     </w:p>
     <w:p>
@@ -1687,7 +1626,7 @@
         <w:pStyle w:val="ListBullet"/>
       </w:pPr>
       <w:r>
-        <w:t>Product; Sample; Codes (blind codes/legend); Lot Codes; Cooking Instructions; Holding Protocol; Equipment; Packaging; Delivery Scenario.</w:t>
+        <w:t>Sample Information Form (SIF): product info (SKU, lot code, category), cooking instructions, holding protocol, delivery simulation, equipment</w:t>
       </w:r>
     </w:p>
     <w:p>
@@ -1695,7 +1634,7 @@
         <w:pStyle w:val="ListBullet"/>
       </w:pPr>
       <w:r>
-        <w:t>Raw Data (CSV); Screener; Questionnaire; Vendor Sensory Report; McCain Sensory Report; EDP Test Folder.</w:t>
+        <w:t>Micro Clearance (date, status)</w:t>
       </w:r>
     </w:p>
     <w:p>
@@ -1703,7 +1642,79 @@
         <w:pStyle w:val="ListBullet"/>
       </w:pPr>
       <w:r>
-        <w:t>Question/Attribute Reference List; Respondent; Category Mapping; Study; Project Number; Budget/PO (tracking fields).</w:t>
+        <w:t>Vendor (accounts, equipment list)</w:t>
+      </w:r>
+    </w:p>
+    <w:p>
+      <w:pPr>
+        <w:pStyle w:val="ListBullet"/>
+      </w:pPr>
+      <w:r>
+        <w:t>User/Roles (internal AD users, external vendor users)</w:t>
+      </w:r>
+    </w:p>
+    <w:p>
+      <w:pPr>
+        <w:pStyle w:val="ListBullet"/>
+      </w:pPr>
+      <w:r>
+        <w:t>Approvals (LM/Director approvals, bypass)</w:t>
+      </w:r>
+    </w:p>
+    <w:p>
+      <w:pPr>
+        <w:pStyle w:val="ListBullet"/>
+      </w:pPr>
+      <w:r>
+        <w:t>Files/Reports (vendor raw data, vendor reports, McCain report)</w:t>
+      </w:r>
+    </w:p>
+    <w:p>
+      <w:pPr>
+        <w:pStyle w:val="ListBullet"/>
+      </w:pPr>
+      <w:r>
+        <w:t>Raw Data / Intermediate File / Output File (question mappings, scores, comments)</w:t>
+      </w:r>
+    </w:p>
+    <w:p>
+      <w:pPr>
+        <w:pStyle w:val="ListBullet"/>
+      </w:pPr>
+      <w:r>
+        <w:t>Questions/Attributes (reference lists for consumer/descriptive tests)</w:t>
+      </w:r>
+    </w:p>
+    <w:p>
+      <w:pPr>
+        <w:pStyle w:val="ListBullet"/>
+      </w:pPr>
+      <w:r>
+        <w:t>Category Mapping (product categories to attribute sets)</w:t>
+      </w:r>
+    </w:p>
+    <w:p>
+      <w:pPr>
+        <w:pStyle w:val="ListBullet"/>
+      </w:pPr>
+      <w:r>
+        <w:t>Hold Protocol / Packaging Types</w:t>
+      </w:r>
+    </w:p>
+    <w:p>
+      <w:pPr>
+        <w:pStyle w:val="ListBullet"/>
+      </w:pPr>
+      <w:r>
+        <w:t>Project Number / Study Master (mapping)</w:t>
+      </w:r>
+    </w:p>
+    <w:p>
+      <w:pPr>
+        <w:pStyle w:val="ListBullet"/>
+      </w:pPr>
+      <w:r>
+        <w:t>Budget/PO Tracking (PO number, raised/received, cost)</w:t>
       </w:r>
     </w:p>
     <w:p>
@@ -1719,7 +1730,7 @@
         <w:pStyle w:val="ListBullet"/>
       </w:pPr>
       <w:r>
-        <w:t>RFP/One-Pager: Background, Objectives, Actions, Vendors selected, Cost Estimate, Currency.</w:t>
+        <w:t>Project Number: drives Study Name suggestions; new entries require admin approval.</w:t>
       </w:r>
     </w:p>
     <w:p>
@@ -1727,7 +1738,7 @@
         <w:pStyle w:val="ListBullet"/>
       </w:pPr>
       <w:r>
-        <w:t>SIF: Product details, Cooking Instructions, Holding Protocol, Equipment, Packaging types, Sample Codes, Lot Codes.</w:t>
+        <w:t>Study Name: unique within Project Number context where applicable.</w:t>
       </w:r>
     </w:p>
     <w:p>
@@ -1735,7 +1746,7 @@
         <w:pStyle w:val="ListBullet"/>
       </w:pPr>
       <w:r>
-        <w:t>MCF: Micro clearance date acknowledgment.</w:t>
+        <w:t>Product: SKU, lot code, category; sample codes (vendor-provided) must map to products in code legend.</w:t>
       </w:r>
     </w:p>
     <w:p>
@@ -1743,7 +1754,7 @@
         <w:pStyle w:val="ListBullet"/>
       </w:pPr>
       <w:r>
-        <w:t>Validation: Category-filtered dropdowns (e.g., primary package vs secondary/delivery vessel).</w:t>
+        <w:t>Micro Clearance: date required for non-production samples prior to testing.</w:t>
       </w:r>
     </w:p>
     <w:p>
@@ -1751,7 +1762,7 @@
         <w:pStyle w:val="ListBullet"/>
       </w:pPr>
       <w:r>
-        <w:t>Validation: Required fields, code legend alignment to raw data, file-type checks for CSV uploads.</w:t>
+        <w:t>PO Tracking: PO number, raised/received dates, cost (for internal tracking only).</w:t>
       </w:r>
     </w:p>
     <w:p>
@@ -1759,7 +1770,23 @@
         <w:pStyle w:val="ListBullet"/>
       </w:pPr>
       <w:r>
-        <w:t>Standardization: Normalize blanks/NA; enforce consistent casing to avoid duplicate masters.</w:t>
+        <w:t>Transformation: question ID, match score, comment (remove/mismatch/new) must be validated before ingestion.</w:t>
+      </w:r>
+    </w:p>
+    <w:p>
+      <w:pPr>
+        <w:pStyle w:val="ListBullet"/>
+      </w:pPr>
+      <w:r>
+        <w:t>Dropdown scoping: primary/secondary/delivery types separated and validated per field.</w:t>
+      </w:r>
+    </w:p>
+    <w:p>
+      <w:pPr>
+        <w:pStyle w:val="ListBullet"/>
+      </w:pPr>
+      <w:r>
+        <w:t>Standardization: normalize blanks/NA; prevent duplicate master entries (e.g., hold protocol terms).</w:t>
       </w:r>
     </w:p>
     <w:p>
@@ -1775,7 +1802,7 @@
         <w:pStyle w:val="ListBullet"/>
       </w:pPr>
       <w:r>
-        <w:t>Mapping confidence thresholds shall flag poor/ambiguous matches for review.</w:t>
+        <w:t>Match scores must be recorded for all mapped questions and flagged when below configurable thresholds for review.</w:t>
       </w:r>
     </w:p>
     <w:p>
@@ -1783,7 +1810,7 @@
         <w:pStyle w:val="ListBullet"/>
       </w:pPr>
       <w:r>
-        <w:t>Transformation decisions (remove/mismatch/new) shall be captured and reflected in output.</w:t>
+        <w:t>Intermediate File comments must be one of: blank (accept), remove, mismatch+[correct ID], new+[details].</w:t>
       </w:r>
     </w:p>
     <w:p>
@@ -1791,7 +1818,15 @@
         <w:pStyle w:val="ListBullet"/>
       </w:pPr>
       <w:r>
-        <w:t>Post-completion edits by Data Admin shall overwrite prior values with audit trail.</w:t>
+        <w:t>SIF entries must not be saved with invalid dropdown selections (scoped lists only).</w:t>
+      </w:r>
+    </w:p>
+    <w:p>
+      <w:pPr>
+        <w:pStyle w:val="ListBullet"/>
+      </w:pPr>
+      <w:r>
+        <w:t>New Study Names require admin review to avoid duplicates.</w:t>
       </w:r>
     </w:p>
     <w:p>
@@ -1815,15 +1850,15 @@
         <w:pStyle w:val="ListBullet2"/>
       </w:pPr>
       <w:r>
-        <w:t>Power Apps (Stakeholder portal, Vendor portal); SQL DB (R&amp;D schema, Sensory schema); Power BI; EDP (e.g., SharePoint); Power Automate; AAD.</w:t>
+        <w:t>Power Apps application (Stakeholder &amp; Vendor Portals).</w:t>
       </w:r>
     </w:p>
     <w:p>
       <w:pPr>
-        <w:pStyle w:val="ListBullet"/>
+        <w:pStyle w:val="ListBullet2"/>
       </w:pPr>
       <w:r>
-        <w:t>Direction / triggers / frequency:</w:t>
+        <w:t>Azure SQL Database (sensory schema; ~35 tables total across app and sensory schemas; 19 initial sensor schema tables).</w:t>
       </w:r>
     </w:p>
     <w:p>
@@ -1831,7 +1866,7 @@
         <w:pStyle w:val="ListBullet2"/>
       </w:pPr>
       <w:r>
-        <w:t>Vendor uploads (CSV/reports) -&gt; EDP storage -&gt; notifications -&gt; transformation -&gt; sensory schema ingestion.</w:t>
+        <w:t>Power BI reports (consuming sensory schema tables).</w:t>
       </w:r>
     </w:p>
     <w:p>
@@ -1839,7 +1874,7 @@
         <w:pStyle w:val="ListBullet2"/>
       </w:pPr>
       <w:r>
-        <w:t>Approvals and workflow transitions -&gt; email notifications via Power Automate.</w:t>
+        <w:t>Active Directory for internal users; external email-based accounts for vendors.</w:t>
       </w:r>
     </w:p>
     <w:p>
@@ -1847,7 +1882,7 @@
         <w:pStyle w:val="ListBullet2"/>
       </w:pPr>
       <w:r>
-        <w:t>Holding tables in app (R&amp;D schema) until test completion -&gt; push to sensory schema.</w:t>
+        <w:t>Email notifications for workflow events.</w:t>
       </w:r>
     </w:p>
     <w:p>
@@ -1855,7 +1890,7 @@
         <w:pStyle w:val="ListBullet"/>
       </w:pPr>
       <w:r>
-        <w:t>Error handling expectations (if stated):</w:t>
+        <w:t>Direction / data flow:</w:t>
       </w:r>
     </w:p>
     <w:p>
@@ -1863,15 +1898,63 @@
         <w:pStyle w:val="ListBullet2"/>
       </w:pPr>
       <w:r>
-        <w:t>Flag failed uploads/transforms, provide visibility to Data Admin, allow retry/resubmission.</w:t>
+        <w:t>Vendor uploads → Data Transformation (raw → intermediate → output) → sensory schema tables → Power BI.</w:t>
       </w:r>
     </w:p>
     <w:p>
       <w:pPr>
+        <w:pStyle w:val="ListBullet2"/>
+      </w:pPr>
+      <w:r>
+        <w:t>Stakeholder inputs (RFP, SIF, approvals) → app tables → (on completion) persisted to sensory schema.</w:t>
+      </w:r>
+    </w:p>
+    <w:p>
+      <w:pPr>
         <w:pStyle w:val="ListBullet"/>
       </w:pPr>
       <w:r>
-        <w:t>Future (out of scope for this phase): Integrations to SAP/Coupa (PO/vendor master) and TraceGains.</w:t>
+        <w:t>Triggers/events/frequency:</w:t>
+      </w:r>
+    </w:p>
+    <w:p>
+      <w:pPr>
+        <w:pStyle w:val="ListBullet2"/>
+      </w:pPr>
+      <w:r>
+        <w:t>Notifications on vendor submissions, approval requests, SIF requests, transformation pending/completed, and test conclusion attempts.</w:t>
+      </w:r>
+    </w:p>
+    <w:p>
+      <w:pPr>
+        <w:pStyle w:val="ListBullet"/>
+      </w:pPr>
+      <w:r>
+        <w:t>Error handling expectations:</w:t>
+      </w:r>
+    </w:p>
+    <w:p>
+      <w:pPr>
+        <w:pStyle w:val="ListBullet2"/>
+      </w:pPr>
+      <w:r>
+        <w:t>Clear error messages on failed uploads/transformation; ability to re-upload raw/intermediate files; do not ingest to final tables until verification complete.</w:t>
+      </w:r>
+    </w:p>
+    <w:p>
+      <w:pPr>
+        <w:pStyle w:val="ListBullet"/>
+      </w:pPr>
+      <w:r>
+        <w:t>Future (out of scope this phase):</w:t>
+      </w:r>
+    </w:p>
+    <w:p>
+      <w:pPr>
+        <w:pStyle w:val="ListBullet2"/>
+      </w:pPr>
+      <w:r>
+        <w:t>Potential integration with SAP/Coupa for vendor master/PO; supplier/spec platforms (e.g., TraceGains).</w:t>
       </w:r>
     </w:p>
     <w:p>
@@ -1895,7 +1978,7 @@
         <w:pStyle w:val="ListBullet2"/>
       </w:pPr>
       <w:r>
-        <w:t>Power BI reports on tests by product, region, test type; completed vs active; vendor submissions; mapping quality indicators (admin).</w:t>
+        <w:t>Power BI reports showing products tested, results, count of tests by region and test types.</w:t>
       </w:r>
     </w:p>
     <w:p>
@@ -1911,7 +1994,7 @@
         <w:pStyle w:val="ListBullet2"/>
       </w:pPr>
       <w:r>
-        <w:t>Region, Test Type (Consumer Quant, DA-Spectrum, QA-QDA, Other), Product, Status, Vendor, Date.</w:t>
+        <w:t>Region, country, test type (consumer/descriptive/analytical), product, status.</w:t>
       </w:r>
     </w:p>
     <w:p>
@@ -1927,7 +2010,7 @@
         <w:pStyle w:val="ListBullet2"/>
       </w:pPr>
       <w:r>
-        <w:t>Sensory UX Leads, LMs, SDs, R&amp;D Leads, Analytical Leads, Data Admins.</w:t>
+        <w:t>Internal stakeholders (Sensory UX Leads, R&amp;D Leads, Line Managers, Sensory Directors, Data Admins).</w:t>
       </w:r>
     </w:p>
     <w:p>
@@ -1951,7 +2034,7 @@
         <w:pStyle w:val="ListBullet2"/>
       </w:pPr>
       <w:r>
-        <w:t>Not stated; desire for observability and proactive monitoring given global user base and vendor access.</w:t>
+        <w:t>None stated for response times or availability; performance/security testing status unclear.</w:t>
       </w:r>
     </w:p>
     <w:p>
@@ -1967,7 +2050,15 @@
         <w:pStyle w:val="ListBullet2"/>
       </w:pPr>
       <w:r>
-        <w:t>Incident-only support by vendor (1 Power Apps developer, 1 Python engineer) post-hypercare; Data Admins track incidents (~45 logged).</w:t>
+        <w:t>Incident-only support by vendor: one Power Apps developer and one Python (transformation) engineer; issues tracked in internal tooling and Excel; reactive monitoring.</w:t>
+      </w:r>
+    </w:p>
+    <w:p>
+      <w:pPr>
+        <w:pStyle w:val="ListBullet"/>
+      </w:pPr>
+      <w:r>
+        <w:t>User provisioning via platform/IT; external vendor licenses required.</w:t>
       </w:r>
     </w:p>
     <w:p>
@@ -1991,7 +2082,7 @@
         <w:pStyle w:val="ListBullet2"/>
       </w:pPr>
       <w:r>
-        <w:t>Data transformation matching accuracy lower than expected; supervised learning not improving matching over time.</w:t>
+        <w:t>UX limitations may hinder adoption and efficiency.</w:t>
       </w:r>
     </w:p>
     <w:p>
@@ -1999,7 +2090,7 @@
         <w:pStyle w:val="ListBullet2"/>
       </w:pPr>
       <w:r>
-        <w:t>UX limitations may persist due to platform constraints; user frustration and productivity impacts.</w:t>
+        <w:t>Low transformation match accuracy increases manual workload and risk of errors.</w:t>
       </w:r>
     </w:p>
     <w:p>
@@ -2007,7 +2098,7 @@
         <w:pStyle w:val="ListBullet2"/>
       </w:pPr>
       <w:r>
-        <w:t>Lack of performance/security testing and observability increases operational risk with external access.</w:t>
+        <w:t>No confirmed security/performance testing for external vendor portal exposure.</w:t>
       </w:r>
     </w:p>
     <w:p>
@@ -2015,7 +2106,15 @@
         <w:pStyle w:val="ListBullet2"/>
       </w:pPr>
       <w:r>
-        <w:t>Single-vendor incident support may constrain enhancement velocity.</w:t>
+        <w:t>Lack of availability monitoring leads to reactive issue discovery.</w:t>
+      </w:r>
+    </w:p>
+    <w:p>
+      <w:pPr>
+        <w:pStyle w:val="ListBullet2"/>
+      </w:pPr>
+      <w:r>
+        <w:t>Post-completion edit capability without proper audit could impact data integrity if not well controlled.</w:t>
       </w:r>
     </w:p>
     <w:p>
@@ -2031,7 +2130,7 @@
         <w:pStyle w:val="ListBullet2"/>
       </w:pPr>
       <w:r>
-        <w:t>Power Apps, SQL (R&amp;D &amp; sensory schemas), Power Automate, EDP (SharePoint), Power BI, AAD.</w:t>
+        <w:t>Platform/IT for user provisioning and external license management.</w:t>
       </w:r>
     </w:p>
     <w:p>
@@ -2039,7 +2138,23 @@
         <w:pStyle w:val="ListBullet2"/>
       </w:pPr>
       <w:r>
-        <w:t>Platform team for user provisioning; vendor licenses for external users; LM/SD availability for approvals.</w:t>
+        <w:t>Vendor support (Power Apps, Python) for incident resolution and potential enhancements.</w:t>
+      </w:r>
+    </w:p>
+    <w:p>
+      <w:pPr>
+        <w:pStyle w:val="ListBullet2"/>
+      </w:pPr>
+      <w:r>
+        <w:t>Power BI for reporting consumption; Azure SQL sensory schema for final data.</w:t>
+      </w:r>
+    </w:p>
+    <w:p>
+      <w:pPr>
+        <w:pStyle w:val="ListBullet2"/>
+      </w:pPr>
+      <w:r>
+        <w:t>External vendors for timely proposal/data submissions.</w:t>
       </w:r>
     </w:p>
     <w:p>
@@ -2063,7 +2178,7 @@
         <w:pStyle w:val="ListBullet2"/>
       </w:pPr>
       <w:r>
-        <w:t>Initial go-live: ~2025-03-01 (development Oct 2024–Feb 2025; UAT and stabilization followed).</w:t>
+        <w:t>Requirements finalized: October 2024 (Phase 1).</w:t>
       </w:r>
     </w:p>
     <w:p>
@@ -2071,7 +2186,7 @@
         <w:pStyle w:val="ListBullet2"/>
       </w:pPr>
       <w:r>
-        <w:t>Phase 2: Ballpark estimate requested by 2025-06-06; verbal estimate discussed of 3–6 months subject to team sizing and parallelization.</w:t>
+        <w:t>Go-live: Early March 2025; ~3 months in production as of May 30, 2025.</w:t>
       </w:r>
     </w:p>
     <w:p>
@@ -2087,7 +2202,7 @@
         <w:pStyle w:val="ListBullet2"/>
       </w:pPr>
       <w:r>
-        <w:t>Not specified; expectation to prioritize high-impact UX and transformation features and deliver iteratively.</w:t>
+        <w:t>Phase 2 window discussed as 3–6 months (to be refined based on detailed sizing).</w:t>
       </w:r>
     </w:p>
     <w:p>
@@ -2103,7 +2218,7 @@
         <w:pStyle w:val="ListNumber"/>
       </w:pPr>
       <w:r>
-        <w:t>OQ-1: Scope and design details for the pre-RFP one-pager (exact fields, approval SLAs, change propagation rules to vendor RFP).</w:t>
+        <w:t>OQ-1: What are the target response times and concurrency expectations for key workflows (e.g., SIF save, file upload)?</w:t>
       </w:r>
     </w:p>
     <w:p>
@@ -2111,7 +2226,7 @@
         <w:pStyle w:val="ListNumber"/>
       </w:pPr>
       <w:r>
-        <w:t>OQ-2: Post-completion edit governance: who can edit which fields, required approvals (if any), and audit/reporting requirements.</w:t>
+        <w:t>OQ-2: What security testing (if any) has been completed for the external vendor portal, and what additional testing is required (scope, tools, timing)?</w:t>
       </w:r>
     </w:p>
     <w:p>
@@ -2119,7 +2234,7 @@
         <w:pStyle w:val="ListNumber"/>
       </w:pPr>
       <w:r>
-        <w:t>OQ-3: Data transformation improvements: target matching accuracy, acceptable thresholds, and whether supervised learning will be implemented.</w:t>
+        <w:t>OQ-3: What availability monitoring and alerting approach should be implemented (tooling, alert recipients, thresholds)?</w:t>
       </w:r>
     </w:p>
     <w:p>
@@ -2127,7 +2242,7 @@
         <w:pStyle w:val="ListNumber"/>
       </w:pPr>
       <w:r>
-        <w:t>OQ-4: Collaboration model: locking vs. concurrent editing for multiple editors on a single active test.</w:t>
+        <w:t>OQ-4: What is the acceptable transformation match accuracy threshold for auto-accept vs. review (define score bands)?</w:t>
       </w:r>
     </w:p>
     <w:p>
@@ -2135,7 +2250,7 @@
         <w:pStyle w:val="ListNumber"/>
       </w:pPr>
       <w:r>
-        <w:t>OQ-5: Non-product tests: required metadata and minimal steps when SIF is bypassed.</w:t>
+        <w:t>OQ-5: Who approves post-completion edits by Data Admins, and what audit/reporting is required for such edits?</w:t>
       </w:r>
     </w:p>
     <w:p>
@@ -2143,7 +2258,7 @@
         <w:pStyle w:val="ListNumber"/>
       </w:pPr>
       <w:r>
-        <w:t>OQ-6: SIF bulk import format (e.g., Excel template) and validation rules.</w:t>
+        <w:t>OQ-6: Define the exact one-pager PPT template fields and layout for automated export.</w:t>
       </w:r>
     </w:p>
     <w:p>
@@ -2151,7 +2266,7 @@
         <w:pStyle w:val="ListNumber"/>
       </w:pPr>
       <w:r>
-        <w:t>OQ-7: One-pager and McCain report PPT templates: final layouts and fields to auto-populate.</w:t>
+        <w:t>OQ-7: Confirm the full list of dropdowns requiring scoping (e.g., primary vs. secondary package types) and authoritative value lists.</w:t>
       </w:r>
     </w:p>
     <w:p>
@@ -2159,7 +2274,7 @@
         <w:pStyle w:val="ListNumber"/>
       </w:pPr>
       <w:r>
-        <w:t>OQ-8: Test completion guard: confirm whether a hard block is required vs. overridable confirmation, and ownership of the 'transformation complete' signal.</w:t>
+        <w:t>OQ-8: For non-product research projects, what minimum fields are required to create and complete a test without SIF?</w:t>
       </w:r>
     </w:p>
     <w:p>
@@ -2167,7 +2282,7 @@
         <w:pStyle w:val="ListNumber"/>
       </w:pPr>
       <w:r>
-        <w:t>OQ-9: Study Name automation: definitive mapping rules for Project Number → Study Name and approval workflow for new entries.</w:t>
+        <w:t>OQ-9: Should Line Managers have full Sensory Lead capabilities when overseeing testing, or a subset? Specify permissions.</w:t>
       </w:r>
     </w:p>
     <w:p>
@@ -2175,7 +2290,7 @@
         <w:pStyle w:val="ListNumber"/>
       </w:pPr>
       <w:r>
-        <w:t>OQ-10: Security/performance testing scope, tools, owners, and acceptance criteria; monitoring/alerting tool selection.</w:t>
+        <w:t>OQ-10: What filters/search criteria are required for Completed Tests (final list) and should these be mirrored in Power BI?</w:t>
       </w:r>
     </w:p>
     <w:p>
@@ -2183,7 +2298,7 @@
         <w:pStyle w:val="ListNumber"/>
       </w:pPr>
       <w:r>
-        <w:t>OQ-11: Dropdown taxonomy for packaging/holding/delivery categories to drive context-relevant options.</w:t>
+        <w:t>OQ-11: Confirm expected user growth beyond 100 users and any regional constraints that impact access or data residency.</w:t>
       </w:r>
     </w:p>
     <w:p>
@@ -2191,7 +2306,7 @@
         <w:pStyle w:val="ListNumber"/>
       </w:pPr>
       <w:r>
-        <w:t>OQ-12: Any usage analytics/reporting requirements (e.g., user logins, active tests by region) to track adoption and ROI.</w:t>
+        <w:t>OQ-12: Are there near-term integration priorities (e.g., SAP/Coupa for PO fields) that must be designed for, even if not delivered in Phase 2?</w:t>
       </w:r>
     </w:p>
     <w:p>
@@ -2207,7 +2322,7 @@
         <w:pStyle w:val="ListBullet"/>
       </w:pPr>
       <w:r>
-        <w:t>Primary notes used: INPUTS_TEXT (Meeting transcript: RnD Sensory - Roadmap Discussion-20250530_173643).</w:t>
+        <w:t>Primary notes used: INPUTS_TEXT (RnD Sensory - Roadmap Discussion-20250530 meeting transcript).</w:t>
       </w:r>
     </w:p>
     <w:p>
@@ -2215,7 +2330,7 @@
         <w:pStyle w:val="ListBullet"/>
       </w:pPr>
       <w:r>
-        <w:t>Brownfield notes used: Final Sensory Workflow - Flow Diagram.pdf.</w:t>
+        <w:t>Brownfield notes used: None provided.</w:t>
       </w:r>
     </w:p>
     <w:sectPr>
